--- a/documentacion/documentacion_Parqueo.docx
+++ b/documentacion/documentacion_Parqueo.docx
@@ -2088,15 +2088,7 @@
     </w:p>
     <w:p>
       <w:r>
-        <w:t xml:space="preserve">Existe una problemática de </w:t>
-      </w:r>
-      <w:proofErr w:type="gramStart"/>
-      <w:r>
-        <w:t>que</w:t>
-      </w:r>
-      <w:proofErr w:type="gramEnd"/>
-      <w:r>
-        <w:t xml:space="preserve"> e</w:t>
+        <w:t>Existe una problemática de que e</w:t>
       </w:r>
       <w:r>
         <w:t>n muchos parqueos, como los de comercios, edificios, instituciones o terrenos privados, el control de los vehículos todavía se hace de forma manual. Se anotan las placas y las horas en un cuaderno o en hojas sueltas, y el cobro se calcula a mano o de memoria. Aunque este método parece sencillo, tiene varias desventajas que afectan tanto a quien administra el parqueo como a quienes lo utilizan.</w:t>
@@ -2151,15 +2143,7 @@
     <w:p>
       <w:r>
         <w:lastRenderedPageBreak/>
-        <w:t xml:space="preserve">Finalmente, el proyecto tiene un valor práctico y de crecimiento a futuro. Aunque en esta etapa se plantea una solución básica, la estructura de la base de datos y la organización del código permiten ampliarla más adelante, por </w:t>
-      </w:r>
-      <w:proofErr w:type="gramStart"/>
-      <w:r>
-        <w:t>ejemplo</w:t>
-      </w:r>
-      <w:proofErr w:type="gramEnd"/>
-      <w:r>
-        <w:t xml:space="preserve"> agregando nuevos tipos de vehículo, reportes de ingresos o un control de usuarios con inicio de sesión. De esta forma, el sistema no solo cumple con los requisitos del curso, sino que también representa una solución real que podría adaptarse a las necesidades de un parqueo pequeño.</w:t>
+        <w:t>Finalmente, el proyecto tiene un valor práctico y de crecimiento a futuro. Aunque en esta etapa se plantea una solución básica, la estructura de la base de datos y la organización del código permiten ampliarla más adelante, por ejemplo agregando nuevos tipos de vehículo, reportes de ingresos o un control de usuarios con inicio de sesión. De esta forma, el sistema no solo cumple con los requisitos del curso, sino que también representa una solución real que podría adaptarse a las necesidades de un parqueo pequeño.</w:t>
       </w:r>
     </w:p>
     <w:p/>
@@ -2600,7 +2584,6 @@
                 <w:rFonts w:ascii="Times New Roman" w:hAnsi="Times New Roman"/>
               </w:rPr>
             </w:pPr>
-            <w:proofErr w:type="gramStart"/>
             <w:r>
               <w:rPr>
                 <w:rFonts w:ascii="Times New Roman" w:hAnsi="Times New Roman"/>
@@ -2619,7 +2602,6 @@
               </w:rPr>
               <w:t>Clientes</w:t>
             </w:r>
-            <w:proofErr w:type="gramEnd"/>
           </w:p>
         </w:tc>
       </w:tr>
@@ -2713,16 +2695,8 @@
               <w:rPr>
                 <w:rFonts w:ascii="Times New Roman" w:hAnsi="Times New Roman"/>
               </w:rPr>
-              <w:t xml:space="preserve"> con los clientes registrados. Se puede buscar por cédula o nombre. Al seleccionar un cliente, sus datos se cargan para editarlos, y para eliminar se pide confirmación. No se permite eliminar a un cliente que tenga vehículos </w:t>
-            </w:r>
-            <w:proofErr w:type="gramStart"/>
-            <w:r>
-              <w:rPr>
-                <w:rFonts w:ascii="Times New Roman" w:hAnsi="Times New Roman"/>
-              </w:rPr>
-              <w:t>asociados..</w:t>
-            </w:r>
-            <w:proofErr w:type="gramEnd"/>
+              <w:t xml:space="preserve"> con los clientes registrados. Se puede buscar por cédula o nombre. Al seleccionar un cliente, sus datos se cargan para editarlos, y para eliminar se pide confirmación. No se permite eliminar a un cliente que tenga vehículos asociados..</w:t>
+            </w:r>
           </w:p>
         </w:tc>
       </w:tr>
@@ -5326,6 +5300,130 @@
         <w:t xml:space="preserve"> y set. Cuando programes las clases, mantén esos mismos nombres para que el diagrama coincida con tu código.</w:t>
       </w:r>
     </w:p>
+    <w:p/>
+    <w:p/>
+    <w:p/>
+    <w:p>
+      <w:pPr>
+        <w:jc w:val="center"/>
+      </w:pPr>
+    </w:p>
+    <w:p>
+      <w:pPr>
+        <w:jc w:val="center"/>
+      </w:pPr>
+    </w:p>
+    <w:p>
+      <w:pPr>
+        <w:rPr>
+          <w:b/>
+          <w:bCs/>
+        </w:rPr>
+      </w:pPr>
+      <w:r>
+        <w:rPr>
+          <w:b/>
+          <w:bCs/>
+        </w:rPr>
+        <w:lastRenderedPageBreak/>
+        <w:t>Figura 4</w:t>
+      </w:r>
+    </w:p>
+    <w:p>
+      <w:r>
+        <w:drawing>
+          <wp:anchor distT="0" distB="0" distL="114300" distR="114300" simplePos="0" relativeHeight="251659264" behindDoc="0" locked="0" layoutInCell="1" allowOverlap="1" wp14:anchorId="12B60C01" wp14:editId="38B56A6C">
+            <wp:simplePos x="0" y="0"/>
+            <wp:positionH relativeFrom="column">
+              <wp:posOffset>-270510</wp:posOffset>
+            </wp:positionH>
+            <wp:positionV relativeFrom="paragraph">
+              <wp:posOffset>328930</wp:posOffset>
+            </wp:positionV>
+            <wp:extent cx="6188075" cy="2476500"/>
+            <wp:effectExtent l="0" t="0" r="3175" b="0"/>
+            <wp:wrapSquare wrapText="bothSides"/>
+            <wp:docPr id="1579664049" name="Imagen 1"/>
+            <wp:cNvGraphicFramePr>
+              <a:graphicFrameLocks xmlns:a="http://schemas.openxmlformats.org/drawingml/2006/main" noChangeAspect="1"/>
+            </wp:cNvGraphicFramePr>
+            <a:graphic xmlns:a="http://schemas.openxmlformats.org/drawingml/2006/main">
+              <a:graphicData uri="http://schemas.openxmlformats.org/drawingml/2006/picture">
+                <pic:pic xmlns:pic="http://schemas.openxmlformats.org/drawingml/2006/picture">
+                  <pic:nvPicPr>
+                    <pic:cNvPr id="1579664049" name=""/>
+                    <pic:cNvPicPr/>
+                  </pic:nvPicPr>
+                  <pic:blipFill>
+                    <a:blip r:embed="rId11">
+                      <a:extLst>
+                        <a:ext uri="{28A0092B-C50C-407E-A947-70E740481C1C}">
+                          <a14:useLocalDpi xmlns:a14="http://schemas.microsoft.com/office/drawing/2010/main" val="0"/>
+                        </a:ext>
+                      </a:extLst>
+                    </a:blip>
+                    <a:stretch>
+                      <a:fillRect/>
+                    </a:stretch>
+                  </pic:blipFill>
+                  <pic:spPr>
+                    <a:xfrm>
+                      <a:off x="0" y="0"/>
+                      <a:ext cx="6188075" cy="2476500"/>
+                    </a:xfrm>
+                    <a:prstGeom prst="rect">
+                      <a:avLst/>
+                    </a:prstGeom>
+                  </pic:spPr>
+                </pic:pic>
+              </a:graphicData>
+            </a:graphic>
+            <wp14:sizeRelH relativeFrom="margin">
+              <wp14:pctWidth>0</wp14:pctWidth>
+            </wp14:sizeRelH>
+            <wp14:sizeRelV relativeFrom="margin">
+              <wp14:pctHeight>0</wp14:pctHeight>
+            </wp14:sizeRelV>
+          </wp:anchor>
+        </w:drawing>
+      </w:r>
+    </w:p>
+    <w:p/>
+    <w:p>
+      <w:pPr>
+        <w:pStyle w:val="Descripcin"/>
+        <w:jc w:val="both"/>
+        <w:rPr>
+          <w:rFonts w:ascii="Times New Roman" w:hAnsi="Times New Roman" w:cs="Times New Roman"/>
+        </w:rPr>
+      </w:pPr>
+      <w:r>
+        <w:rPr>
+          <w:rFonts w:ascii="Times New Roman" w:hAnsi="Times New Roman" w:cs="Times New Roman"/>
+        </w:rPr>
+        <w:t xml:space="preserve">Idea de diseño </w:t>
+      </w:r>
+      <w:r>
+        <w:rPr>
+          <w:rFonts w:ascii="Times New Roman" w:hAnsi="Times New Roman" w:cs="Times New Roman"/>
+        </w:rPr>
+        <w:t>preliminar</w:t>
+      </w:r>
+    </w:p>
+    <w:p>
+      <w:r>
+        <w:t>La siguiente imagen presenta una idea inicial del diseño de la interfaz principal del Sistema de Gestión de Parqueo. Esta propuesta tiene como finalidad mostrar de manera general cómo podría organizarse el menú y distribuirse sus principales opciones. Se trata de un diseño preliminar, por lo que está sujeto a cambios, mejoras y actualizaciones durante el desarrollo del proyecto, de acuerdo con las necesidades identificadas y los ajustes que se consideren necesarios para lograr una interfaz funcional, ordenada y fácil de utilizar.</w:t>
+      </w:r>
+    </w:p>
+    <w:p/>
+    <w:p/>
+    <w:p/>
+    <w:p/>
+    <w:p>
+      <w:r>
+        <w:br w:type="textWrapping" w:clear="all"/>
+      </w:r>
+    </w:p>
     <w:p>
       <w:pPr>
         <w:pStyle w:val="Ttulo1"/>
@@ -5367,7 +5465,7 @@
                     <pic:cNvPicPr/>
                   </pic:nvPicPr>
                   <pic:blipFill>
-                    <a:blip r:embed="rId11"/>
+                    <a:blip r:embed="rId12"/>
                     <a:stretch>
                       <a:fillRect/>
                     </a:stretch>
@@ -5841,13 +5939,8 @@
             <w:tcW w:w="1854" w:type="dxa"/>
           </w:tcPr>
           <w:p>
-            <w:proofErr w:type="gramStart"/>
-            <w:r>
-              <w:t>VARCHAR(</w:t>
-            </w:r>
-            <w:proofErr w:type="gramEnd"/>
-            <w:r>
-              <w:t>15)</w:t>
+            <w:r>
+              <w:t>VARCHAR(15)</w:t>
             </w:r>
           </w:p>
         </w:tc>
@@ -5903,13 +5996,8 @@
             <w:tcW w:w="1854" w:type="dxa"/>
           </w:tcPr>
           <w:p>
-            <w:proofErr w:type="gramStart"/>
-            <w:r>
-              <w:t>VARCHAR(</w:t>
-            </w:r>
-            <w:proofErr w:type="gramEnd"/>
-            <w:r>
-              <w:t>80)</w:t>
+            <w:r>
+              <w:t>VARCHAR(80)</w:t>
             </w:r>
           </w:p>
         </w:tc>
@@ -5961,13 +6049,8 @@
             <w:tcW w:w="1854" w:type="dxa"/>
           </w:tcPr>
           <w:p>
-            <w:proofErr w:type="gramStart"/>
-            <w:r>
-              <w:t>VARCHAR(</w:t>
-            </w:r>
-            <w:proofErr w:type="gramEnd"/>
-            <w:r>
-              <w:t>15)</w:t>
+            <w:r>
+              <w:t>VARCHAR(15)</w:t>
             </w:r>
           </w:p>
         </w:tc>
@@ -5999,6 +6082,7 @@
         </w:tc>
       </w:tr>
     </w:tbl>
+    <w:p/>
     <w:p/>
     <w:p>
       <w:r>
@@ -6232,13 +6316,8 @@
             <w:tcW w:w="1853" w:type="dxa"/>
           </w:tcPr>
           <w:p>
-            <w:proofErr w:type="gramStart"/>
-            <w:r>
-              <w:t>VARCHAR(</w:t>
-            </w:r>
-            <w:proofErr w:type="gramEnd"/>
-            <w:r>
-              <w:t>1</w:t>
+            <w:r>
+              <w:t>VARCHAR(1</w:t>
             </w:r>
             <w:r>
               <w:t>0</w:t>
@@ -6300,11 +6379,9 @@
             <w:tcW w:w="1853" w:type="dxa"/>
           </w:tcPr>
           <w:p>
-            <w:proofErr w:type="gramStart"/>
             <w:r>
               <w:t>VARCHAR(</w:t>
             </w:r>
-            <w:proofErr w:type="gramEnd"/>
             <w:r>
               <w:t>10</w:t>
             </w:r>
@@ -6359,11 +6436,9 @@
             <w:tcW w:w="1853" w:type="dxa"/>
           </w:tcPr>
           <w:p>
-            <w:proofErr w:type="gramStart"/>
             <w:r>
               <w:t>VARCHAR(</w:t>
             </w:r>
-            <w:proofErr w:type="gramEnd"/>
             <w:r>
               <w:t>40</w:t>
             </w:r>
@@ -6418,13 +6493,8 @@
             <w:tcW w:w="1853" w:type="dxa"/>
           </w:tcPr>
           <w:p>
-            <w:proofErr w:type="gramStart"/>
-            <w:r>
-              <w:t>VARCHAR(</w:t>
-            </w:r>
-            <w:proofErr w:type="gramEnd"/>
-            <w:r>
-              <w:t>30)</w:t>
+            <w:r>
+              <w:t>VARCHAR(30)</w:t>
             </w:r>
           </w:p>
         </w:tc>
@@ -6513,7 +6583,6 @@
         </w:tc>
       </w:tr>
     </w:tbl>
-    <w:p/>
     <w:p/>
     <w:p/>
     <w:p/>
@@ -6583,11 +6652,9 @@
             <w:shd w:val="clear" w:color="auto" w:fill="F2CEED" w:themeFill="accent5" w:themeFillTint="33"/>
           </w:tcPr>
           <w:p>
-            <w:proofErr w:type="spellStart"/>
             <w:r>
               <w:t>Campo</w:t>
             </w:r>
-            <w:proofErr w:type="spellEnd"/>
           </w:p>
         </w:tc>
         <w:tc>
@@ -6820,11 +6887,9 @@
             <w:tcW w:w="1853" w:type="dxa"/>
           </w:tcPr>
           <w:p>
-            <w:proofErr w:type="gramStart"/>
             <w:r>
               <w:t>VARCHAR(</w:t>
             </w:r>
-            <w:proofErr w:type="gramEnd"/>
             <w:r>
               <w:t>10</w:t>
             </w:r>
@@ -6879,11 +6944,9 @@
             <w:tcW w:w="1853" w:type="dxa"/>
           </w:tcPr>
           <w:p>
-            <w:proofErr w:type="gramStart"/>
             <w:r>
               <w:t>VARCHAR(</w:t>
             </w:r>
-            <w:proofErr w:type="gramEnd"/>
             <w:r>
               <w:t>12</w:t>
             </w:r>
@@ -7394,13 +7457,8 @@
             <w:tcW w:w="1853" w:type="dxa"/>
           </w:tcPr>
           <w:p>
-            <w:proofErr w:type="gramStart"/>
-            <w:r>
-              <w:t>DECIMAL(</w:t>
-            </w:r>
-            <w:proofErr w:type="gramEnd"/>
-            <w:r>
-              <w:t>10,2)</w:t>
+            <w:r>
+              <w:t>DECIMAL(10,2)</w:t>
             </w:r>
           </w:p>
         </w:tc>
@@ -7453,7 +7511,7 @@
     </w:p>
     <w:p/>
     <w:sectPr>
-      <w:footerReference w:type="default" r:id="rId12"/>
+      <w:footerReference w:type="default" r:id="rId13"/>
       <w:pgSz w:w="12240" w:h="15840"/>
       <w:pgMar w:top="1417" w:right="1701" w:bottom="1417" w:left="1701" w:header="708" w:footer="708" w:gutter="0"/>
       <w:cols w:space="708"/>

--- a/documentacion/documentacion_Parqueo.docx
+++ b/documentacion/documentacion_Parqueo.docx
@@ -4,19 +4,16 @@
   <w:body>
     <w:p>
       <w:pPr>
-        <w:spacing w:line="480" w:lineRule="auto"/>
         <w:jc w:val="center"/>
         <w:rPr>
-          <w:rFonts w:ascii="Times New Roman" w:hAnsi="Times New Roman" w:cs="Times New Roman"/>
-          <w:sz w:val="24"/>
+          <w:rFonts w:cs="Times New Roman"/>
           <w:szCs w:val="24"/>
         </w:rPr>
       </w:pPr>
       <w:r>
         <w:rPr>
-          <w:rFonts w:ascii="Times New Roman" w:hAnsi="Times New Roman" w:cs="Times New Roman"/>
+          <w:rFonts w:cs="Times New Roman"/>
           <w:noProof/>
-          <w:sz w:val="24"/>
           <w:szCs w:val="24"/>
         </w:rPr>
         <w:drawing>
@@ -78,40 +75,33 @@
     </w:p>
     <w:p>
       <w:pPr>
-        <w:spacing w:line="480" w:lineRule="auto"/>
         <w:jc w:val="center"/>
         <w:rPr>
-          <w:rFonts w:ascii="Times New Roman" w:hAnsi="Times New Roman" w:cs="Times New Roman"/>
-          <w:sz w:val="24"/>
+          <w:rFonts w:cs="Times New Roman"/>
           <w:szCs w:val="24"/>
         </w:rPr>
       </w:pPr>
     </w:p>
     <w:p>
       <w:pPr>
-        <w:spacing w:line="480" w:lineRule="auto"/>
         <w:jc w:val="center"/>
         <w:rPr>
-          <w:rFonts w:ascii="Times New Roman" w:hAnsi="Times New Roman" w:cs="Times New Roman"/>
-          <w:sz w:val="24"/>
+          <w:rFonts w:cs="Times New Roman"/>
           <w:szCs w:val="24"/>
         </w:rPr>
       </w:pPr>
     </w:p>
     <w:p>
       <w:pPr>
-        <w:spacing w:line="480" w:lineRule="auto"/>
         <w:jc w:val="center"/>
         <w:rPr>
-          <w:rFonts w:ascii="Times New Roman" w:hAnsi="Times New Roman" w:cs="Times New Roman"/>
-          <w:sz w:val="24"/>
+          <w:rFonts w:cs="Times New Roman"/>
           <w:szCs w:val="24"/>
         </w:rPr>
       </w:pPr>
       <w:r>
         <w:rPr>
-          <w:rFonts w:ascii="Times New Roman" w:hAnsi="Times New Roman" w:cs="Times New Roman"/>
-          <w:sz w:val="24"/>
+          <w:rFonts w:cs="Times New Roman"/>
           <w:szCs w:val="24"/>
         </w:rPr>
         <w:t>Universidad Internacional San Isidro Labrador.</w:t>
@@ -119,34 +109,29 @@
     </w:p>
     <w:p>
       <w:pPr>
-        <w:spacing w:line="480" w:lineRule="auto"/>
         <w:jc w:val="center"/>
         <w:rPr>
-          <w:rFonts w:ascii="Times New Roman" w:hAnsi="Times New Roman" w:cs="Times New Roman"/>
-          <w:sz w:val="24"/>
+          <w:rFonts w:cs="Times New Roman"/>
           <w:szCs w:val="24"/>
         </w:rPr>
       </w:pPr>
       <w:r>
         <w:rPr>
-          <w:rFonts w:ascii="Times New Roman" w:hAnsi="Times New Roman" w:cs="Times New Roman"/>
-          <w:sz w:val="24"/>
+          <w:rFonts w:cs="Times New Roman"/>
           <w:szCs w:val="24"/>
         </w:rPr>
         <w:t xml:space="preserve">Facultad de </w:t>
       </w:r>
       <w:r>
         <w:rPr>
-          <w:rFonts w:ascii="Times New Roman" w:hAnsi="Times New Roman" w:cs="Times New Roman"/>
-          <w:sz w:val="24"/>
+          <w:rFonts w:cs="Times New Roman"/>
           <w:szCs w:val="24"/>
         </w:rPr>
         <w:t>Ingeniería en Sistemas</w:t>
       </w:r>
       <w:r>
         <w:rPr>
-          <w:rFonts w:ascii="Times New Roman" w:hAnsi="Times New Roman" w:cs="Times New Roman"/>
-          <w:sz w:val="24"/>
+          <w:rFonts w:cs="Times New Roman"/>
           <w:szCs w:val="24"/>
         </w:rPr>
         <w:t>.</w:t>
@@ -154,26 +139,22 @@
     </w:p>
     <w:p>
       <w:pPr>
-        <w:spacing w:line="480" w:lineRule="auto"/>
         <w:jc w:val="center"/>
         <w:rPr>
-          <w:rFonts w:ascii="Times New Roman" w:hAnsi="Times New Roman" w:cs="Times New Roman"/>
-          <w:sz w:val="24"/>
+          <w:rFonts w:cs="Times New Roman"/>
           <w:szCs w:val="24"/>
         </w:rPr>
       </w:pPr>
       <w:r>
         <w:rPr>
-          <w:rFonts w:ascii="Times New Roman" w:hAnsi="Times New Roman" w:cs="Times New Roman"/>
-          <w:sz w:val="24"/>
+          <w:rFonts w:cs="Times New Roman"/>
           <w:szCs w:val="24"/>
         </w:rPr>
         <w:t xml:space="preserve">Avance #1 del proyecto: </w:t>
       </w:r>
       <w:r>
         <w:rPr>
-          <w:rFonts w:ascii="Times New Roman" w:hAnsi="Times New Roman" w:cs="Times New Roman"/>
-          <w:sz w:val="24"/>
+          <w:rFonts w:cs="Times New Roman"/>
           <w:szCs w:val="24"/>
         </w:rPr>
         <w:t>Sistema de Gestión de Parqueo</w:t>
@@ -181,26 +162,22 @@
     </w:p>
     <w:p>
       <w:pPr>
-        <w:spacing w:line="480" w:lineRule="auto"/>
         <w:jc w:val="center"/>
         <w:rPr>
-          <w:rFonts w:ascii="Times New Roman" w:hAnsi="Times New Roman" w:cs="Times New Roman"/>
-          <w:sz w:val="24"/>
+          <w:rFonts w:cs="Times New Roman"/>
           <w:szCs w:val="24"/>
         </w:rPr>
       </w:pPr>
       <w:r>
         <w:rPr>
-          <w:rFonts w:ascii="Times New Roman" w:hAnsi="Times New Roman" w:cs="Times New Roman"/>
-          <w:sz w:val="24"/>
+          <w:rFonts w:cs="Times New Roman"/>
           <w:szCs w:val="24"/>
         </w:rPr>
         <w:t xml:space="preserve">Curso: </w:t>
       </w:r>
       <w:r>
         <w:rPr>
-          <w:rFonts w:ascii="Times New Roman" w:hAnsi="Times New Roman" w:cs="Times New Roman"/>
-          <w:sz w:val="24"/>
+          <w:rFonts w:cs="Times New Roman"/>
           <w:szCs w:val="24"/>
         </w:rPr>
         <w:t>ISB-13 Programación II</w:t>
@@ -208,19 +185,16 @@
     </w:p>
     <w:p>
       <w:pPr>
-        <w:spacing w:line="480" w:lineRule="auto"/>
         <w:jc w:val="center"/>
         <w:rPr>
-          <w:rFonts w:ascii="Times New Roman" w:hAnsi="Times New Roman" w:cs="Times New Roman"/>
-          <w:sz w:val="24"/>
+          <w:rFonts w:cs="Times New Roman"/>
           <w:szCs w:val="24"/>
           <w:lang w:val="en-US"/>
         </w:rPr>
       </w:pPr>
       <w:r>
         <w:rPr>
-          <w:rFonts w:ascii="Times New Roman" w:hAnsi="Times New Roman" w:cs="Times New Roman"/>
-          <w:sz w:val="24"/>
+          <w:rFonts w:cs="Times New Roman"/>
           <w:szCs w:val="24"/>
           <w:lang w:val="en-US"/>
         </w:rPr>
@@ -228,8 +202,7 @@
       </w:r>
       <w:r>
         <w:rPr>
-          <w:rFonts w:ascii="Times New Roman" w:hAnsi="Times New Roman" w:cs="Times New Roman"/>
-          <w:sz w:val="24"/>
+          <w:rFonts w:cs="Times New Roman"/>
           <w:szCs w:val="24"/>
           <w:lang w:val="en-US"/>
         </w:rPr>
@@ -238,19 +211,16 @@
     </w:p>
     <w:p>
       <w:pPr>
-        <w:spacing w:line="480" w:lineRule="auto"/>
         <w:jc w:val="center"/>
         <w:rPr>
-          <w:rFonts w:ascii="Times New Roman" w:hAnsi="Times New Roman" w:cs="Times New Roman"/>
-          <w:sz w:val="24"/>
+          <w:rFonts w:cs="Times New Roman"/>
           <w:szCs w:val="24"/>
         </w:rPr>
       </w:pPr>
       <w:proofErr w:type="spellStart"/>
       <w:r>
         <w:rPr>
-          <w:rFonts w:ascii="Times New Roman" w:hAnsi="Times New Roman" w:cs="Times New Roman"/>
-          <w:sz w:val="24"/>
+          <w:rFonts w:cs="Times New Roman"/>
           <w:szCs w:val="24"/>
           <w:lang w:val="en-US"/>
         </w:rPr>
@@ -259,8 +229,7 @@
       <w:proofErr w:type="spellEnd"/>
       <w:r>
         <w:rPr>
-          <w:rFonts w:ascii="Times New Roman" w:hAnsi="Times New Roman" w:cs="Times New Roman"/>
-          <w:sz w:val="24"/>
+          <w:rFonts w:cs="Times New Roman"/>
           <w:szCs w:val="24"/>
           <w:lang w:val="en-US"/>
         </w:rPr>
@@ -268,8 +237,7 @@
       </w:r>
       <w:r>
         <w:rPr>
-          <w:rFonts w:ascii="Times New Roman" w:hAnsi="Times New Roman" w:cs="Times New Roman"/>
-          <w:sz w:val="24"/>
+          <w:rFonts w:cs="Times New Roman"/>
           <w:szCs w:val="24"/>
         </w:rPr>
         <w:t>Joshua Granados Loría</w:t>
@@ -277,27 +245,23 @@
     </w:p>
     <w:p>
       <w:pPr>
-        <w:spacing w:line="480" w:lineRule="auto"/>
         <w:jc w:val="center"/>
         <w:rPr>
-          <w:rFonts w:ascii="Times New Roman" w:hAnsi="Times New Roman" w:cs="Times New Roman"/>
-          <w:sz w:val="24"/>
+          <w:rFonts w:cs="Times New Roman"/>
           <w:szCs w:val="24"/>
           <w:lang w:val="en-US"/>
         </w:rPr>
       </w:pPr>
       <w:r>
         <w:rPr>
-          <w:rFonts w:ascii="Times New Roman" w:hAnsi="Times New Roman" w:cs="Times New Roman"/>
-          <w:sz w:val="24"/>
+          <w:rFonts w:cs="Times New Roman"/>
           <w:szCs w:val="24"/>
         </w:rPr>
         <w:t>Fecha de entrega</w:t>
       </w:r>
       <w:r>
         <w:rPr>
-          <w:rFonts w:ascii="Times New Roman" w:hAnsi="Times New Roman" w:cs="Times New Roman"/>
-          <w:sz w:val="24"/>
+          <w:rFonts w:cs="Times New Roman"/>
           <w:szCs w:val="24"/>
           <w:lang w:val="en-US"/>
         </w:rPr>
@@ -306,50 +270,41 @@
     </w:p>
     <w:p>
       <w:pPr>
-        <w:spacing w:line="480" w:lineRule="auto"/>
-        <w:rPr>
-          <w:rFonts w:ascii="Times New Roman" w:hAnsi="Times New Roman" w:cs="Times New Roman"/>
-          <w:sz w:val="24"/>
+        <w:rPr>
+          <w:rFonts w:cs="Times New Roman"/>
           <w:szCs w:val="24"/>
         </w:rPr>
       </w:pPr>
     </w:p>
     <w:p>
       <w:pPr>
-        <w:spacing w:line="480" w:lineRule="auto"/>
         <w:jc w:val="center"/>
         <w:rPr>
-          <w:rFonts w:ascii="Times New Roman" w:hAnsi="Times New Roman" w:cs="Times New Roman"/>
-          <w:sz w:val="24"/>
+          <w:rFonts w:cs="Times New Roman"/>
           <w:szCs w:val="24"/>
         </w:rPr>
       </w:pPr>
     </w:p>
     <w:p>
       <w:pPr>
-        <w:spacing w:line="480" w:lineRule="auto"/>
         <w:jc w:val="center"/>
         <w:rPr>
-          <w:rFonts w:ascii="Times New Roman" w:hAnsi="Times New Roman" w:cs="Times New Roman"/>
-          <w:sz w:val="24"/>
+          <w:rFonts w:cs="Times New Roman"/>
           <w:szCs w:val="24"/>
         </w:rPr>
       </w:pPr>
     </w:p>
     <w:p>
       <w:pPr>
-        <w:spacing w:line="480" w:lineRule="auto"/>
         <w:jc w:val="center"/>
         <w:rPr>
-          <w:rFonts w:ascii="Times New Roman" w:hAnsi="Times New Roman" w:cs="Times New Roman"/>
-          <w:sz w:val="24"/>
+          <w:rFonts w:cs="Times New Roman"/>
           <w:szCs w:val="24"/>
         </w:rPr>
       </w:pPr>
       <w:r>
         <w:rPr>
-          <w:rFonts w:ascii="Times New Roman" w:hAnsi="Times New Roman" w:cs="Times New Roman"/>
-          <w:sz w:val="24"/>
+          <w:rFonts w:cs="Times New Roman"/>
           <w:szCs w:val="24"/>
         </w:rPr>
         <w:t>Notas del Autor</w:t>
@@ -357,122 +312,106 @@
     </w:p>
     <w:p>
       <w:pPr>
-        <w:spacing w:line="480" w:lineRule="auto"/>
         <w:jc w:val="center"/>
         <w:rPr>
-          <w:rFonts w:ascii="Times New Roman" w:hAnsi="Times New Roman" w:cs="Times New Roman"/>
-          <w:sz w:val="24"/>
+          <w:rFonts w:cs="Times New Roman"/>
           <w:szCs w:val="24"/>
         </w:rPr>
       </w:pPr>
       <w:r>
         <w:rPr>
-          <w:rFonts w:ascii="Times New Roman" w:hAnsi="Times New Roman" w:cs="Times New Roman"/>
-          <w:sz w:val="24"/>
+          <w:rFonts w:cs="Times New Roman"/>
           <w:szCs w:val="24"/>
         </w:rPr>
         <w:t>El presente trabajo es requisito para optar por la aprobación del curso</w:t>
       </w:r>
       <w:r>
         <w:rPr>
-          <w:rFonts w:ascii="Times New Roman" w:hAnsi="Times New Roman" w:cs="Times New Roman"/>
-          <w:sz w:val="24"/>
+          <w:rFonts w:cs="Times New Roman"/>
           <w:szCs w:val="24"/>
         </w:rPr>
         <w:t xml:space="preserve"> </w:t>
       </w:r>
       <w:r>
         <w:rPr>
-          <w:rFonts w:ascii="Times New Roman" w:hAnsi="Times New Roman" w:cs="Times New Roman"/>
-          <w:sz w:val="24"/>
+          <w:rFonts w:cs="Times New Roman"/>
           <w:szCs w:val="24"/>
         </w:rPr>
         <w:t xml:space="preserve">PROGRAMACIÓN </w:t>
       </w:r>
       <w:r>
         <w:rPr>
-          <w:rFonts w:ascii="Times New Roman" w:hAnsi="Times New Roman" w:cs="Times New Roman"/>
-          <w:sz w:val="24"/>
+          <w:rFonts w:cs="Times New Roman"/>
           <w:szCs w:val="24"/>
         </w:rPr>
         <w:t>II</w:t>
       </w:r>
       <w:r>
         <w:rPr>
-          <w:rFonts w:ascii="Times New Roman" w:hAnsi="Times New Roman" w:cs="Times New Roman"/>
-          <w:sz w:val="24"/>
+          <w:rFonts w:cs="Times New Roman"/>
           <w:szCs w:val="24"/>
         </w:rPr>
         <w:t>, código del curso: ISB-</w:t>
       </w:r>
       <w:r>
         <w:rPr>
-          <w:rFonts w:ascii="Times New Roman" w:hAnsi="Times New Roman" w:cs="Times New Roman"/>
-          <w:sz w:val="24"/>
+          <w:rFonts w:cs="Times New Roman"/>
           <w:szCs w:val="24"/>
         </w:rPr>
         <w:t>13</w:t>
       </w:r>
       <w:r>
         <w:rPr>
-          <w:rFonts w:ascii="Times New Roman" w:hAnsi="Times New Roman" w:cs="Times New Roman"/>
-          <w:sz w:val="24"/>
+          <w:rFonts w:cs="Times New Roman"/>
           <w:szCs w:val="24"/>
         </w:rPr>
         <w:t>, del Bachillerato en</w:t>
       </w:r>
       <w:r>
         <w:rPr>
-          <w:rFonts w:ascii="Times New Roman" w:hAnsi="Times New Roman" w:cs="Times New Roman"/>
-          <w:sz w:val="24"/>
+          <w:rFonts w:cs="Times New Roman"/>
           <w:szCs w:val="24"/>
         </w:rPr>
         <w:t xml:space="preserve"> </w:t>
       </w:r>
       <w:r>
         <w:rPr>
-          <w:rFonts w:ascii="Times New Roman" w:hAnsi="Times New Roman" w:cs="Times New Roman"/>
-          <w:sz w:val="24"/>
+          <w:rFonts w:cs="Times New Roman"/>
           <w:szCs w:val="24"/>
         </w:rPr>
         <w:t>Ingeniería de Sistemas, en la Universidad Internacional San Isidro Labrador. Para</w:t>
       </w:r>
       <w:r>
         <w:rPr>
-          <w:rFonts w:ascii="Times New Roman" w:hAnsi="Times New Roman" w:cs="Times New Roman"/>
-          <w:sz w:val="24"/>
+          <w:rFonts w:cs="Times New Roman"/>
           <w:szCs w:val="24"/>
         </w:rPr>
         <w:t xml:space="preserve"> </w:t>
       </w:r>
       <w:r>
         <w:rPr>
-          <w:rFonts w:ascii="Times New Roman" w:hAnsi="Times New Roman" w:cs="Times New Roman"/>
-          <w:sz w:val="24"/>
+          <w:rFonts w:cs="Times New Roman"/>
           <w:szCs w:val="24"/>
         </w:rPr>
         <w:t xml:space="preserve">contactar al autor escriba por correo electrónico </w:t>
       </w:r>
       <w:r>
         <w:rPr>
-          <w:rFonts w:ascii="Times New Roman" w:hAnsi="Times New Roman" w:cs="Times New Roman"/>
-          <w:sz w:val="24"/>
+          <w:rFonts w:cs="Times New Roman"/>
           <w:szCs w:val="24"/>
         </w:rPr>
         <w:t>a:</w:t>
       </w:r>
       <w:r>
         <w:rPr>
-          <w:rFonts w:ascii="Times New Roman" w:hAnsi="Times New Roman" w:cs="Times New Roman"/>
-          <w:sz w:val="24"/>
+          <w:rFonts w:cs="Times New Roman"/>
           <w:szCs w:val="24"/>
         </w:rPr>
         <w:t xml:space="preserve"> </w:t>
       </w:r>
       <w:r>
         <w:rPr>
-          <w:rFonts w:ascii="Times New Roman" w:hAnsi="Times New Roman" w:cs="Times New Roman"/>
-          <w:sz w:val="24"/>
+          <w:rFonts w:cs="Times New Roman"/>
           <w:szCs w:val="24"/>
           <w:u w:val="single"/>
         </w:rPr>
@@ -480,8 +419,7 @@
       </w:r>
       <w:r>
         <w:rPr>
-          <w:rFonts w:ascii="Times New Roman" w:hAnsi="Times New Roman" w:cs="Times New Roman"/>
-          <w:sz w:val="24"/>
+          <w:rFonts w:cs="Times New Roman"/>
           <w:szCs w:val="24"/>
           <w:u w:val="single"/>
         </w:rPr>
@@ -490,10 +428,8 @@
     </w:p>
     <w:p>
       <w:pPr>
-        <w:spacing w:line="480" w:lineRule="auto"/>
-        <w:rPr>
-          <w:rFonts w:ascii="Times New Roman" w:hAnsi="Times New Roman" w:cs="Times New Roman"/>
-          <w:sz w:val="24"/>
+        <w:rPr>
+          <w:rFonts w:cs="Times New Roman"/>
           <w:szCs w:val="24"/>
         </w:rPr>
       </w:pPr>
@@ -518,7 +454,9 @@
       </w:sdtPr>
       <w:sdtEndPr>
         <w:rPr>
+          <w:rFonts w:ascii="Times New Roman" w:hAnsi="Times New Roman"/>
           <w:bCs/>
+          <w:sz w:val="24"/>
         </w:rPr>
       </w:sdtEndPr>
       <w:sdtContent>
@@ -550,32 +488,28 @@
             </w:tabs>
             <w:spacing w:line="360" w:lineRule="auto"/>
             <w:rPr>
-              <w:rFonts w:ascii="Times New Roman" w:hAnsi="Times New Roman" w:cs="Times New Roman"/>
+              <w:rFonts w:cs="Times New Roman"/>
               <w:noProof/>
-              <w:sz w:val="24"/>
               <w:szCs w:val="24"/>
             </w:rPr>
           </w:pPr>
           <w:r>
             <w:rPr>
-              <w:rFonts w:ascii="Times New Roman" w:hAnsi="Times New Roman" w:cs="Times New Roman"/>
-              <w:sz w:val="24"/>
+              <w:rFonts w:cs="Times New Roman"/>
               <w:szCs w:val="24"/>
             </w:rPr>
             <w:fldChar w:fldCharType="begin"/>
           </w:r>
           <w:r>
             <w:rPr>
-              <w:rFonts w:ascii="Times New Roman" w:hAnsi="Times New Roman" w:cs="Times New Roman"/>
-              <w:sz w:val="24"/>
+              <w:rFonts w:cs="Times New Roman"/>
               <w:szCs w:val="24"/>
             </w:rPr>
             <w:instrText xml:space="preserve"> TOC \o "1-3" \h \z \u </w:instrText>
           </w:r>
           <w:r>
             <w:rPr>
-              <w:rFonts w:ascii="Times New Roman" w:hAnsi="Times New Roman" w:cs="Times New Roman"/>
-              <w:sz w:val="24"/>
+              <w:rFonts w:cs="Times New Roman"/>
               <w:szCs w:val="24"/>
             </w:rPr>
             <w:fldChar w:fldCharType="separate"/>
@@ -584,78 +518,70 @@
             <w:r>
               <w:rPr>
                 <w:rStyle w:val="Hipervnculo"/>
-                <w:rFonts w:ascii="Times New Roman" w:hAnsi="Times New Roman" w:cs="Times New Roman"/>
-                <w:noProof/>
-                <w:sz w:val="24"/>
+                <w:rFonts w:cs="Times New Roman"/>
+                <w:noProof/>
                 <w:szCs w:val="24"/>
               </w:rPr>
               <w:t>Introducción</w:t>
             </w:r>
             <w:r>
               <w:rPr>
-                <w:rFonts w:ascii="Times New Roman" w:hAnsi="Times New Roman" w:cs="Times New Roman"/>
+                <w:rFonts w:cs="Times New Roman"/>
                 <w:noProof/>
                 <w:webHidden/>
-                <w:sz w:val="24"/>
                 <w:szCs w:val="24"/>
               </w:rPr>
               <w:tab/>
             </w:r>
             <w:r>
               <w:rPr>
-                <w:rFonts w:ascii="Times New Roman" w:hAnsi="Times New Roman" w:cs="Times New Roman"/>
+                <w:rFonts w:cs="Times New Roman"/>
                 <w:noProof/>
                 <w:webHidden/>
-                <w:sz w:val="24"/>
                 <w:szCs w:val="24"/>
               </w:rPr>
               <w:fldChar w:fldCharType="begin"/>
             </w:r>
             <w:r>
               <w:rPr>
-                <w:rFonts w:ascii="Times New Roman" w:hAnsi="Times New Roman" w:cs="Times New Roman"/>
+                <w:rFonts w:cs="Times New Roman"/>
                 <w:noProof/>
                 <w:webHidden/>
-                <w:sz w:val="24"/>
                 <w:szCs w:val="24"/>
               </w:rPr>
               <w:instrText xml:space="preserve"> PAGEREF _Toc219643340 \h </w:instrText>
             </w:r>
             <w:r>
               <w:rPr>
-                <w:rFonts w:ascii="Times New Roman" w:hAnsi="Times New Roman" w:cs="Times New Roman"/>
+                <w:rFonts w:cs="Times New Roman"/>
                 <w:noProof/>
                 <w:webHidden/>
-                <w:sz w:val="24"/>
-                <w:szCs w:val="24"/>
-              </w:rPr>
-            </w:r>
-            <w:r>
-              <w:rPr>
-                <w:rFonts w:ascii="Times New Roman" w:hAnsi="Times New Roman" w:cs="Times New Roman"/>
+                <w:szCs w:val="24"/>
+              </w:rPr>
+            </w:r>
+            <w:r>
+              <w:rPr>
+                <w:rFonts w:cs="Times New Roman"/>
                 <w:noProof/>
                 <w:webHidden/>
-                <w:sz w:val="24"/>
                 <w:szCs w:val="24"/>
               </w:rPr>
               <w:fldChar w:fldCharType="separate"/>
             </w:r>
             <w:r>
               <w:rPr>
-                <w:rFonts w:ascii="Times New Roman" w:hAnsi="Times New Roman" w:cs="Times New Roman"/>
+                <w:rFonts w:cs="Times New Roman"/>
                 <w:noProof/>
                 <w:webHidden/>
-                <w:sz w:val="24"/>
                 <w:szCs w:val="24"/>
               </w:rPr>
               <w:t>3</w:t>
             </w:r>
             <w:r>
               <w:rPr>
-                <w:rFonts w:ascii="Times New Roman" w:hAnsi="Times New Roman" w:cs="Times New Roman"/>
+                <w:rFonts w:cs="Times New Roman"/>
                 <w:noProof/>
                 <w:webHidden/>
-                <w:sz w:val="24"/>
                 <w:szCs w:val="24"/>
               </w:rPr>
               <w:fldChar w:fldCharType="end"/>
@@ -670,9 +596,8 @@
             </w:tabs>
             <w:spacing w:line="360" w:lineRule="auto"/>
             <w:rPr>
-              <w:rFonts w:ascii="Times New Roman" w:hAnsi="Times New Roman" w:cs="Times New Roman"/>
+              <w:rFonts w:cs="Times New Roman"/>
               <w:noProof/>
-              <w:sz w:val="24"/>
               <w:szCs w:val="24"/>
             </w:rPr>
           </w:pPr>
@@ -680,78 +605,70 @@
             <w:r>
               <w:rPr>
                 <w:rStyle w:val="Hipervnculo"/>
-                <w:rFonts w:ascii="Times New Roman" w:hAnsi="Times New Roman" w:cs="Times New Roman"/>
-                <w:noProof/>
-                <w:sz w:val="24"/>
+                <w:rFonts w:cs="Times New Roman"/>
+                <w:noProof/>
                 <w:szCs w:val="24"/>
               </w:rPr>
               <w:t>Objetivo general</w:t>
             </w:r>
             <w:r>
               <w:rPr>
-                <w:rFonts w:ascii="Times New Roman" w:hAnsi="Times New Roman" w:cs="Times New Roman"/>
+                <w:rFonts w:cs="Times New Roman"/>
                 <w:noProof/>
                 <w:webHidden/>
-                <w:sz w:val="24"/>
                 <w:szCs w:val="24"/>
               </w:rPr>
               <w:tab/>
             </w:r>
             <w:r>
               <w:rPr>
-                <w:rFonts w:ascii="Times New Roman" w:hAnsi="Times New Roman" w:cs="Times New Roman"/>
+                <w:rFonts w:cs="Times New Roman"/>
                 <w:noProof/>
                 <w:webHidden/>
-                <w:sz w:val="24"/>
                 <w:szCs w:val="24"/>
               </w:rPr>
               <w:fldChar w:fldCharType="begin"/>
             </w:r>
             <w:r>
               <w:rPr>
-                <w:rFonts w:ascii="Times New Roman" w:hAnsi="Times New Roman" w:cs="Times New Roman"/>
+                <w:rFonts w:cs="Times New Roman"/>
                 <w:noProof/>
                 <w:webHidden/>
-                <w:sz w:val="24"/>
                 <w:szCs w:val="24"/>
               </w:rPr>
               <w:instrText xml:space="preserve"> PAGEREF _Toc219643341 \h </w:instrText>
             </w:r>
             <w:r>
               <w:rPr>
-                <w:rFonts w:ascii="Times New Roman" w:hAnsi="Times New Roman" w:cs="Times New Roman"/>
+                <w:rFonts w:cs="Times New Roman"/>
                 <w:noProof/>
                 <w:webHidden/>
-                <w:sz w:val="24"/>
-                <w:szCs w:val="24"/>
-              </w:rPr>
-            </w:r>
-            <w:r>
-              <w:rPr>
-                <w:rFonts w:ascii="Times New Roman" w:hAnsi="Times New Roman" w:cs="Times New Roman"/>
+                <w:szCs w:val="24"/>
+              </w:rPr>
+            </w:r>
+            <w:r>
+              <w:rPr>
+                <w:rFonts w:cs="Times New Roman"/>
                 <w:noProof/>
                 <w:webHidden/>
-                <w:sz w:val="24"/>
                 <w:szCs w:val="24"/>
               </w:rPr>
               <w:fldChar w:fldCharType="separate"/>
             </w:r>
             <w:r>
               <w:rPr>
-                <w:rFonts w:ascii="Times New Roman" w:hAnsi="Times New Roman" w:cs="Times New Roman"/>
+                <w:rFonts w:cs="Times New Roman"/>
                 <w:noProof/>
                 <w:webHidden/>
-                <w:sz w:val="24"/>
                 <w:szCs w:val="24"/>
               </w:rPr>
               <w:t>4</w:t>
             </w:r>
             <w:r>
               <w:rPr>
-                <w:rFonts w:ascii="Times New Roman" w:hAnsi="Times New Roman" w:cs="Times New Roman"/>
+                <w:rFonts w:cs="Times New Roman"/>
                 <w:noProof/>
                 <w:webHidden/>
-                <w:sz w:val="24"/>
                 <w:szCs w:val="24"/>
               </w:rPr>
               <w:fldChar w:fldCharType="end"/>
@@ -766,9 +683,8 @@
             </w:tabs>
             <w:spacing w:line="360" w:lineRule="auto"/>
             <w:rPr>
-              <w:rFonts w:ascii="Times New Roman" w:hAnsi="Times New Roman" w:cs="Times New Roman"/>
+              <w:rFonts w:cs="Times New Roman"/>
               <w:noProof/>
-              <w:sz w:val="24"/>
               <w:szCs w:val="24"/>
             </w:rPr>
           </w:pPr>
@@ -776,78 +692,70 @@
             <w:r>
               <w:rPr>
                 <w:rStyle w:val="Hipervnculo"/>
-                <w:rFonts w:ascii="Times New Roman" w:hAnsi="Times New Roman" w:cs="Times New Roman"/>
-                <w:noProof/>
-                <w:sz w:val="24"/>
+                <w:rFonts w:cs="Times New Roman"/>
+                <w:noProof/>
                 <w:szCs w:val="24"/>
               </w:rPr>
               <w:t>Objetivos específicos</w:t>
             </w:r>
             <w:r>
               <w:rPr>
-                <w:rFonts w:ascii="Times New Roman" w:hAnsi="Times New Roman" w:cs="Times New Roman"/>
+                <w:rFonts w:cs="Times New Roman"/>
                 <w:noProof/>
                 <w:webHidden/>
-                <w:sz w:val="24"/>
                 <w:szCs w:val="24"/>
               </w:rPr>
               <w:tab/>
             </w:r>
             <w:r>
               <w:rPr>
-                <w:rFonts w:ascii="Times New Roman" w:hAnsi="Times New Roman" w:cs="Times New Roman"/>
+                <w:rFonts w:cs="Times New Roman"/>
                 <w:noProof/>
                 <w:webHidden/>
-                <w:sz w:val="24"/>
                 <w:szCs w:val="24"/>
               </w:rPr>
               <w:fldChar w:fldCharType="begin"/>
             </w:r>
             <w:r>
               <w:rPr>
-                <w:rFonts w:ascii="Times New Roman" w:hAnsi="Times New Roman" w:cs="Times New Roman"/>
+                <w:rFonts w:cs="Times New Roman"/>
                 <w:noProof/>
                 <w:webHidden/>
-                <w:sz w:val="24"/>
                 <w:szCs w:val="24"/>
               </w:rPr>
               <w:instrText xml:space="preserve"> PAGEREF _Toc219643342 \h </w:instrText>
             </w:r>
             <w:r>
               <w:rPr>
-                <w:rFonts w:ascii="Times New Roman" w:hAnsi="Times New Roman" w:cs="Times New Roman"/>
+                <w:rFonts w:cs="Times New Roman"/>
                 <w:noProof/>
                 <w:webHidden/>
-                <w:sz w:val="24"/>
-                <w:szCs w:val="24"/>
-              </w:rPr>
-            </w:r>
-            <w:r>
-              <w:rPr>
-                <w:rFonts w:ascii="Times New Roman" w:hAnsi="Times New Roman" w:cs="Times New Roman"/>
+                <w:szCs w:val="24"/>
+              </w:rPr>
+            </w:r>
+            <w:r>
+              <w:rPr>
+                <w:rFonts w:cs="Times New Roman"/>
                 <w:noProof/>
                 <w:webHidden/>
-                <w:sz w:val="24"/>
                 <w:szCs w:val="24"/>
               </w:rPr>
               <w:fldChar w:fldCharType="separate"/>
             </w:r>
             <w:r>
               <w:rPr>
-                <w:rFonts w:ascii="Times New Roman" w:hAnsi="Times New Roman" w:cs="Times New Roman"/>
+                <w:rFonts w:cs="Times New Roman"/>
                 <w:noProof/>
                 <w:webHidden/>
-                <w:sz w:val="24"/>
                 <w:szCs w:val="24"/>
               </w:rPr>
               <w:t>4</w:t>
             </w:r>
             <w:r>
               <w:rPr>
-                <w:rFonts w:ascii="Times New Roman" w:hAnsi="Times New Roman" w:cs="Times New Roman"/>
+                <w:rFonts w:cs="Times New Roman"/>
                 <w:noProof/>
                 <w:webHidden/>
-                <w:sz w:val="24"/>
                 <w:szCs w:val="24"/>
               </w:rPr>
               <w:fldChar w:fldCharType="end"/>
@@ -862,9 +770,8 @@
             </w:tabs>
             <w:spacing w:line="360" w:lineRule="auto"/>
             <w:rPr>
-              <w:rFonts w:ascii="Times New Roman" w:hAnsi="Times New Roman" w:cs="Times New Roman"/>
+              <w:rFonts w:cs="Times New Roman"/>
               <w:noProof/>
-              <w:sz w:val="24"/>
               <w:szCs w:val="24"/>
             </w:rPr>
           </w:pPr>
@@ -872,78 +779,70 @@
             <w:r>
               <w:rPr>
                 <w:rStyle w:val="Hipervnculo"/>
-                <w:rFonts w:ascii="Times New Roman" w:hAnsi="Times New Roman" w:cs="Times New Roman"/>
-                <w:noProof/>
-                <w:sz w:val="24"/>
+                <w:rFonts w:cs="Times New Roman"/>
+                <w:noProof/>
                 <w:szCs w:val="24"/>
               </w:rPr>
               <w:t>Justificación</w:t>
             </w:r>
             <w:r>
               <w:rPr>
-                <w:rFonts w:ascii="Times New Roman" w:hAnsi="Times New Roman" w:cs="Times New Roman"/>
+                <w:rFonts w:cs="Times New Roman"/>
                 <w:noProof/>
                 <w:webHidden/>
-                <w:sz w:val="24"/>
                 <w:szCs w:val="24"/>
               </w:rPr>
               <w:tab/>
             </w:r>
             <w:r>
               <w:rPr>
-                <w:rFonts w:ascii="Times New Roman" w:hAnsi="Times New Roman" w:cs="Times New Roman"/>
+                <w:rFonts w:cs="Times New Roman"/>
                 <w:noProof/>
                 <w:webHidden/>
-                <w:sz w:val="24"/>
                 <w:szCs w:val="24"/>
               </w:rPr>
               <w:fldChar w:fldCharType="begin"/>
             </w:r>
             <w:r>
               <w:rPr>
-                <w:rFonts w:ascii="Times New Roman" w:hAnsi="Times New Roman" w:cs="Times New Roman"/>
+                <w:rFonts w:cs="Times New Roman"/>
                 <w:noProof/>
                 <w:webHidden/>
-                <w:sz w:val="24"/>
                 <w:szCs w:val="24"/>
               </w:rPr>
               <w:instrText xml:space="preserve"> PAGEREF _Toc219643343 \h </w:instrText>
             </w:r>
             <w:r>
               <w:rPr>
-                <w:rFonts w:ascii="Times New Roman" w:hAnsi="Times New Roman" w:cs="Times New Roman"/>
+                <w:rFonts w:cs="Times New Roman"/>
                 <w:noProof/>
                 <w:webHidden/>
-                <w:sz w:val="24"/>
-                <w:szCs w:val="24"/>
-              </w:rPr>
-            </w:r>
-            <w:r>
-              <w:rPr>
-                <w:rFonts w:ascii="Times New Roman" w:hAnsi="Times New Roman" w:cs="Times New Roman"/>
+                <w:szCs w:val="24"/>
+              </w:rPr>
+            </w:r>
+            <w:r>
+              <w:rPr>
+                <w:rFonts w:cs="Times New Roman"/>
                 <w:noProof/>
                 <w:webHidden/>
-                <w:sz w:val="24"/>
                 <w:szCs w:val="24"/>
               </w:rPr>
               <w:fldChar w:fldCharType="separate"/>
             </w:r>
             <w:r>
               <w:rPr>
-                <w:rFonts w:ascii="Times New Roman" w:hAnsi="Times New Roman" w:cs="Times New Roman"/>
+                <w:rFonts w:cs="Times New Roman"/>
                 <w:noProof/>
                 <w:webHidden/>
-                <w:sz w:val="24"/>
                 <w:szCs w:val="24"/>
               </w:rPr>
               <w:t>5</w:t>
             </w:r>
             <w:r>
               <w:rPr>
-                <w:rFonts w:ascii="Times New Roman" w:hAnsi="Times New Roman" w:cs="Times New Roman"/>
+                <w:rFonts w:cs="Times New Roman"/>
                 <w:noProof/>
                 <w:webHidden/>
-                <w:sz w:val="24"/>
                 <w:szCs w:val="24"/>
               </w:rPr>
               <w:fldChar w:fldCharType="end"/>
@@ -958,9 +857,8 @@
             </w:tabs>
             <w:spacing w:line="360" w:lineRule="auto"/>
             <w:rPr>
-              <w:rFonts w:ascii="Times New Roman" w:hAnsi="Times New Roman" w:cs="Times New Roman"/>
+              <w:rFonts w:cs="Times New Roman"/>
               <w:noProof/>
-              <w:sz w:val="24"/>
               <w:szCs w:val="24"/>
             </w:rPr>
           </w:pPr>
@@ -968,78 +866,70 @@
             <w:r>
               <w:rPr>
                 <w:rStyle w:val="Hipervnculo"/>
-                <w:rFonts w:ascii="Times New Roman" w:hAnsi="Times New Roman" w:cs="Times New Roman"/>
-                <w:noProof/>
-                <w:sz w:val="24"/>
+                <w:rFonts w:cs="Times New Roman"/>
+                <w:noProof/>
                 <w:szCs w:val="24"/>
               </w:rPr>
               <w:t>Alcance esperado</w:t>
             </w:r>
             <w:r>
               <w:rPr>
-                <w:rFonts w:ascii="Times New Roman" w:hAnsi="Times New Roman" w:cs="Times New Roman"/>
+                <w:rFonts w:cs="Times New Roman"/>
                 <w:noProof/>
                 <w:webHidden/>
-                <w:sz w:val="24"/>
                 <w:szCs w:val="24"/>
               </w:rPr>
               <w:tab/>
             </w:r>
             <w:r>
               <w:rPr>
-                <w:rFonts w:ascii="Times New Roman" w:hAnsi="Times New Roman" w:cs="Times New Roman"/>
+                <w:rFonts w:cs="Times New Roman"/>
                 <w:noProof/>
                 <w:webHidden/>
-                <w:sz w:val="24"/>
                 <w:szCs w:val="24"/>
               </w:rPr>
               <w:fldChar w:fldCharType="begin"/>
             </w:r>
             <w:r>
               <w:rPr>
-                <w:rFonts w:ascii="Times New Roman" w:hAnsi="Times New Roman" w:cs="Times New Roman"/>
+                <w:rFonts w:cs="Times New Roman"/>
                 <w:noProof/>
                 <w:webHidden/>
-                <w:sz w:val="24"/>
                 <w:szCs w:val="24"/>
               </w:rPr>
               <w:instrText xml:space="preserve"> PAGEREF _Toc219643344 \h </w:instrText>
             </w:r>
             <w:r>
               <w:rPr>
-                <w:rFonts w:ascii="Times New Roman" w:hAnsi="Times New Roman" w:cs="Times New Roman"/>
+                <w:rFonts w:cs="Times New Roman"/>
                 <w:noProof/>
                 <w:webHidden/>
-                <w:sz w:val="24"/>
-                <w:szCs w:val="24"/>
-              </w:rPr>
-            </w:r>
-            <w:r>
-              <w:rPr>
-                <w:rFonts w:ascii="Times New Roman" w:hAnsi="Times New Roman" w:cs="Times New Roman"/>
+                <w:szCs w:val="24"/>
+              </w:rPr>
+            </w:r>
+            <w:r>
+              <w:rPr>
+                <w:rFonts w:cs="Times New Roman"/>
                 <w:noProof/>
                 <w:webHidden/>
-                <w:sz w:val="24"/>
                 <w:szCs w:val="24"/>
               </w:rPr>
               <w:fldChar w:fldCharType="separate"/>
             </w:r>
             <w:r>
               <w:rPr>
-                <w:rFonts w:ascii="Times New Roman" w:hAnsi="Times New Roman" w:cs="Times New Roman"/>
+                <w:rFonts w:cs="Times New Roman"/>
                 <w:noProof/>
                 <w:webHidden/>
-                <w:sz w:val="24"/>
                 <w:szCs w:val="24"/>
               </w:rPr>
               <w:t>6</w:t>
             </w:r>
             <w:r>
               <w:rPr>
-                <w:rFonts w:ascii="Times New Roman" w:hAnsi="Times New Roman" w:cs="Times New Roman"/>
+                <w:rFonts w:cs="Times New Roman"/>
                 <w:noProof/>
                 <w:webHidden/>
-                <w:sz w:val="24"/>
                 <w:szCs w:val="24"/>
               </w:rPr>
               <w:fldChar w:fldCharType="end"/>
@@ -1054,9 +944,8 @@
             </w:tabs>
             <w:spacing w:line="360" w:lineRule="auto"/>
             <w:rPr>
-              <w:rFonts w:ascii="Times New Roman" w:hAnsi="Times New Roman" w:cs="Times New Roman"/>
+              <w:rFonts w:cs="Times New Roman"/>
               <w:noProof/>
-              <w:sz w:val="24"/>
               <w:szCs w:val="24"/>
             </w:rPr>
           </w:pPr>
@@ -1064,78 +953,70 @@
             <w:r>
               <w:rPr>
                 <w:rStyle w:val="Hipervnculo"/>
-                <w:rFonts w:ascii="Times New Roman" w:hAnsi="Times New Roman" w:cs="Times New Roman"/>
-                <w:noProof/>
-                <w:sz w:val="24"/>
+                <w:rFonts w:cs="Times New Roman"/>
+                <w:noProof/>
                 <w:szCs w:val="24"/>
               </w:rPr>
               <w:t>Requerimientos del proyecto</w:t>
             </w:r>
             <w:r>
               <w:rPr>
-                <w:rFonts w:ascii="Times New Roman" w:hAnsi="Times New Roman" w:cs="Times New Roman"/>
+                <w:rFonts w:cs="Times New Roman"/>
                 <w:noProof/>
                 <w:webHidden/>
-                <w:sz w:val="24"/>
                 <w:szCs w:val="24"/>
               </w:rPr>
               <w:tab/>
             </w:r>
             <w:r>
               <w:rPr>
-                <w:rFonts w:ascii="Times New Roman" w:hAnsi="Times New Roman" w:cs="Times New Roman"/>
+                <w:rFonts w:cs="Times New Roman"/>
                 <w:noProof/>
                 <w:webHidden/>
-                <w:sz w:val="24"/>
                 <w:szCs w:val="24"/>
               </w:rPr>
               <w:fldChar w:fldCharType="begin"/>
             </w:r>
             <w:r>
               <w:rPr>
-                <w:rFonts w:ascii="Times New Roman" w:hAnsi="Times New Roman" w:cs="Times New Roman"/>
+                <w:rFonts w:cs="Times New Roman"/>
                 <w:noProof/>
                 <w:webHidden/>
-                <w:sz w:val="24"/>
                 <w:szCs w:val="24"/>
               </w:rPr>
               <w:instrText xml:space="preserve"> PAGEREF _Toc219643345 \h </w:instrText>
             </w:r>
             <w:r>
               <w:rPr>
-                <w:rFonts w:ascii="Times New Roman" w:hAnsi="Times New Roman" w:cs="Times New Roman"/>
+                <w:rFonts w:cs="Times New Roman"/>
                 <w:noProof/>
                 <w:webHidden/>
-                <w:sz w:val="24"/>
-                <w:szCs w:val="24"/>
-              </w:rPr>
-            </w:r>
-            <w:r>
-              <w:rPr>
-                <w:rFonts w:ascii="Times New Roman" w:hAnsi="Times New Roman" w:cs="Times New Roman"/>
+                <w:szCs w:val="24"/>
+              </w:rPr>
+            </w:r>
+            <w:r>
+              <w:rPr>
+                <w:rFonts w:cs="Times New Roman"/>
                 <w:noProof/>
                 <w:webHidden/>
-                <w:sz w:val="24"/>
                 <w:szCs w:val="24"/>
               </w:rPr>
               <w:fldChar w:fldCharType="separate"/>
             </w:r>
             <w:r>
               <w:rPr>
-                <w:rFonts w:ascii="Times New Roman" w:hAnsi="Times New Roman" w:cs="Times New Roman"/>
+                <w:rFonts w:cs="Times New Roman"/>
                 <w:noProof/>
                 <w:webHidden/>
-                <w:sz w:val="24"/>
                 <w:szCs w:val="24"/>
               </w:rPr>
               <w:t>7</w:t>
             </w:r>
             <w:r>
               <w:rPr>
-                <w:rFonts w:ascii="Times New Roman" w:hAnsi="Times New Roman" w:cs="Times New Roman"/>
+                <w:rFonts w:cs="Times New Roman"/>
                 <w:noProof/>
                 <w:webHidden/>
-                <w:sz w:val="24"/>
                 <w:szCs w:val="24"/>
               </w:rPr>
               <w:fldChar w:fldCharType="end"/>
@@ -1150,9 +1031,8 @@
             </w:tabs>
             <w:spacing w:line="360" w:lineRule="auto"/>
             <w:rPr>
-              <w:rFonts w:ascii="Times New Roman" w:hAnsi="Times New Roman" w:cs="Times New Roman"/>
+              <w:rFonts w:cs="Times New Roman"/>
               <w:noProof/>
-              <w:sz w:val="24"/>
               <w:szCs w:val="24"/>
             </w:rPr>
           </w:pPr>
@@ -1160,78 +1040,70 @@
             <w:r>
               <w:rPr>
                 <w:rStyle w:val="Hipervnculo"/>
-                <w:rFonts w:ascii="Times New Roman" w:hAnsi="Times New Roman" w:cs="Times New Roman"/>
-                <w:noProof/>
-                <w:sz w:val="24"/>
+                <w:rFonts w:cs="Times New Roman"/>
+                <w:noProof/>
                 <w:szCs w:val="24"/>
               </w:rPr>
               <w:t>Requerimientos funcionales</w:t>
             </w:r>
             <w:r>
               <w:rPr>
-                <w:rFonts w:ascii="Times New Roman" w:hAnsi="Times New Roman" w:cs="Times New Roman"/>
+                <w:rFonts w:cs="Times New Roman"/>
                 <w:noProof/>
                 <w:webHidden/>
-                <w:sz w:val="24"/>
                 <w:szCs w:val="24"/>
               </w:rPr>
               <w:tab/>
             </w:r>
             <w:r>
               <w:rPr>
-                <w:rFonts w:ascii="Times New Roman" w:hAnsi="Times New Roman" w:cs="Times New Roman"/>
+                <w:rFonts w:cs="Times New Roman"/>
                 <w:noProof/>
                 <w:webHidden/>
-                <w:sz w:val="24"/>
                 <w:szCs w:val="24"/>
               </w:rPr>
               <w:fldChar w:fldCharType="begin"/>
             </w:r>
             <w:r>
               <w:rPr>
-                <w:rFonts w:ascii="Times New Roman" w:hAnsi="Times New Roman" w:cs="Times New Roman"/>
+                <w:rFonts w:cs="Times New Roman"/>
                 <w:noProof/>
                 <w:webHidden/>
-                <w:sz w:val="24"/>
                 <w:szCs w:val="24"/>
               </w:rPr>
               <w:instrText xml:space="preserve"> PAGEREF _Toc219643346 \h </w:instrText>
             </w:r>
             <w:r>
               <w:rPr>
-                <w:rFonts w:ascii="Times New Roman" w:hAnsi="Times New Roman" w:cs="Times New Roman"/>
+                <w:rFonts w:cs="Times New Roman"/>
                 <w:noProof/>
                 <w:webHidden/>
-                <w:sz w:val="24"/>
-                <w:szCs w:val="24"/>
-              </w:rPr>
-            </w:r>
-            <w:r>
-              <w:rPr>
-                <w:rFonts w:ascii="Times New Roman" w:hAnsi="Times New Roman" w:cs="Times New Roman"/>
+                <w:szCs w:val="24"/>
+              </w:rPr>
+            </w:r>
+            <w:r>
+              <w:rPr>
+                <w:rFonts w:cs="Times New Roman"/>
                 <w:noProof/>
                 <w:webHidden/>
-                <w:sz w:val="24"/>
                 <w:szCs w:val="24"/>
               </w:rPr>
               <w:fldChar w:fldCharType="separate"/>
             </w:r>
             <w:r>
               <w:rPr>
-                <w:rFonts w:ascii="Times New Roman" w:hAnsi="Times New Roman" w:cs="Times New Roman"/>
+                <w:rFonts w:cs="Times New Roman"/>
                 <w:noProof/>
                 <w:webHidden/>
-                <w:sz w:val="24"/>
                 <w:szCs w:val="24"/>
               </w:rPr>
               <w:t>7</w:t>
             </w:r>
             <w:r>
               <w:rPr>
-                <w:rFonts w:ascii="Times New Roman" w:hAnsi="Times New Roman" w:cs="Times New Roman"/>
+                <w:rFonts w:cs="Times New Roman"/>
                 <w:noProof/>
                 <w:webHidden/>
-                <w:sz w:val="24"/>
                 <w:szCs w:val="24"/>
               </w:rPr>
               <w:fldChar w:fldCharType="end"/>
@@ -1246,9 +1118,8 @@
             </w:tabs>
             <w:spacing w:line="360" w:lineRule="auto"/>
             <w:rPr>
-              <w:rFonts w:ascii="Times New Roman" w:hAnsi="Times New Roman" w:cs="Times New Roman"/>
+              <w:rFonts w:cs="Times New Roman"/>
               <w:noProof/>
-              <w:sz w:val="24"/>
               <w:szCs w:val="24"/>
             </w:rPr>
           </w:pPr>
@@ -1256,78 +1127,70 @@
             <w:r>
               <w:rPr>
                 <w:rStyle w:val="Hipervnculo"/>
-                <w:rFonts w:ascii="Times New Roman" w:hAnsi="Times New Roman" w:cs="Times New Roman"/>
-                <w:noProof/>
-                <w:sz w:val="24"/>
+                <w:rFonts w:cs="Times New Roman"/>
+                <w:noProof/>
                 <w:szCs w:val="24"/>
               </w:rPr>
               <w:t>Requerimientos no funcionales</w:t>
             </w:r>
             <w:r>
               <w:rPr>
-                <w:rFonts w:ascii="Times New Roman" w:hAnsi="Times New Roman" w:cs="Times New Roman"/>
+                <w:rFonts w:cs="Times New Roman"/>
                 <w:noProof/>
                 <w:webHidden/>
-                <w:sz w:val="24"/>
                 <w:szCs w:val="24"/>
               </w:rPr>
               <w:tab/>
             </w:r>
             <w:r>
               <w:rPr>
-                <w:rFonts w:ascii="Times New Roman" w:hAnsi="Times New Roman" w:cs="Times New Roman"/>
+                <w:rFonts w:cs="Times New Roman"/>
                 <w:noProof/>
                 <w:webHidden/>
-                <w:sz w:val="24"/>
                 <w:szCs w:val="24"/>
               </w:rPr>
               <w:fldChar w:fldCharType="begin"/>
             </w:r>
             <w:r>
               <w:rPr>
-                <w:rFonts w:ascii="Times New Roman" w:hAnsi="Times New Roman" w:cs="Times New Roman"/>
+                <w:rFonts w:cs="Times New Roman"/>
                 <w:noProof/>
                 <w:webHidden/>
-                <w:sz w:val="24"/>
                 <w:szCs w:val="24"/>
               </w:rPr>
               <w:instrText xml:space="preserve"> PAGEREF _Toc219643347 \h </w:instrText>
             </w:r>
             <w:r>
               <w:rPr>
-                <w:rFonts w:ascii="Times New Roman" w:hAnsi="Times New Roman" w:cs="Times New Roman"/>
+                <w:rFonts w:cs="Times New Roman"/>
                 <w:noProof/>
                 <w:webHidden/>
-                <w:sz w:val="24"/>
-                <w:szCs w:val="24"/>
-              </w:rPr>
-            </w:r>
-            <w:r>
-              <w:rPr>
-                <w:rFonts w:ascii="Times New Roman" w:hAnsi="Times New Roman" w:cs="Times New Roman"/>
+                <w:szCs w:val="24"/>
+              </w:rPr>
+            </w:r>
+            <w:r>
+              <w:rPr>
+                <w:rFonts w:cs="Times New Roman"/>
                 <w:noProof/>
                 <w:webHidden/>
-                <w:sz w:val="24"/>
                 <w:szCs w:val="24"/>
               </w:rPr>
               <w:fldChar w:fldCharType="separate"/>
             </w:r>
             <w:r>
               <w:rPr>
-                <w:rFonts w:ascii="Times New Roman" w:hAnsi="Times New Roman" w:cs="Times New Roman"/>
+                <w:rFonts w:cs="Times New Roman"/>
                 <w:noProof/>
                 <w:webHidden/>
-                <w:sz w:val="24"/>
-                <w:szCs w:val="24"/>
-              </w:rPr>
-              <w:t>12</w:t>
-            </w:r>
-            <w:r>
-              <w:rPr>
-                <w:rFonts w:ascii="Times New Roman" w:hAnsi="Times New Roman" w:cs="Times New Roman"/>
+                <w:szCs w:val="24"/>
+              </w:rPr>
+              <w:t>13</w:t>
+            </w:r>
+            <w:r>
+              <w:rPr>
+                <w:rFonts w:cs="Times New Roman"/>
                 <w:noProof/>
                 <w:webHidden/>
-                <w:sz w:val="24"/>
                 <w:szCs w:val="24"/>
               </w:rPr>
               <w:fldChar w:fldCharType="end"/>
@@ -1342,9 +1205,8 @@
             </w:tabs>
             <w:spacing w:line="360" w:lineRule="auto"/>
             <w:rPr>
-              <w:rFonts w:ascii="Times New Roman" w:hAnsi="Times New Roman" w:cs="Times New Roman"/>
+              <w:rFonts w:cs="Times New Roman"/>
               <w:noProof/>
-              <w:sz w:val="24"/>
               <w:szCs w:val="24"/>
             </w:rPr>
           </w:pPr>
@@ -1352,78 +1214,70 @@
             <w:r>
               <w:rPr>
                 <w:rStyle w:val="Hipervnculo"/>
-                <w:rFonts w:ascii="Times New Roman" w:hAnsi="Times New Roman" w:cs="Times New Roman"/>
-                <w:noProof/>
-                <w:sz w:val="24"/>
+                <w:rFonts w:cs="Times New Roman"/>
+                <w:noProof/>
                 <w:szCs w:val="24"/>
               </w:rPr>
               <w:t>Requerimientos tecnológicos</w:t>
             </w:r>
             <w:r>
               <w:rPr>
-                <w:rFonts w:ascii="Times New Roman" w:hAnsi="Times New Roman" w:cs="Times New Roman"/>
+                <w:rFonts w:cs="Times New Roman"/>
                 <w:noProof/>
                 <w:webHidden/>
-                <w:sz w:val="24"/>
                 <w:szCs w:val="24"/>
               </w:rPr>
               <w:tab/>
             </w:r>
             <w:r>
               <w:rPr>
-                <w:rFonts w:ascii="Times New Roman" w:hAnsi="Times New Roman" w:cs="Times New Roman"/>
+                <w:rFonts w:cs="Times New Roman"/>
                 <w:noProof/>
                 <w:webHidden/>
-                <w:sz w:val="24"/>
                 <w:szCs w:val="24"/>
               </w:rPr>
               <w:fldChar w:fldCharType="begin"/>
             </w:r>
             <w:r>
               <w:rPr>
-                <w:rFonts w:ascii="Times New Roman" w:hAnsi="Times New Roman" w:cs="Times New Roman"/>
+                <w:rFonts w:cs="Times New Roman"/>
                 <w:noProof/>
                 <w:webHidden/>
-                <w:sz w:val="24"/>
                 <w:szCs w:val="24"/>
               </w:rPr>
               <w:instrText xml:space="preserve"> PAGEREF _Toc219643348 \h </w:instrText>
             </w:r>
             <w:r>
               <w:rPr>
-                <w:rFonts w:ascii="Times New Roman" w:hAnsi="Times New Roman" w:cs="Times New Roman"/>
+                <w:rFonts w:cs="Times New Roman"/>
                 <w:noProof/>
                 <w:webHidden/>
-                <w:sz w:val="24"/>
-                <w:szCs w:val="24"/>
-              </w:rPr>
-            </w:r>
-            <w:r>
-              <w:rPr>
-                <w:rFonts w:ascii="Times New Roman" w:hAnsi="Times New Roman" w:cs="Times New Roman"/>
+                <w:szCs w:val="24"/>
+              </w:rPr>
+            </w:r>
+            <w:r>
+              <w:rPr>
+                <w:rFonts w:cs="Times New Roman"/>
                 <w:noProof/>
                 <w:webHidden/>
-                <w:sz w:val="24"/>
                 <w:szCs w:val="24"/>
               </w:rPr>
               <w:fldChar w:fldCharType="separate"/>
             </w:r>
             <w:r>
               <w:rPr>
-                <w:rFonts w:ascii="Times New Roman" w:hAnsi="Times New Roman" w:cs="Times New Roman"/>
+                <w:rFonts w:cs="Times New Roman"/>
                 <w:noProof/>
                 <w:webHidden/>
-                <w:sz w:val="24"/>
                 <w:szCs w:val="24"/>
               </w:rPr>
               <w:t>13</w:t>
             </w:r>
             <w:r>
               <w:rPr>
-                <w:rFonts w:ascii="Times New Roman" w:hAnsi="Times New Roman" w:cs="Times New Roman"/>
+                <w:rFonts w:cs="Times New Roman"/>
                 <w:noProof/>
                 <w:webHidden/>
-                <w:sz w:val="24"/>
                 <w:szCs w:val="24"/>
               </w:rPr>
               <w:fldChar w:fldCharType="end"/>
@@ -1438,9 +1292,8 @@
             </w:tabs>
             <w:spacing w:line="360" w:lineRule="auto"/>
             <w:rPr>
-              <w:rFonts w:ascii="Times New Roman" w:hAnsi="Times New Roman" w:cs="Times New Roman"/>
+              <w:rFonts w:cs="Times New Roman"/>
               <w:noProof/>
-              <w:sz w:val="24"/>
               <w:szCs w:val="24"/>
             </w:rPr>
           </w:pPr>
@@ -1448,78 +1301,70 @@
             <w:r>
               <w:rPr>
                 <w:rStyle w:val="Hipervnculo"/>
-                <w:rFonts w:ascii="Times New Roman" w:hAnsi="Times New Roman" w:cs="Times New Roman"/>
-                <w:noProof/>
-                <w:sz w:val="24"/>
+                <w:rFonts w:cs="Times New Roman"/>
+                <w:noProof/>
                 <w:szCs w:val="24"/>
               </w:rPr>
               <w:t>Diseño del sistema</w:t>
             </w:r>
             <w:r>
               <w:rPr>
-                <w:rFonts w:ascii="Times New Roman" w:hAnsi="Times New Roman" w:cs="Times New Roman"/>
+                <w:rFonts w:cs="Times New Roman"/>
                 <w:noProof/>
                 <w:webHidden/>
-                <w:sz w:val="24"/>
                 <w:szCs w:val="24"/>
               </w:rPr>
               <w:tab/>
             </w:r>
             <w:r>
               <w:rPr>
-                <w:rFonts w:ascii="Times New Roman" w:hAnsi="Times New Roman" w:cs="Times New Roman"/>
+                <w:rFonts w:cs="Times New Roman"/>
                 <w:noProof/>
                 <w:webHidden/>
-                <w:sz w:val="24"/>
                 <w:szCs w:val="24"/>
               </w:rPr>
               <w:fldChar w:fldCharType="begin"/>
             </w:r>
             <w:r>
               <w:rPr>
-                <w:rFonts w:ascii="Times New Roman" w:hAnsi="Times New Roman" w:cs="Times New Roman"/>
+                <w:rFonts w:cs="Times New Roman"/>
                 <w:noProof/>
                 <w:webHidden/>
-                <w:sz w:val="24"/>
                 <w:szCs w:val="24"/>
               </w:rPr>
               <w:instrText xml:space="preserve"> PAGEREF _Toc219643349 \h </w:instrText>
             </w:r>
             <w:r>
               <w:rPr>
-                <w:rFonts w:ascii="Times New Roman" w:hAnsi="Times New Roman" w:cs="Times New Roman"/>
+                <w:rFonts w:cs="Times New Roman"/>
                 <w:noProof/>
                 <w:webHidden/>
-                <w:sz w:val="24"/>
-                <w:szCs w:val="24"/>
-              </w:rPr>
-            </w:r>
-            <w:r>
-              <w:rPr>
-                <w:rFonts w:ascii="Times New Roman" w:hAnsi="Times New Roman" w:cs="Times New Roman"/>
+                <w:szCs w:val="24"/>
+              </w:rPr>
+            </w:r>
+            <w:r>
+              <w:rPr>
+                <w:rFonts w:cs="Times New Roman"/>
                 <w:noProof/>
                 <w:webHidden/>
-                <w:sz w:val="24"/>
                 <w:szCs w:val="24"/>
               </w:rPr>
               <w:fldChar w:fldCharType="separate"/>
             </w:r>
             <w:r>
               <w:rPr>
-                <w:rFonts w:ascii="Times New Roman" w:hAnsi="Times New Roman" w:cs="Times New Roman"/>
+                <w:rFonts w:cs="Times New Roman"/>
                 <w:noProof/>
                 <w:webHidden/>
-                <w:sz w:val="24"/>
-                <w:szCs w:val="24"/>
-              </w:rPr>
-              <w:t>14</w:t>
-            </w:r>
-            <w:r>
-              <w:rPr>
-                <w:rFonts w:ascii="Times New Roman" w:hAnsi="Times New Roman" w:cs="Times New Roman"/>
+                <w:szCs w:val="24"/>
+              </w:rPr>
+              <w:t>15</w:t>
+            </w:r>
+            <w:r>
+              <w:rPr>
+                <w:rFonts w:cs="Times New Roman"/>
                 <w:noProof/>
                 <w:webHidden/>
-                <w:sz w:val="24"/>
                 <w:szCs w:val="24"/>
               </w:rPr>
               <w:fldChar w:fldCharType="end"/>
@@ -1534,9 +1379,8 @@
             </w:tabs>
             <w:spacing w:line="360" w:lineRule="auto"/>
             <w:rPr>
-              <w:rFonts w:ascii="Times New Roman" w:hAnsi="Times New Roman" w:cs="Times New Roman"/>
+              <w:rFonts w:cs="Times New Roman"/>
               <w:noProof/>
-              <w:sz w:val="24"/>
               <w:szCs w:val="24"/>
             </w:rPr>
           </w:pPr>
@@ -1544,78 +1388,70 @@
             <w:r>
               <w:rPr>
                 <w:rStyle w:val="Hipervnculo"/>
-                <w:rFonts w:ascii="Times New Roman" w:hAnsi="Times New Roman" w:cs="Times New Roman"/>
-                <w:noProof/>
-                <w:sz w:val="24"/>
+                <w:rFonts w:cs="Times New Roman"/>
+                <w:noProof/>
                 <w:szCs w:val="24"/>
               </w:rPr>
               <w:t>Diagrama de la base de datos</w:t>
             </w:r>
             <w:r>
               <w:rPr>
-                <w:rFonts w:ascii="Times New Roman" w:hAnsi="Times New Roman" w:cs="Times New Roman"/>
+                <w:rFonts w:cs="Times New Roman"/>
                 <w:noProof/>
                 <w:webHidden/>
-                <w:sz w:val="24"/>
                 <w:szCs w:val="24"/>
               </w:rPr>
               <w:tab/>
             </w:r>
             <w:r>
               <w:rPr>
-                <w:rFonts w:ascii="Times New Roman" w:hAnsi="Times New Roman" w:cs="Times New Roman"/>
+                <w:rFonts w:cs="Times New Roman"/>
                 <w:noProof/>
                 <w:webHidden/>
-                <w:sz w:val="24"/>
                 <w:szCs w:val="24"/>
               </w:rPr>
               <w:fldChar w:fldCharType="begin"/>
             </w:r>
             <w:r>
               <w:rPr>
-                <w:rFonts w:ascii="Times New Roman" w:hAnsi="Times New Roman" w:cs="Times New Roman"/>
+                <w:rFonts w:cs="Times New Roman"/>
                 <w:noProof/>
                 <w:webHidden/>
-                <w:sz w:val="24"/>
                 <w:szCs w:val="24"/>
               </w:rPr>
               <w:instrText xml:space="preserve"> PAGEREF _Toc219643350 \h </w:instrText>
             </w:r>
             <w:r>
               <w:rPr>
-                <w:rFonts w:ascii="Times New Roman" w:hAnsi="Times New Roman" w:cs="Times New Roman"/>
+                <w:rFonts w:cs="Times New Roman"/>
                 <w:noProof/>
                 <w:webHidden/>
-                <w:sz w:val="24"/>
-                <w:szCs w:val="24"/>
-              </w:rPr>
-            </w:r>
-            <w:r>
-              <w:rPr>
-                <w:rFonts w:ascii="Times New Roman" w:hAnsi="Times New Roman" w:cs="Times New Roman"/>
+                <w:szCs w:val="24"/>
+              </w:rPr>
+            </w:r>
+            <w:r>
+              <w:rPr>
+                <w:rFonts w:cs="Times New Roman"/>
                 <w:noProof/>
                 <w:webHidden/>
-                <w:sz w:val="24"/>
                 <w:szCs w:val="24"/>
               </w:rPr>
               <w:fldChar w:fldCharType="separate"/>
             </w:r>
             <w:r>
               <w:rPr>
-                <w:rFonts w:ascii="Times New Roman" w:hAnsi="Times New Roman" w:cs="Times New Roman"/>
+                <w:rFonts w:cs="Times New Roman"/>
                 <w:noProof/>
                 <w:webHidden/>
-                <w:sz w:val="24"/>
-                <w:szCs w:val="24"/>
-              </w:rPr>
-              <w:t>15</w:t>
-            </w:r>
-            <w:r>
-              <w:rPr>
-                <w:rFonts w:ascii="Times New Roman" w:hAnsi="Times New Roman" w:cs="Times New Roman"/>
+                <w:szCs w:val="24"/>
+              </w:rPr>
+              <w:t>16</w:t>
+            </w:r>
+            <w:r>
+              <w:rPr>
+                <w:rFonts w:cs="Times New Roman"/>
                 <w:noProof/>
                 <w:webHidden/>
-                <w:sz w:val="24"/>
                 <w:szCs w:val="24"/>
               </w:rPr>
               <w:fldChar w:fldCharType="end"/>
@@ -1630,9 +1466,8 @@
             </w:tabs>
             <w:spacing w:line="360" w:lineRule="auto"/>
             <w:rPr>
-              <w:rFonts w:ascii="Times New Roman" w:hAnsi="Times New Roman" w:cs="Times New Roman"/>
+              <w:rFonts w:cs="Times New Roman"/>
               <w:noProof/>
-              <w:sz w:val="24"/>
               <w:szCs w:val="24"/>
             </w:rPr>
           </w:pPr>
@@ -1640,78 +1475,70 @@
             <w:r>
               <w:rPr>
                 <w:rStyle w:val="Hipervnculo"/>
-                <w:rFonts w:ascii="Times New Roman" w:hAnsi="Times New Roman" w:cs="Times New Roman"/>
-                <w:noProof/>
-                <w:sz w:val="24"/>
+                <w:rFonts w:cs="Times New Roman"/>
+                <w:noProof/>
                 <w:szCs w:val="24"/>
               </w:rPr>
               <w:t>Repositorio de GitHub</w:t>
             </w:r>
             <w:r>
               <w:rPr>
-                <w:rFonts w:ascii="Times New Roman" w:hAnsi="Times New Roman" w:cs="Times New Roman"/>
+                <w:rFonts w:cs="Times New Roman"/>
                 <w:noProof/>
                 <w:webHidden/>
-                <w:sz w:val="24"/>
                 <w:szCs w:val="24"/>
               </w:rPr>
               <w:tab/>
             </w:r>
             <w:r>
               <w:rPr>
-                <w:rFonts w:ascii="Times New Roman" w:hAnsi="Times New Roman" w:cs="Times New Roman"/>
+                <w:rFonts w:cs="Times New Roman"/>
                 <w:noProof/>
                 <w:webHidden/>
-                <w:sz w:val="24"/>
                 <w:szCs w:val="24"/>
               </w:rPr>
               <w:fldChar w:fldCharType="begin"/>
             </w:r>
             <w:r>
               <w:rPr>
-                <w:rFonts w:ascii="Times New Roman" w:hAnsi="Times New Roman" w:cs="Times New Roman"/>
+                <w:rFonts w:cs="Times New Roman"/>
                 <w:noProof/>
                 <w:webHidden/>
-                <w:sz w:val="24"/>
                 <w:szCs w:val="24"/>
               </w:rPr>
               <w:instrText xml:space="preserve"> PAGEREF _Toc219643351 \h </w:instrText>
             </w:r>
             <w:r>
               <w:rPr>
-                <w:rFonts w:ascii="Times New Roman" w:hAnsi="Times New Roman" w:cs="Times New Roman"/>
+                <w:rFonts w:cs="Times New Roman"/>
                 <w:noProof/>
                 <w:webHidden/>
-                <w:sz w:val="24"/>
-                <w:szCs w:val="24"/>
-              </w:rPr>
-            </w:r>
-            <w:r>
-              <w:rPr>
-                <w:rFonts w:ascii="Times New Roman" w:hAnsi="Times New Roman" w:cs="Times New Roman"/>
+                <w:szCs w:val="24"/>
+              </w:rPr>
+            </w:r>
+            <w:r>
+              <w:rPr>
+                <w:rFonts w:cs="Times New Roman"/>
                 <w:noProof/>
                 <w:webHidden/>
-                <w:sz w:val="24"/>
                 <w:szCs w:val="24"/>
               </w:rPr>
               <w:fldChar w:fldCharType="separate"/>
             </w:r>
             <w:r>
               <w:rPr>
-                <w:rFonts w:ascii="Times New Roman" w:hAnsi="Times New Roman" w:cs="Times New Roman"/>
+                <w:rFonts w:cs="Times New Roman"/>
                 <w:noProof/>
                 <w:webHidden/>
-                <w:sz w:val="24"/>
-                <w:szCs w:val="24"/>
-              </w:rPr>
-              <w:t>20</w:t>
-            </w:r>
-            <w:r>
-              <w:rPr>
-                <w:rFonts w:ascii="Times New Roman" w:hAnsi="Times New Roman" w:cs="Times New Roman"/>
+                <w:szCs w:val="24"/>
+              </w:rPr>
+              <w:t>24</w:t>
+            </w:r>
+            <w:r>
+              <w:rPr>
+                <w:rFonts w:cs="Times New Roman"/>
                 <w:noProof/>
                 <w:webHidden/>
-                <w:sz w:val="24"/>
                 <w:szCs w:val="24"/>
               </w:rPr>
               <w:fldChar w:fldCharType="end"/>
@@ -1724,10 +1551,9 @@
           </w:pPr>
           <w:r>
             <w:rPr>
-              <w:rFonts w:ascii="Times New Roman" w:hAnsi="Times New Roman" w:cs="Times New Roman"/>
+              <w:rFonts w:cs="Times New Roman"/>
               <w:b/>
               <w:bCs/>
-              <w:sz w:val="24"/>
               <w:szCs w:val="24"/>
               <w:lang w:val="es-MX"/>
             </w:rPr>
@@ -1739,15 +1565,13 @@
     <w:p>
       <w:pPr>
         <w:rPr>
-          <w:rFonts w:ascii="Times New Roman" w:hAnsi="Times New Roman" w:cs="Times New Roman"/>
-          <w:sz w:val="24"/>
+          <w:rFonts w:cs="Times New Roman"/>
           <w:szCs w:val="24"/>
         </w:rPr>
       </w:pPr>
       <w:r>
         <w:rPr>
-          <w:rFonts w:ascii="Times New Roman" w:hAnsi="Times New Roman" w:cs="Times New Roman"/>
-          <w:sz w:val="24"/>
+          <w:rFonts w:cs="Times New Roman"/>
           <w:szCs w:val="24"/>
         </w:rPr>
         <w:br w:type="page"/>
@@ -1848,15 +1672,13 @@
       <w:pPr>
         <w:spacing w:line="360" w:lineRule="auto"/>
         <w:rPr>
-          <w:rFonts w:ascii="Times New Roman" w:hAnsi="Times New Roman" w:cs="Times New Roman"/>
-          <w:sz w:val="24"/>
+          <w:rFonts w:cs="Times New Roman"/>
           <w:szCs w:val="24"/>
         </w:rPr>
       </w:pPr>
       <w:r>
         <w:rPr>
-          <w:rFonts w:ascii="Times New Roman" w:hAnsi="Times New Roman" w:cs="Times New Roman"/>
-          <w:sz w:val="24"/>
+          <w:rFonts w:cs="Times New Roman"/>
           <w:szCs w:val="24"/>
         </w:rPr>
         <w:t xml:space="preserve">Desarrollar un sistema de información de escritorio en C# con Windows </w:t>
@@ -1864,8 +1686,7 @@
       <w:proofErr w:type="spellStart"/>
       <w:r>
         <w:rPr>
-          <w:rFonts w:ascii="Times New Roman" w:hAnsi="Times New Roman" w:cs="Times New Roman"/>
-          <w:sz w:val="24"/>
+          <w:rFonts w:cs="Times New Roman"/>
           <w:szCs w:val="24"/>
         </w:rPr>
         <w:t>Forms</w:t>
@@ -1873,8 +1694,7 @@
       <w:proofErr w:type="spellEnd"/>
       <w:r>
         <w:rPr>
-          <w:rFonts w:ascii="Times New Roman" w:hAnsi="Times New Roman" w:cs="Times New Roman"/>
-          <w:sz w:val="24"/>
+          <w:rFonts w:cs="Times New Roman"/>
           <w:szCs w:val="24"/>
         </w:rPr>
         <w:t xml:space="preserve"> y SQL Server que permita controlar las entradas, las salidas y el cobro de un parqueo, aplicando programación orientada a objetos, programación por capas y validación de datos.</w:t>
@@ -1900,17 +1720,14 @@
           <w:ilvl w:val="0"/>
           <w:numId w:val="3"/>
         </w:numPr>
-        <w:spacing w:line="480" w:lineRule="auto"/>
-        <w:rPr>
-          <w:rFonts w:ascii="Times New Roman" w:hAnsi="Times New Roman" w:cs="Times New Roman"/>
-          <w:sz w:val="24"/>
+        <w:rPr>
+          <w:rFonts w:cs="Times New Roman"/>
           <w:szCs w:val="24"/>
         </w:rPr>
       </w:pPr>
       <w:r>
         <w:rPr>
-          <w:rFonts w:ascii="Times New Roman" w:hAnsi="Times New Roman" w:cs="Times New Roman"/>
-          <w:sz w:val="24"/>
+          <w:rFonts w:cs="Times New Roman"/>
           <w:szCs w:val="24"/>
         </w:rPr>
         <w:t>Analizar el proceso de control de un parqueo para identificar los requisitos funcionales que debe cumplir el sistema.</w:t>
@@ -1922,17 +1739,14 @@
           <w:ilvl w:val="0"/>
           <w:numId w:val="3"/>
         </w:numPr>
-        <w:spacing w:line="480" w:lineRule="auto"/>
-        <w:rPr>
-          <w:rFonts w:ascii="Times New Roman" w:hAnsi="Times New Roman" w:cs="Times New Roman"/>
-          <w:sz w:val="24"/>
+        <w:rPr>
+          <w:rFonts w:cs="Times New Roman"/>
           <w:szCs w:val="24"/>
         </w:rPr>
       </w:pPr>
       <w:r>
         <w:rPr>
-          <w:rFonts w:ascii="Times New Roman" w:hAnsi="Times New Roman" w:cs="Times New Roman"/>
-          <w:sz w:val="24"/>
+          <w:rFonts w:cs="Times New Roman"/>
           <w:szCs w:val="24"/>
         </w:rPr>
         <w:t>Diseñar una base de datos relacional en SQL Server con las tablas Cliente, Vehículo, Espacio y Registro, utilizando llaves primarias, llaves foráneas y relaciones entre tablas.</w:t>
@@ -1944,17 +1758,14 @@
           <w:ilvl w:val="0"/>
           <w:numId w:val="3"/>
         </w:numPr>
-        <w:spacing w:line="480" w:lineRule="auto"/>
-        <w:rPr>
-          <w:rFonts w:ascii="Times New Roman" w:hAnsi="Times New Roman" w:cs="Times New Roman"/>
-          <w:sz w:val="24"/>
+        <w:rPr>
+          <w:rFonts w:cs="Times New Roman"/>
           <w:szCs w:val="24"/>
         </w:rPr>
       </w:pPr>
       <w:r>
         <w:rPr>
-          <w:rFonts w:ascii="Times New Roman" w:hAnsi="Times New Roman" w:cs="Times New Roman"/>
-          <w:sz w:val="24"/>
+          <w:rFonts w:cs="Times New Roman"/>
           <w:szCs w:val="24"/>
         </w:rPr>
         <w:t>Implementar clases para las entidades principales del sistema, aplicando encapsulamiento y herencia con la clase base Vehículo y sus clases hijas Carro y Moto.</w:t>
@@ -1966,17 +1777,14 @@
           <w:ilvl w:val="0"/>
           <w:numId w:val="3"/>
         </w:numPr>
-        <w:spacing w:line="480" w:lineRule="auto"/>
-        <w:rPr>
-          <w:rFonts w:ascii="Times New Roman" w:hAnsi="Times New Roman" w:cs="Times New Roman"/>
-          <w:sz w:val="24"/>
+        <w:rPr>
+          <w:rFonts w:cs="Times New Roman"/>
           <w:szCs w:val="24"/>
         </w:rPr>
       </w:pPr>
       <w:r>
         <w:rPr>
-          <w:rFonts w:ascii="Times New Roman" w:hAnsi="Times New Roman" w:cs="Times New Roman"/>
-          <w:sz w:val="24"/>
+          <w:rFonts w:cs="Times New Roman"/>
           <w:szCs w:val="24"/>
         </w:rPr>
         <w:t xml:space="preserve">Desarrollar una interfaz gráfica en Windows </w:t>
@@ -1984,8 +1792,7 @@
       <w:proofErr w:type="spellStart"/>
       <w:r>
         <w:rPr>
-          <w:rFonts w:ascii="Times New Roman" w:hAnsi="Times New Roman" w:cs="Times New Roman"/>
-          <w:sz w:val="24"/>
+          <w:rFonts w:cs="Times New Roman"/>
           <w:szCs w:val="24"/>
         </w:rPr>
         <w:t>Forms</w:t>
@@ -1993,8 +1800,7 @@
       <w:proofErr w:type="spellEnd"/>
       <w:r>
         <w:rPr>
-          <w:rFonts w:ascii="Times New Roman" w:hAnsi="Times New Roman" w:cs="Times New Roman"/>
-          <w:sz w:val="24"/>
+          <w:rFonts w:cs="Times New Roman"/>
           <w:szCs w:val="24"/>
         </w:rPr>
         <w:t xml:space="preserve"> con un menú que permita navegar entre los módulos del sistema.</w:t>
@@ -2006,17 +1812,14 @@
           <w:ilvl w:val="0"/>
           <w:numId w:val="3"/>
         </w:numPr>
-        <w:spacing w:line="480" w:lineRule="auto"/>
-        <w:rPr>
-          <w:rFonts w:ascii="Times New Roman" w:hAnsi="Times New Roman" w:cs="Times New Roman"/>
-          <w:sz w:val="24"/>
+        <w:rPr>
+          <w:rFonts w:cs="Times New Roman"/>
           <w:szCs w:val="24"/>
         </w:rPr>
       </w:pPr>
       <w:r>
         <w:rPr>
-          <w:rFonts w:ascii="Times New Roman" w:hAnsi="Times New Roman" w:cs="Times New Roman"/>
-          <w:sz w:val="24"/>
+          <w:rFonts w:cs="Times New Roman"/>
           <w:szCs w:val="24"/>
         </w:rPr>
         <w:t>Implementar desde C# las operaciones de registro, consulta, búsqueda, modificación y eliminación de información en la base de datos.</w:t>
@@ -2028,17 +1831,14 @@
           <w:ilvl w:val="0"/>
           <w:numId w:val="3"/>
         </w:numPr>
-        <w:spacing w:line="480" w:lineRule="auto"/>
-        <w:rPr>
-          <w:rFonts w:ascii="Times New Roman" w:hAnsi="Times New Roman" w:cs="Times New Roman"/>
-          <w:sz w:val="24"/>
+        <w:rPr>
+          <w:rFonts w:cs="Times New Roman"/>
           <w:szCs w:val="24"/>
         </w:rPr>
       </w:pPr>
       <w:r>
         <w:rPr>
-          <w:rFonts w:ascii="Times New Roman" w:hAnsi="Times New Roman" w:cs="Times New Roman"/>
-          <w:sz w:val="24"/>
+          <w:rFonts w:cs="Times New Roman"/>
           <w:szCs w:val="24"/>
         </w:rPr>
         <w:t>Calcular automáticamente el tiempo de permanencia y el monto a cobrar de cada vehículo, utilizando fechas y horas y la tarifa según el tipo de vehículo.</w:t>
@@ -2046,10 +1846,8 @@
     </w:p>
     <w:p>
       <w:pPr>
-        <w:spacing w:line="480" w:lineRule="auto"/>
-        <w:rPr>
-          <w:rFonts w:ascii="Times New Roman" w:hAnsi="Times New Roman" w:cs="Times New Roman"/>
-          <w:sz w:val="24"/>
+        <w:rPr>
+          <w:rFonts w:cs="Times New Roman"/>
           <w:szCs w:val="24"/>
         </w:rPr>
       </w:pPr>
@@ -2057,15 +1855,13 @@
     <w:p>
       <w:pPr>
         <w:rPr>
-          <w:rFonts w:ascii="Times New Roman" w:hAnsi="Times New Roman" w:cs="Times New Roman"/>
-          <w:sz w:val="24"/>
+          <w:rFonts w:cs="Times New Roman"/>
           <w:szCs w:val="24"/>
         </w:rPr>
       </w:pPr>
       <w:r>
         <w:rPr>
-          <w:rFonts w:ascii="Times New Roman" w:hAnsi="Times New Roman" w:cs="Times New Roman"/>
-          <w:sz w:val="24"/>
+          <w:rFonts w:cs="Times New Roman"/>
           <w:szCs w:val="24"/>
         </w:rPr>
         <w:br w:type="page"/>
@@ -2087,24 +1883,44 @@
       </w:r>
     </w:p>
     <w:p>
-      <w:r>
-        <w:t>Existe una problemática de que e</w:t>
+      <w:pPr>
+        <w:spacing w:line="259" w:lineRule="auto"/>
+      </w:pPr>
+      <w:r>
+        <w:t xml:space="preserve">Existe una problemática de </w:t>
+      </w:r>
+      <w:proofErr w:type="gramStart"/>
+      <w:r>
+        <w:t>que</w:t>
+      </w:r>
+      <w:proofErr w:type="gramEnd"/>
+      <w:r>
+        <w:t xml:space="preserve"> e</w:t>
       </w:r>
       <w:r>
         <w:t>n muchos parqueos, como los de comercios, edificios, instituciones o terrenos privados, el control de los vehículos todavía se hace de forma manual. Se anotan las placas y las horas en un cuaderno o en hojas sueltas, y el cobro se calcula a mano o de memoria. Aunque este método parece sencillo, tiene varias desventajas que afectan tanto a quien administra el parqueo como a quienes lo utilizan.</w:t>
       </w:r>
     </w:p>
     <w:p>
+      <w:pPr>
+        <w:spacing w:line="259" w:lineRule="auto"/>
+      </w:pPr>
       <w:r>
         <w:t>La primera desventaja es la posibilidad de cometer errores. Al calcular las horas de permanencia y el monto a cobrar, es fácil equivocarse, sobre todo cuando hay muchos vehículos o cuando las tarifas cambian según el tipo de vehículo. Un error de este tipo puede significar pérdidas para el negocio o un cobro injusto para el cliente. También es común que se anoten mal las placas, que se olvide registrar una salida o que se pierda una hoja con información importante.</w:t>
       </w:r>
     </w:p>
     <w:p>
+      <w:pPr>
+        <w:spacing w:line="259" w:lineRule="auto"/>
+      </w:pPr>
       <w:r>
         <w:t>La segunda desventaja es la falta de control sobre los espacios. Sin un registro ordenado, no siempre se sabe cuántos espacios están libres, cuáles están ocupados y qué tipo de vehículo corresponde a cada uno. Esto genera confusión, retrasos en la atención y dificultad para organizar el parqueo, especialmente en horas de mayor afluencia.</w:t>
       </w:r>
     </w:p>
     <w:p>
+      <w:pPr>
+        <w:spacing w:line="259" w:lineRule="auto"/>
+      </w:pPr>
       <w:r>
         <w:t>La tercera desventaja es la dificultad para consultar información. Si se necesita saber cuándo ingresó un vehículo, cuánto pagó en una fecha determinada o con qué frecuencia visita el parqueo un cliente, hay que revisar manualmente muchos registros, lo cual toma tiempo y no siempre es posible. Al no existir un historial ordenado, también resulta difícil resolver reclamos o aclarar dudas.</w:t>
       </w:r>
@@ -2115,16 +1931,25 @@
       </w:r>
     </w:p>
     <w:p>
+      <w:pPr>
+        <w:spacing w:line="259" w:lineRule="auto"/>
+      </w:pPr>
       <w:r>
         <w:t>El sistema calcula automáticamente el tiempo de permanencia y el monto a cobrar a partir de la fecha y hora de entrada y de salida, aplicando la tarifa que corresponde a cada tipo de vehículo. Además, controla el estado de los espacios y permite buscar registros por placa o por fecha, lo que ahorra tiempo y reduce los errores.</w:t>
       </w:r>
     </w:p>
     <w:p>
+      <w:pPr>
+        <w:spacing w:line="259" w:lineRule="auto"/>
+      </w:pPr>
       <w:r>
         <w:t>El sistema también incorpora validaciones que evitan problemas frecuentes, como registrar una placa repetida, asignar un espacio que ya está ocupado o dejar campos obligatorios vacíos. Con esto se mejora la calidad de los datos y se facilita el trabajo de la persona que lo utiliza, quien recibe mensajes claros cuando algo no se puede realizar.</w:t>
       </w:r>
     </w:p>
     <w:p>
+      <w:pPr>
+        <w:spacing w:line="259" w:lineRule="auto"/>
+      </w:pPr>
       <w:r>
         <w:t>Considero que</w:t>
       </w:r>
@@ -2137,13 +1962,27 @@
       </w:r>
       <w:proofErr w:type="spellEnd"/>
       <w:r>
-        <w:t xml:space="preserve">, validación de datos y conexión con una base de datos SQL Server. También incluye operaciones de registro, consulta, búsqueda, modificación y eliminación, manejo de fechas y horas, y cálculos relacionados con la información almacenada. </w:t>
-      </w:r>
-    </w:p>
-    <w:p>
+        <w:t xml:space="preserve">, validación de datos y </w:t>
+      </w:r>
       <w:r>
         <w:lastRenderedPageBreak/>
-        <w:t>Finalmente, el proyecto tiene un valor práctico y de crecimiento a futuro. Aunque en esta etapa se plantea una solución básica, la estructura de la base de datos y la organización del código permiten ampliarla más adelante, por ejemplo agregando nuevos tipos de vehículo, reportes de ingresos o un control de usuarios con inicio de sesión. De esta forma, el sistema no solo cumple con los requisitos del curso, sino que también representa una solución real que podría adaptarse a las necesidades de un parqueo pequeño.</w:t>
+        <w:t xml:space="preserve">conexión con una base de datos SQL Server. También incluye operaciones de registro, consulta, búsqueda, modificación y eliminación, manejo de fechas y horas, y cálculos relacionados con la información almacenada. </w:t>
+      </w:r>
+    </w:p>
+    <w:p>
+      <w:pPr>
+        <w:spacing w:line="259" w:lineRule="auto"/>
+      </w:pPr>
+      <w:r>
+        <w:t xml:space="preserve">Finalmente, el proyecto tiene un valor práctico y de crecimiento a futuro. Aunque en esta etapa se plantea una solución básica, la estructura de la base de datos y la organización del código permiten ampliarla más adelante, por </w:t>
+      </w:r>
+      <w:proofErr w:type="gramStart"/>
+      <w:r>
+        <w:t>ejemplo</w:t>
+      </w:r>
+      <w:proofErr w:type="gramEnd"/>
+      <w:r>
+        <w:t xml:space="preserve"> agregando nuevos tipos de vehículo, reportes de ingresos o un control de usuarios con inicio de sesión. De esta forma, el sistema no solo cumple con los requisitos del curso, sino que también representa una solución real que podría adaptarse a las necesidades de un parqueo pequeño.</w:t>
       </w:r>
     </w:p>
     <w:p/>
@@ -2162,6 +2001,9 @@
       </w:r>
     </w:p>
     <w:p>
+      <w:pPr>
+        <w:spacing w:line="259" w:lineRule="auto"/>
+      </w:pPr>
       <w:r>
         <w:t xml:space="preserve">El proyecto consiste en desarrollar una aplicación de escritorio para Windows, hecha en C# con Windows </w:t>
       </w:r>
@@ -2175,26 +2017,45 @@
       </w:r>
     </w:p>
     <w:p>
+      <w:pPr>
+        <w:spacing w:line="259" w:lineRule="auto"/>
+      </w:pPr>
       <w:r>
         <w:t>El sistema contará con un menú principal desde el cual se podrá navegar entre los distintos módulos. En ellos se podrá registrar, consultar, buscar, modificar y eliminar la información de los clientes, de los vehículos, que pueden ser carros o motos, y de los espacios del parqueo, indicando su número, el tipo de vehículo al que corresponden y si están disponibles u ocupados. Además, el sistema permitirá registrar la entrada de un vehículo a un espacio libre, guardando de forma automática la fecha y la hora, y registrar su salida, momento en el que se calcula el tiempo de permanencia y el monto a pagar según el tipo de vehículo, y se libera el espacio. El historial de entradas y salidas se mostrará en una tabla y podrá filtrarse por placa o por fecha.</w:t>
       </w:r>
     </w:p>
     <w:p>
+      <w:pPr>
+        <w:spacing w:line="259" w:lineRule="auto"/>
+      </w:pPr>
       <w:r>
         <w:t>Durante todo el proceso, el sistema validará los datos ingresados para evitar campos vacíos, formatos incorrectos, placas o cédulas repetidas y espacios ya ocupados, y mostrará mensajes claros para informar si una operación fue exitosa, si hubo un error o si se necesita confirmar una eliminación.</w:t>
       </w:r>
     </w:p>
     <w:p>
+      <w:pPr>
+        <w:spacing w:line="259" w:lineRule="auto"/>
+      </w:pPr>
       <w:r>
         <w:t>En cuanto al diseño técnico, se aplicará programación orientada a objetos, con una clase base Vehículo y las clases hijas Carro y Moto, además de las clases Cliente, Espacio y Registro. El código se organizará por capas, separando la interfaz de la lógica, y la base de datos tendrá cuatro tablas relacionadas mediante llaves primarias y foráneas, con datos de prueba y un script SQL para su creación.</w:t>
       </w:r>
     </w:p>
     <w:p>
-      <w:r>
-        <w:t>Para que el proyecto sea realizable dentro del tiempo del curso, el sistema no incluye por ahora pagos en línea, facturación electrónica, inicio de sesión con usuarios y roles, reportes avanzados, uso en red desde varios equipos ni integración con cámaras o lectura automática de placas. Funcionará en un solo equipo con una base de datos local, aunque su estructura permite ampliarlo en el futuro.</w:t>
-      </w:r>
-    </w:p>
-    <w:p>
+      <w:pPr>
+        <w:spacing w:line="259" w:lineRule="auto"/>
+      </w:pPr>
+      <w:r>
+        <w:t xml:space="preserve">Para que el proyecto sea realizable dentro del tiempo del curso, el sistema no incluye por ahora pagos en línea, facturación electrónica, inicio de sesión con usuarios y roles, reportes avanzados, uso en red desde varios equipos ni integración con cámaras o lectura automática de </w:t>
+      </w:r>
+      <w:r>
+        <w:lastRenderedPageBreak/>
+        <w:t>placas. Funcionará en un solo equipo con una base de datos local, aunque su estructura permite ampliarlo en el futuro.</w:t>
+      </w:r>
+    </w:p>
+    <w:p>
+      <w:pPr>
+        <w:spacing w:line="259" w:lineRule="auto"/>
+      </w:pPr>
       <w:r>
         <w:t>El sistema será utilizado por el administrador o encargado del parqueo, que es la persona que registra a los clientes y vehículos, controla las entradas y salidas, realiza los cobros y consulta el historial.</w:t>
       </w:r>
@@ -2207,7 +2068,6 @@
       </w:pPr>
       <w:bookmarkStart w:id="5" w:name="_Toc219643345"/>
       <w:r>
-        <w:lastRenderedPageBreak/>
         <w:t>Requerimientos del proyecto</w:t>
       </w:r>
       <w:bookmarkEnd w:id="5"/>
@@ -2230,15 +2090,13 @@
       <w:pPr>
         <w:spacing w:line="360" w:lineRule="auto"/>
         <w:rPr>
-          <w:rFonts w:ascii="Times New Roman" w:hAnsi="Times New Roman" w:cs="Times New Roman"/>
-          <w:sz w:val="24"/>
+          <w:rFonts w:cs="Times New Roman"/>
           <w:szCs w:val="24"/>
         </w:rPr>
       </w:pPr>
       <w:r>
         <w:rPr>
-          <w:rFonts w:ascii="Times New Roman" w:hAnsi="Times New Roman" w:cs="Times New Roman"/>
-          <w:sz w:val="24"/>
+          <w:rFonts w:cs="Times New Roman"/>
           <w:szCs w:val="24"/>
         </w:rPr>
         <w:t>Mínimo 10 requerimientos</w:t>
@@ -2283,14 +2141,8 @@
             <w:pPr>
               <w:spacing w:before="240" w:after="240" w:line="360" w:lineRule="auto"/>
               <w:jc w:val="both"/>
-              <w:rPr>
-                <w:rFonts w:ascii="Times New Roman" w:hAnsi="Times New Roman"/>
-              </w:rPr>
             </w:pPr>
             <w:r>
-              <w:rPr>
-                <w:rFonts w:ascii="Times New Roman" w:hAnsi="Times New Roman"/>
-              </w:rPr>
               <w:t>ID</w:t>
             </w:r>
           </w:p>
@@ -2303,14 +2155,8 @@
           <w:p>
             <w:pPr>
               <w:jc w:val="center"/>
-              <w:rPr>
-                <w:rFonts w:ascii="Times New Roman" w:hAnsi="Times New Roman"/>
-              </w:rPr>
             </w:pPr>
             <w:r>
-              <w:rPr>
-                <w:rFonts w:ascii="Times New Roman" w:hAnsi="Times New Roman"/>
-              </w:rPr>
               <w:t>RF1</w:t>
             </w:r>
           </w:p>
@@ -2332,14 +2178,8 @@
             <w:pPr>
               <w:spacing w:before="240" w:after="240" w:line="360" w:lineRule="auto"/>
               <w:jc w:val="both"/>
-              <w:rPr>
-                <w:rFonts w:ascii="Times New Roman" w:hAnsi="Times New Roman"/>
-              </w:rPr>
             </w:pPr>
             <w:r>
-              <w:rPr>
-                <w:rFonts w:ascii="Times New Roman" w:hAnsi="Times New Roman"/>
-              </w:rPr>
               <w:t>Módulo</w:t>
             </w:r>
           </w:p>
@@ -2356,20 +2196,11 @@
           <w:p>
             <w:pPr>
               <w:jc w:val="center"/>
-              <w:rPr>
-                <w:rFonts w:ascii="Times New Roman" w:hAnsi="Times New Roman"/>
-              </w:rPr>
             </w:pPr>
             <w:r>
-              <w:rPr>
-                <w:rFonts w:ascii="Times New Roman" w:hAnsi="Times New Roman"/>
-              </w:rPr>
               <w:t>Menú principa</w:t>
             </w:r>
             <w:r>
-              <w:rPr>
-                <w:rFonts w:ascii="Times New Roman" w:hAnsi="Times New Roman"/>
-              </w:rPr>
               <w:t>l</w:t>
             </w:r>
           </w:p>
@@ -2389,26 +2220,14 @@
             <w:pPr>
               <w:spacing w:before="240" w:after="240" w:line="360" w:lineRule="auto"/>
               <w:jc w:val="both"/>
-              <w:rPr>
-                <w:rFonts w:ascii="Times New Roman" w:hAnsi="Times New Roman"/>
-              </w:rPr>
             </w:pPr>
             <w:r>
-              <w:rPr>
-                <w:rFonts w:ascii="Times New Roman" w:hAnsi="Times New Roman"/>
-              </w:rPr>
               <w:t>Descripción</w:t>
             </w:r>
             <w:r>
-              <w:rPr>
-                <w:rFonts w:ascii="Times New Roman" w:hAnsi="Times New Roman"/>
-              </w:rPr>
               <w:t xml:space="preserve">: </w:t>
             </w:r>
             <w:r>
-              <w:rPr>
-                <w:rFonts w:ascii="Times New Roman" w:hAnsi="Times New Roman"/>
-              </w:rPr>
               <w:t>El sistema deberá contar con un menú principal que permita navegar entre los módulos.</w:t>
             </w:r>
           </w:p>
@@ -2428,34 +2247,228 @@
             <w:pPr>
               <w:spacing w:before="240" w:after="240" w:line="360" w:lineRule="auto"/>
               <w:jc w:val="both"/>
-              <w:rPr>
-                <w:rFonts w:ascii="Times New Roman" w:hAnsi="Times New Roman"/>
-              </w:rPr>
             </w:pPr>
             <w:r>
-              <w:rPr>
-                <w:rFonts w:ascii="Times New Roman" w:hAnsi="Times New Roman"/>
-              </w:rPr>
               <w:t>Especificación</w:t>
             </w:r>
             <w:r>
-              <w:rPr>
-                <w:rFonts w:ascii="Times New Roman" w:hAnsi="Times New Roman"/>
-              </w:rPr>
               <w:t>:</w:t>
             </w:r>
             <w:r>
-              <w:rPr>
-                <w:rFonts w:ascii="Times New Roman" w:hAnsi="Times New Roman"/>
-              </w:rPr>
               <w:t xml:space="preserve"> </w:t>
             </w:r>
             <w:r>
-              <w:rPr>
-                <w:rFonts w:ascii="Times New Roman" w:hAnsi="Times New Roman"/>
-              </w:rPr>
               <w:t>Se espera un formulario con botones o un menú superior para entrar a Clientes, Vehículos, Espacios, Entrada, Salida y cobro, y Consulta de registros, además de una opción para cerrar el sistema.</w:t>
             </w:r>
+          </w:p>
+        </w:tc>
+      </w:tr>
+    </w:tbl>
+    <w:p>
+      <w:pPr>
+        <w:ind w:firstLine="0"/>
+      </w:pPr>
+    </w:p>
+    <w:p>
+      <w:pPr>
+        <w:ind w:firstLine="0"/>
+      </w:pPr>
+    </w:p>
+    <w:p>
+      <w:pPr>
+        <w:ind w:firstLine="0"/>
+      </w:pPr>
+    </w:p>
+    <w:p>
+      <w:pPr>
+        <w:ind w:firstLine="0"/>
+      </w:pPr>
+    </w:p>
+    <w:p>
+      <w:pPr>
+        <w:ind w:firstLine="0"/>
+      </w:pPr>
+    </w:p>
+    <w:tbl>
+      <w:tblPr>
+        <w:tblW w:w="8640" w:type="dxa"/>
+        <w:tblInd w:w="70" w:type="dxa"/>
+        <w:tblBorders>
+          <w:top w:val="single" w:sz="2" w:space="0" w:color="auto"/>
+          <w:left w:val="single" w:sz="2" w:space="0" w:color="auto"/>
+          <w:bottom w:val="single" w:sz="2" w:space="0" w:color="auto"/>
+          <w:right w:val="single" w:sz="2" w:space="0" w:color="auto"/>
+          <w:insideH w:val="single" w:sz="2" w:space="0" w:color="auto"/>
+          <w:insideV w:val="single" w:sz="2" w:space="0" w:color="auto"/>
+        </w:tblBorders>
+        <w:tblLayout w:type="fixed"/>
+        <w:tblCellMar>
+          <w:left w:w="70" w:type="dxa"/>
+          <w:right w:w="70" w:type="dxa"/>
+        </w:tblCellMar>
+        <w:tblLook w:val="0000" w:firstRow="0" w:lastRow="0" w:firstColumn="0" w:lastColumn="0" w:noHBand="0" w:noVBand="0"/>
+      </w:tblPr>
+      <w:tblGrid>
+        <w:gridCol w:w="1980"/>
+        <w:gridCol w:w="6660"/>
+      </w:tblGrid>
+      <w:tr>
+        <w:trPr>
+          <w:trHeight w:val="300"/>
+        </w:trPr>
+        <w:tc>
+          <w:tcPr>
+            <w:tcW w:w="1980" w:type="dxa"/>
+            <w:tcBorders>
+              <w:bottom w:val="single" w:sz="2" w:space="0" w:color="auto"/>
+            </w:tcBorders>
+            <w:shd w:val="clear" w:color="auto" w:fill="CCCCCC"/>
+          </w:tcPr>
+          <w:p>
+            <w:pPr>
+              <w:spacing w:before="240" w:after="240" w:line="360" w:lineRule="auto"/>
+              <w:jc w:val="both"/>
+            </w:pPr>
+            <w:r>
+              <w:lastRenderedPageBreak/>
+              <w:t>ID</w:t>
+            </w:r>
+          </w:p>
+        </w:tc>
+        <w:tc>
+          <w:tcPr>
+            <w:tcW w:w="6660" w:type="dxa"/>
+            <w:vAlign w:val="center"/>
+          </w:tcPr>
+          <w:p>
+            <w:pPr>
+              <w:jc w:val="center"/>
+            </w:pPr>
+            <w:r>
+              <w:t>RF</w:t>
+            </w:r>
+            <w:r>
+              <w:t>2</w:t>
+            </w:r>
+          </w:p>
+        </w:tc>
+      </w:tr>
+      <w:tr>
+        <w:trPr>
+          <w:trHeight w:val="240"/>
+        </w:trPr>
+        <w:tc>
+          <w:tcPr>
+            <w:tcW w:w="1980" w:type="dxa"/>
+            <w:tcBorders>
+              <w:bottom w:val="single" w:sz="2" w:space="0" w:color="auto"/>
+            </w:tcBorders>
+            <w:shd w:val="clear" w:color="auto" w:fill="E6E6E6"/>
+          </w:tcPr>
+          <w:p>
+            <w:pPr>
+              <w:spacing w:before="240" w:after="240" w:line="360" w:lineRule="auto"/>
+              <w:jc w:val="both"/>
+            </w:pPr>
+            <w:r>
+              <w:t>Módulo</w:t>
+            </w:r>
+          </w:p>
+        </w:tc>
+        <w:tc>
+          <w:tcPr>
+            <w:tcW w:w="6660" w:type="dxa"/>
+            <w:tcBorders>
+              <w:bottom w:val="single" w:sz="2" w:space="0" w:color="auto"/>
+            </w:tcBorders>
+            <w:shd w:val="clear" w:color="auto" w:fill="FFFFFF"/>
+            <w:vAlign w:val="center"/>
+          </w:tcPr>
+          <w:p>
+            <w:pPr>
+              <w:jc w:val="center"/>
+            </w:pPr>
+            <w:proofErr w:type="gramStart"/>
+            <w:r>
+              <w:t xml:space="preserve">Gestión </w:t>
+            </w:r>
+            <w:r>
+              <w:t xml:space="preserve"> </w:t>
+            </w:r>
+            <w:r>
+              <w:t>Clientes</w:t>
+            </w:r>
+            <w:proofErr w:type="gramEnd"/>
+          </w:p>
+        </w:tc>
+      </w:tr>
+      <w:tr>
+        <w:trPr>
+          <w:trHeight w:val="295"/>
+        </w:trPr>
+        <w:tc>
+          <w:tcPr>
+            <w:tcW w:w="8640" w:type="dxa"/>
+            <w:gridSpan w:val="2"/>
+            <w:shd w:val="clear" w:color="auto" w:fill="E6E6E6"/>
+          </w:tcPr>
+          <w:p>
+            <w:pPr>
+              <w:spacing w:before="240" w:after="240" w:line="360" w:lineRule="auto"/>
+              <w:jc w:val="both"/>
+            </w:pPr>
+            <w:r>
+              <w:t>Descripción</w:t>
+            </w:r>
+            <w:r>
+              <w:t xml:space="preserve">: </w:t>
+            </w:r>
+            <w:r>
+              <w:t>El sistema deberá permitir registrar, consultar, buscar, modificar y eliminar clientes.</w:t>
+            </w:r>
+          </w:p>
+        </w:tc>
+      </w:tr>
+      <w:tr>
+        <w:trPr>
+          <w:trHeight w:val="150"/>
+        </w:trPr>
+        <w:tc>
+          <w:tcPr>
+            <w:tcW w:w="8640" w:type="dxa"/>
+            <w:gridSpan w:val="2"/>
+            <w:shd w:val="clear" w:color="auto" w:fill="FFFFFF" w:themeFill="background1"/>
+          </w:tcPr>
+          <w:p>
+            <w:pPr>
+              <w:spacing w:before="240" w:after="240" w:line="360" w:lineRule="auto"/>
+              <w:jc w:val="both"/>
+            </w:pPr>
+            <w:r>
+              <w:t>Especificación</w:t>
+            </w:r>
+            <w:r>
+              <w:t>:</w:t>
+            </w:r>
+            <w:r>
+              <w:t xml:space="preserve"> </w:t>
+            </w:r>
+            <w:r>
+              <w:t xml:space="preserve">Un formulario con cédula, nombre y teléfono, y un </w:t>
+            </w:r>
+            <w:proofErr w:type="spellStart"/>
+            <w:r>
+              <w:t>DataGridView</w:t>
+            </w:r>
+            <w:proofErr w:type="spellEnd"/>
+            <w:r>
+              <w:t xml:space="preserve"> con los clientes registrados. Se puede buscar por cédula o nombre. Al seleccionar un cliente, sus datos se cargan para editarlos, y para eliminar se pide confirmación. No se permite eliminar a un cliente que tenga vehículos </w:t>
+            </w:r>
+            <w:proofErr w:type="gramStart"/>
+            <w:r>
+              <w:t>asociados..</w:t>
+            </w:r>
+            <w:proofErr w:type="gramEnd"/>
           </w:p>
         </w:tc>
       </w:tr>
@@ -2501,14 +2514,8 @@
             <w:pPr>
               <w:spacing w:before="240" w:after="240" w:line="360" w:lineRule="auto"/>
               <w:jc w:val="both"/>
-              <w:rPr>
-                <w:rFonts w:ascii="Times New Roman" w:hAnsi="Times New Roman"/>
-              </w:rPr>
             </w:pPr>
             <w:r>
-              <w:rPr>
-                <w:rFonts w:ascii="Times New Roman" w:hAnsi="Times New Roman"/>
-              </w:rPr>
               <w:t>ID</w:t>
             </w:r>
           </w:p>
@@ -2521,21 +2528,12 @@
           <w:p>
             <w:pPr>
               <w:jc w:val="center"/>
-              <w:rPr>
-                <w:rFonts w:ascii="Times New Roman" w:hAnsi="Times New Roman"/>
-              </w:rPr>
             </w:pPr>
             <w:r>
-              <w:rPr>
-                <w:rFonts w:ascii="Times New Roman" w:hAnsi="Times New Roman"/>
-              </w:rPr>
               <w:t>RF</w:t>
             </w:r>
             <w:r>
-              <w:rPr>
-                <w:rFonts w:ascii="Times New Roman" w:hAnsi="Times New Roman"/>
-              </w:rPr>
-              <w:t>2</w:t>
+              <w:t>3</w:t>
             </w:r>
           </w:p>
         </w:tc>
@@ -2556,14 +2554,8 @@
             <w:pPr>
               <w:spacing w:before="240" w:after="240" w:line="360" w:lineRule="auto"/>
               <w:jc w:val="both"/>
-              <w:rPr>
-                <w:rFonts w:ascii="Times New Roman" w:hAnsi="Times New Roman"/>
-              </w:rPr>
             </w:pPr>
             <w:r>
-              <w:rPr>
-                <w:rFonts w:ascii="Times New Roman" w:hAnsi="Times New Roman"/>
-              </w:rPr>
               <w:t>Módulo</w:t>
             </w:r>
           </w:p>
@@ -2580,27 +2572,9 @@
           <w:p>
             <w:pPr>
               <w:jc w:val="center"/>
-              <w:rPr>
-                <w:rFonts w:ascii="Times New Roman" w:hAnsi="Times New Roman"/>
-              </w:rPr>
             </w:pPr>
             <w:r>
-              <w:rPr>
-                <w:rFonts w:ascii="Times New Roman" w:hAnsi="Times New Roman"/>
-              </w:rPr>
-              <w:t xml:space="preserve">Gestión </w:t>
-            </w:r>
-            <w:r>
-              <w:rPr>
-                <w:rFonts w:ascii="Times New Roman" w:hAnsi="Times New Roman"/>
-              </w:rPr>
-              <w:t xml:space="preserve"> </w:t>
-            </w:r>
-            <w:r>
-              <w:rPr>
-                <w:rFonts w:ascii="Times New Roman" w:hAnsi="Times New Roman"/>
-              </w:rPr>
-              <w:t>Clientes</w:t>
+              <w:t>Gestión de vehículos</w:t>
             </w:r>
           </w:p>
         </w:tc>
@@ -2619,27 +2593,15 @@
             <w:pPr>
               <w:spacing w:before="240" w:after="240" w:line="360" w:lineRule="auto"/>
               <w:jc w:val="both"/>
-              <w:rPr>
-                <w:rFonts w:ascii="Times New Roman" w:hAnsi="Times New Roman"/>
-              </w:rPr>
             </w:pPr>
             <w:r>
-              <w:rPr>
-                <w:rFonts w:ascii="Times New Roman" w:hAnsi="Times New Roman"/>
-              </w:rPr>
               <w:t>Descripción</w:t>
             </w:r>
             <w:r>
-              <w:rPr>
-                <w:rFonts w:ascii="Times New Roman" w:hAnsi="Times New Roman"/>
-              </w:rPr>
               <w:t xml:space="preserve">: </w:t>
             </w:r>
             <w:r>
-              <w:rPr>
-                <w:rFonts w:ascii="Times New Roman" w:hAnsi="Times New Roman"/>
-              </w:rPr>
-              <w:t>El sistema deberá permitir registrar, consultar, buscar, modificar y eliminar clientes.</w:t>
+              <w:t>El sistema deberá permitir administrar los vehículos asociados a un cliente.</w:t>
             </w:r>
           </w:p>
         </w:tc>
@@ -2658,44 +2620,182 @@
             <w:pPr>
               <w:spacing w:before="240" w:after="240" w:line="360" w:lineRule="auto"/>
               <w:jc w:val="both"/>
-              <w:rPr>
-                <w:rFonts w:ascii="Times New Roman" w:hAnsi="Times New Roman"/>
-              </w:rPr>
             </w:pPr>
             <w:r>
-              <w:rPr>
-                <w:rFonts w:ascii="Times New Roman" w:hAnsi="Times New Roman"/>
-              </w:rPr>
               <w:t>Especificación</w:t>
             </w:r>
             <w:r>
-              <w:rPr>
-                <w:rFonts w:ascii="Times New Roman" w:hAnsi="Times New Roman"/>
-              </w:rPr>
+              <w:t xml:space="preserve">: </w:t>
+            </w:r>
+            <w:r>
+              <w:t>Un formulario con placa, tipo (carro o moto), marca, color y una lista desplegable con los clientes. Incluye tabla de consulta, búsqueda por placa, modificación y eliminación con confirmación. La placa no puede repetirse.</w:t>
+            </w:r>
+          </w:p>
+        </w:tc>
+      </w:tr>
+    </w:tbl>
+    <w:p/>
+    <w:tbl>
+      <w:tblPr>
+        <w:tblW w:w="8640" w:type="dxa"/>
+        <w:tblInd w:w="70" w:type="dxa"/>
+        <w:tblBorders>
+          <w:top w:val="single" w:sz="2" w:space="0" w:color="auto"/>
+          <w:left w:val="single" w:sz="2" w:space="0" w:color="auto"/>
+          <w:bottom w:val="single" w:sz="2" w:space="0" w:color="auto"/>
+          <w:right w:val="single" w:sz="2" w:space="0" w:color="auto"/>
+          <w:insideH w:val="single" w:sz="2" w:space="0" w:color="auto"/>
+          <w:insideV w:val="single" w:sz="2" w:space="0" w:color="auto"/>
+        </w:tblBorders>
+        <w:tblLayout w:type="fixed"/>
+        <w:tblCellMar>
+          <w:left w:w="70" w:type="dxa"/>
+          <w:right w:w="70" w:type="dxa"/>
+        </w:tblCellMar>
+        <w:tblLook w:val="0000" w:firstRow="0" w:lastRow="0" w:firstColumn="0" w:lastColumn="0" w:noHBand="0" w:noVBand="0"/>
+      </w:tblPr>
+      <w:tblGrid>
+        <w:gridCol w:w="1980"/>
+        <w:gridCol w:w="6660"/>
+      </w:tblGrid>
+      <w:tr>
+        <w:trPr>
+          <w:trHeight w:val="300"/>
+        </w:trPr>
+        <w:tc>
+          <w:tcPr>
+            <w:tcW w:w="1980" w:type="dxa"/>
+            <w:tcBorders>
+              <w:bottom w:val="single" w:sz="2" w:space="0" w:color="auto"/>
+            </w:tcBorders>
+            <w:shd w:val="clear" w:color="auto" w:fill="CCCCCC"/>
+          </w:tcPr>
+          <w:p>
+            <w:pPr>
+              <w:spacing w:before="240" w:after="240" w:line="360" w:lineRule="auto"/>
+              <w:jc w:val="both"/>
+            </w:pPr>
+            <w:r>
+              <w:lastRenderedPageBreak/>
+              <w:t>ID</w:t>
+            </w:r>
+          </w:p>
+        </w:tc>
+        <w:tc>
+          <w:tcPr>
+            <w:tcW w:w="6660" w:type="dxa"/>
+            <w:vAlign w:val="center"/>
+          </w:tcPr>
+          <w:p>
+            <w:pPr>
+              <w:jc w:val="center"/>
+            </w:pPr>
+            <w:r>
+              <w:t>RF</w:t>
+            </w:r>
+            <w:r>
+              <w:t>4</w:t>
+            </w:r>
+          </w:p>
+        </w:tc>
+      </w:tr>
+      <w:tr>
+        <w:trPr>
+          <w:trHeight w:val="240"/>
+        </w:trPr>
+        <w:tc>
+          <w:tcPr>
+            <w:tcW w:w="1980" w:type="dxa"/>
+            <w:tcBorders>
+              <w:bottom w:val="single" w:sz="2" w:space="0" w:color="auto"/>
+            </w:tcBorders>
+            <w:shd w:val="clear" w:color="auto" w:fill="E6E6E6"/>
+          </w:tcPr>
+          <w:p>
+            <w:pPr>
+              <w:spacing w:before="240" w:after="240" w:line="360" w:lineRule="auto"/>
+              <w:jc w:val="both"/>
+            </w:pPr>
+            <w:r>
+              <w:t>Módulo</w:t>
+            </w:r>
+          </w:p>
+        </w:tc>
+        <w:tc>
+          <w:tcPr>
+            <w:tcW w:w="6660" w:type="dxa"/>
+            <w:tcBorders>
+              <w:bottom w:val="single" w:sz="2" w:space="0" w:color="auto"/>
+            </w:tcBorders>
+            <w:shd w:val="clear" w:color="auto" w:fill="FFFFFF"/>
+            <w:vAlign w:val="center"/>
+          </w:tcPr>
+          <w:p>
+            <w:pPr>
+              <w:jc w:val="center"/>
+            </w:pPr>
+            <w:r>
+              <w:t>Gestión de espacios</w:t>
+            </w:r>
+          </w:p>
+        </w:tc>
+      </w:tr>
+      <w:tr>
+        <w:trPr>
+          <w:trHeight w:val="295"/>
+        </w:trPr>
+        <w:tc>
+          <w:tcPr>
+            <w:tcW w:w="8640" w:type="dxa"/>
+            <w:gridSpan w:val="2"/>
+            <w:shd w:val="clear" w:color="auto" w:fill="E6E6E6"/>
+          </w:tcPr>
+          <w:p>
+            <w:pPr>
+              <w:spacing w:before="240" w:after="240" w:line="360" w:lineRule="auto"/>
+              <w:jc w:val="both"/>
+            </w:pPr>
+            <w:r>
+              <w:t>Descripción</w:t>
+            </w:r>
+            <w:r>
               <w:t>:</w:t>
             </w:r>
             <w:r>
               <w:t xml:space="preserve"> </w:t>
             </w:r>
             <w:r>
-              <w:rPr>
-                <w:rFonts w:ascii="Times New Roman" w:hAnsi="Times New Roman"/>
-              </w:rPr>
-              <w:t xml:space="preserve">Un formulario con cédula, nombre y teléfono, y un </w:t>
-            </w:r>
-            <w:proofErr w:type="spellStart"/>
-            <w:r>
-              <w:rPr>
-                <w:rFonts w:ascii="Times New Roman" w:hAnsi="Times New Roman"/>
-              </w:rPr>
-              <w:t>DataGridView</w:t>
-            </w:r>
-            <w:proofErr w:type="spellEnd"/>
-            <w:r>
-              <w:rPr>
-                <w:rFonts w:ascii="Times New Roman" w:hAnsi="Times New Roman"/>
-              </w:rPr>
-              <w:t xml:space="preserve"> con los clientes registrados. Se puede buscar por cédula o nombre. Al seleccionar un cliente, sus datos se cargan para editarlos, y para eliminar se pide confirmación. No se permite eliminar a un cliente que tenga vehículos asociados..</w:t>
+              <w:t>El sistema deberá permitir administrar los espacios del parqueo</w:t>
+            </w:r>
+            <w:r>
+              <w:t>.</w:t>
+            </w:r>
+          </w:p>
+        </w:tc>
+      </w:tr>
+      <w:tr>
+        <w:trPr>
+          <w:trHeight w:val="150"/>
+        </w:trPr>
+        <w:tc>
+          <w:tcPr>
+            <w:tcW w:w="8640" w:type="dxa"/>
+            <w:gridSpan w:val="2"/>
+            <w:shd w:val="clear" w:color="auto" w:fill="FFFFFF" w:themeFill="background1"/>
+          </w:tcPr>
+          <w:p>
+            <w:pPr>
+              <w:spacing w:before="240" w:after="240" w:line="360" w:lineRule="auto"/>
+              <w:jc w:val="both"/>
+            </w:pPr>
+            <w:r>
+              <w:t>Especificación</w:t>
+            </w:r>
+            <w:r>
+              <w:t xml:space="preserve">: </w:t>
+            </w:r>
+            <w:r>
+              <w:t>Un formulario para registrar y modificar espacios con su número y el tipo de vehículo (carro o moto), y una tabla que muestra si cada uno está disponible u ocupado.</w:t>
             </w:r>
           </w:p>
         </w:tc>
@@ -2744,14 +2844,8 @@
             <w:pPr>
               <w:spacing w:before="240" w:after="240" w:line="360" w:lineRule="auto"/>
               <w:jc w:val="both"/>
-              <w:rPr>
-                <w:rFonts w:ascii="Times New Roman" w:hAnsi="Times New Roman"/>
-              </w:rPr>
             </w:pPr>
             <w:r>
-              <w:rPr>
-                <w:rFonts w:ascii="Times New Roman" w:hAnsi="Times New Roman"/>
-              </w:rPr>
               <w:t>ID</w:t>
             </w:r>
           </w:p>
@@ -2764,21 +2858,12 @@
           <w:p>
             <w:pPr>
               <w:jc w:val="center"/>
-              <w:rPr>
-                <w:rFonts w:ascii="Times New Roman" w:hAnsi="Times New Roman"/>
-              </w:rPr>
             </w:pPr>
             <w:r>
-              <w:rPr>
-                <w:rFonts w:ascii="Times New Roman" w:hAnsi="Times New Roman"/>
-              </w:rPr>
               <w:t>RF</w:t>
             </w:r>
             <w:r>
-              <w:rPr>
-                <w:rFonts w:ascii="Times New Roman" w:hAnsi="Times New Roman"/>
-              </w:rPr>
-              <w:t>3</w:t>
+              <w:t>5</w:t>
             </w:r>
           </w:p>
         </w:tc>
@@ -2799,14 +2884,8 @@
             <w:pPr>
               <w:spacing w:before="240" w:after="240" w:line="360" w:lineRule="auto"/>
               <w:jc w:val="both"/>
-              <w:rPr>
-                <w:rFonts w:ascii="Times New Roman" w:hAnsi="Times New Roman"/>
-              </w:rPr>
             </w:pPr>
             <w:r>
-              <w:rPr>
-                <w:rFonts w:ascii="Times New Roman" w:hAnsi="Times New Roman"/>
-              </w:rPr>
               <w:t>Módulo</w:t>
             </w:r>
           </w:p>
@@ -2823,15 +2902,9 @@
           <w:p>
             <w:pPr>
               <w:jc w:val="center"/>
-              <w:rPr>
-                <w:rFonts w:ascii="Times New Roman" w:hAnsi="Times New Roman"/>
-              </w:rPr>
             </w:pPr>
             <w:r>
-              <w:rPr>
-                <w:rFonts w:ascii="Times New Roman" w:hAnsi="Times New Roman"/>
-              </w:rPr>
-              <w:t>Gestión de vehículos</w:t>
+              <w:t>Entrada de vehículos</w:t>
             </w:r>
           </w:p>
         </w:tc>
@@ -2850,27 +2923,18 @@
             <w:pPr>
               <w:spacing w:before="240" w:after="240" w:line="360" w:lineRule="auto"/>
               <w:jc w:val="both"/>
-              <w:rPr>
-                <w:rFonts w:ascii="Times New Roman" w:hAnsi="Times New Roman"/>
-              </w:rPr>
             </w:pPr>
             <w:r>
-              <w:rPr>
-                <w:rFonts w:ascii="Times New Roman" w:hAnsi="Times New Roman"/>
-              </w:rPr>
               <w:t>Descripción</w:t>
             </w:r>
             <w:r>
-              <w:rPr>
-                <w:rFonts w:ascii="Times New Roman" w:hAnsi="Times New Roman"/>
-              </w:rPr>
-              <w:t xml:space="preserve">: </w:t>
-            </w:r>
-            <w:r>
-              <w:rPr>
-                <w:rFonts w:ascii="Times New Roman" w:hAnsi="Times New Roman"/>
-              </w:rPr>
-              <w:t>El sistema deberá permitir administrar los vehículos asociados a un cliente.</w:t>
+              <w:t>:</w:t>
+            </w:r>
+            <w:r>
+              <w:t xml:space="preserve"> </w:t>
+            </w:r>
+            <w:r>
+              <w:t>El sistema deberá permitir registrar la entrada de un vehículo al parqueo.</w:t>
             </w:r>
           </w:p>
         </w:tc>
@@ -2889,32 +2953,21 @@
             <w:pPr>
               <w:spacing w:before="240" w:after="240" w:line="360" w:lineRule="auto"/>
               <w:jc w:val="both"/>
-              <w:rPr>
-                <w:rFonts w:ascii="Times New Roman" w:hAnsi="Times New Roman"/>
-              </w:rPr>
             </w:pPr>
             <w:r>
-              <w:rPr>
-                <w:rFonts w:ascii="Times New Roman" w:hAnsi="Times New Roman"/>
-              </w:rPr>
               <w:t>Especificación</w:t>
             </w:r>
             <w:r>
-              <w:rPr>
-                <w:rFonts w:ascii="Times New Roman" w:hAnsi="Times New Roman"/>
-              </w:rPr>
               <w:t xml:space="preserve">: </w:t>
             </w:r>
             <w:r>
-              <w:rPr>
-                <w:rFonts w:ascii="Times New Roman" w:hAnsi="Times New Roman"/>
-              </w:rPr>
-              <w:t>Un formulario con placa, tipo (carro o moto), marca, color y una lista desplegable con los clientes. Incluye tabla de consulta, búsqueda por placa, modificación y eliminación con confirmación. La placa no puede repetirse.</w:t>
+              <w:t>El usuario elige el vehículo y un espacio disponible del mismo tipo. Al guardar, el sistema toma la fecha y hora actuales como hora de entrada y cambia el espacio a ocupado. No permite registrar la entrada de un vehículo que ya está dentro.</w:t>
             </w:r>
           </w:p>
         </w:tc>
       </w:tr>
     </w:tbl>
+    <w:p/>
     <w:p/>
     <w:tbl>
       <w:tblPr>
@@ -2955,14 +3008,8 @@
             <w:pPr>
               <w:spacing w:before="240" w:after="240" w:line="360" w:lineRule="auto"/>
               <w:jc w:val="both"/>
-              <w:rPr>
-                <w:rFonts w:ascii="Times New Roman" w:hAnsi="Times New Roman"/>
-              </w:rPr>
             </w:pPr>
             <w:r>
-              <w:rPr>
-                <w:rFonts w:ascii="Times New Roman" w:hAnsi="Times New Roman"/>
-              </w:rPr>
               <w:t>ID</w:t>
             </w:r>
           </w:p>
@@ -2975,21 +3022,12 @@
           <w:p>
             <w:pPr>
               <w:jc w:val="center"/>
-              <w:rPr>
-                <w:rFonts w:ascii="Times New Roman" w:hAnsi="Times New Roman"/>
-              </w:rPr>
             </w:pPr>
             <w:r>
-              <w:rPr>
-                <w:rFonts w:ascii="Times New Roman" w:hAnsi="Times New Roman"/>
-              </w:rPr>
               <w:t>RF</w:t>
             </w:r>
             <w:r>
-              <w:rPr>
-                <w:rFonts w:ascii="Times New Roman" w:hAnsi="Times New Roman"/>
-              </w:rPr>
-              <w:t>4</w:t>
+              <w:t>6</w:t>
             </w:r>
           </w:p>
         </w:tc>
@@ -3010,14 +3048,8 @@
             <w:pPr>
               <w:spacing w:before="240" w:after="240" w:line="360" w:lineRule="auto"/>
               <w:jc w:val="both"/>
-              <w:rPr>
-                <w:rFonts w:ascii="Times New Roman" w:hAnsi="Times New Roman"/>
-              </w:rPr>
             </w:pPr>
             <w:r>
-              <w:rPr>
-                <w:rFonts w:ascii="Times New Roman" w:hAnsi="Times New Roman"/>
-              </w:rPr>
               <w:t>Módulo</w:t>
             </w:r>
           </w:p>
@@ -3034,15 +3066,9 @@
           <w:p>
             <w:pPr>
               <w:jc w:val="center"/>
-              <w:rPr>
-                <w:rFonts w:ascii="Times New Roman" w:hAnsi="Times New Roman"/>
-              </w:rPr>
             </w:pPr>
             <w:r>
-              <w:rPr>
-                <w:rFonts w:ascii="Times New Roman" w:hAnsi="Times New Roman"/>
-              </w:rPr>
-              <w:t>Gestión de espacios</w:t>
+              <w:t>Salida y cobro</w:t>
             </w:r>
           </w:p>
         </w:tc>
@@ -3061,36 +3087,18 @@
             <w:pPr>
               <w:spacing w:before="240" w:after="240" w:line="360" w:lineRule="auto"/>
               <w:jc w:val="both"/>
-              <w:rPr>
-                <w:rFonts w:ascii="Times New Roman" w:hAnsi="Times New Roman"/>
-              </w:rPr>
             </w:pPr>
             <w:r>
-              <w:rPr>
-                <w:rFonts w:ascii="Times New Roman" w:hAnsi="Times New Roman"/>
-              </w:rPr>
               <w:t>Descripción</w:t>
             </w:r>
             <w:r>
-              <w:rPr>
-                <w:rFonts w:ascii="Times New Roman" w:hAnsi="Times New Roman"/>
-              </w:rPr>
               <w:t>:</w:t>
             </w:r>
             <w:r>
               <w:t xml:space="preserve"> </w:t>
             </w:r>
             <w:r>
-              <w:rPr>
-                <w:rFonts w:ascii="Times New Roman" w:hAnsi="Times New Roman"/>
-              </w:rPr>
-              <w:t>El sistema deberá permitir administrar los espacios del parqueo</w:t>
-            </w:r>
-            <w:r>
-              <w:rPr>
-                <w:rFonts w:ascii="Times New Roman" w:hAnsi="Times New Roman"/>
-              </w:rPr>
-              <w:t>.</w:t>
+              <w:t>El sistema deberá registrar la salida de un vehículo y calcular el monto a pagar.</w:t>
             </w:r>
           </w:p>
         </w:tc>
@@ -3109,27 +3117,18 @@
             <w:pPr>
               <w:spacing w:before="240" w:after="240" w:line="360" w:lineRule="auto"/>
               <w:jc w:val="both"/>
-              <w:rPr>
-                <w:rFonts w:ascii="Times New Roman" w:hAnsi="Times New Roman"/>
-              </w:rPr>
             </w:pPr>
             <w:r>
-              <w:rPr>
-                <w:rFonts w:ascii="Times New Roman" w:hAnsi="Times New Roman"/>
-              </w:rPr>
               <w:t>Especificación</w:t>
             </w:r>
             <w:r>
-              <w:rPr>
-                <w:rFonts w:ascii="Times New Roman" w:hAnsi="Times New Roman"/>
-              </w:rPr>
-              <w:t xml:space="preserve">: </w:t>
-            </w:r>
-            <w:r>
-              <w:rPr>
-                <w:rFonts w:ascii="Times New Roman" w:hAnsi="Times New Roman"/>
-              </w:rPr>
-              <w:t>Un formulario para registrar y modificar espacios con su número y el tipo de vehículo (carro o moto), y una tabla que muestra si cada uno está disponible u ocupado.</w:t>
+              <w:t>:</w:t>
+            </w:r>
+            <w:r>
+              <w:t xml:space="preserve"> </w:t>
+            </w:r>
+            <w:r>
+              <w:t>Se selecciona el vehículo que está dentro, el sistema toma la hora actual como hora de salida, calcula las horas de permanencia, aplica la tarifa por hora según el tipo de vehículo, muestra el total, lo guarda y libera el espacio.</w:t>
             </w:r>
           </w:p>
         </w:tc>
@@ -3138,7 +3137,347 @@
     <w:p/>
     <w:p/>
     <w:p/>
+    <w:tbl>
+      <w:tblPr>
+        <w:tblW w:w="8640" w:type="dxa"/>
+        <w:tblInd w:w="70" w:type="dxa"/>
+        <w:tblBorders>
+          <w:top w:val="single" w:sz="2" w:space="0" w:color="auto"/>
+          <w:left w:val="single" w:sz="2" w:space="0" w:color="auto"/>
+          <w:bottom w:val="single" w:sz="2" w:space="0" w:color="auto"/>
+          <w:right w:val="single" w:sz="2" w:space="0" w:color="auto"/>
+          <w:insideH w:val="single" w:sz="2" w:space="0" w:color="auto"/>
+          <w:insideV w:val="single" w:sz="2" w:space="0" w:color="auto"/>
+        </w:tblBorders>
+        <w:tblLayout w:type="fixed"/>
+        <w:tblCellMar>
+          <w:left w:w="70" w:type="dxa"/>
+          <w:right w:w="70" w:type="dxa"/>
+        </w:tblCellMar>
+        <w:tblLook w:val="0000" w:firstRow="0" w:lastRow="0" w:firstColumn="0" w:lastColumn="0" w:noHBand="0" w:noVBand="0"/>
+      </w:tblPr>
+      <w:tblGrid>
+        <w:gridCol w:w="1980"/>
+        <w:gridCol w:w="6660"/>
+      </w:tblGrid>
+      <w:tr>
+        <w:trPr>
+          <w:trHeight w:val="300"/>
+        </w:trPr>
+        <w:tc>
+          <w:tcPr>
+            <w:tcW w:w="1980" w:type="dxa"/>
+            <w:tcBorders>
+              <w:bottom w:val="single" w:sz="2" w:space="0" w:color="auto"/>
+            </w:tcBorders>
+            <w:shd w:val="clear" w:color="auto" w:fill="CCCCCC"/>
+          </w:tcPr>
+          <w:p>
+            <w:pPr>
+              <w:spacing w:before="240" w:after="240" w:line="360" w:lineRule="auto"/>
+              <w:jc w:val="both"/>
+            </w:pPr>
+            <w:r>
+              <w:t>ID</w:t>
+            </w:r>
+          </w:p>
+        </w:tc>
+        <w:tc>
+          <w:tcPr>
+            <w:tcW w:w="6660" w:type="dxa"/>
+            <w:vAlign w:val="center"/>
+          </w:tcPr>
+          <w:p>
+            <w:pPr>
+              <w:jc w:val="center"/>
+            </w:pPr>
+            <w:r>
+              <w:t>RF</w:t>
+            </w:r>
+            <w:r>
+              <w:t>7</w:t>
+            </w:r>
+          </w:p>
+        </w:tc>
+      </w:tr>
+      <w:tr>
+        <w:trPr>
+          <w:trHeight w:val="240"/>
+        </w:trPr>
+        <w:tc>
+          <w:tcPr>
+            <w:tcW w:w="1980" w:type="dxa"/>
+            <w:tcBorders>
+              <w:bottom w:val="single" w:sz="2" w:space="0" w:color="auto"/>
+            </w:tcBorders>
+            <w:shd w:val="clear" w:color="auto" w:fill="E6E6E6"/>
+          </w:tcPr>
+          <w:p>
+            <w:pPr>
+              <w:spacing w:before="240" w:after="240" w:line="360" w:lineRule="auto"/>
+              <w:jc w:val="both"/>
+            </w:pPr>
+            <w:r>
+              <w:t>Módulo</w:t>
+            </w:r>
+          </w:p>
+        </w:tc>
+        <w:tc>
+          <w:tcPr>
+            <w:tcW w:w="6660" w:type="dxa"/>
+            <w:tcBorders>
+              <w:bottom w:val="single" w:sz="2" w:space="0" w:color="auto"/>
+            </w:tcBorders>
+            <w:shd w:val="clear" w:color="auto" w:fill="FFFFFF"/>
+            <w:vAlign w:val="center"/>
+          </w:tcPr>
+          <w:p>
+            <w:pPr>
+              <w:jc w:val="center"/>
+            </w:pPr>
+            <w:r>
+              <w:t>Consulta de registros</w:t>
+            </w:r>
+          </w:p>
+        </w:tc>
+      </w:tr>
+      <w:tr>
+        <w:trPr>
+          <w:trHeight w:val="295"/>
+        </w:trPr>
+        <w:tc>
+          <w:tcPr>
+            <w:tcW w:w="8640" w:type="dxa"/>
+            <w:gridSpan w:val="2"/>
+            <w:shd w:val="clear" w:color="auto" w:fill="E6E6E6"/>
+          </w:tcPr>
+          <w:p>
+            <w:pPr>
+              <w:spacing w:before="240" w:after="240" w:line="360" w:lineRule="auto"/>
+              <w:jc w:val="both"/>
+            </w:pPr>
+            <w:r>
+              <w:t>Descripción</w:t>
+            </w:r>
+            <w:r>
+              <w:t>:</w:t>
+            </w:r>
+            <w:r>
+              <w:t xml:space="preserve"> </w:t>
+            </w:r>
+            <w:r>
+              <w:t xml:space="preserve">Un </w:t>
+            </w:r>
+            <w:proofErr w:type="spellStart"/>
+            <w:r>
+              <w:t>DataGridView</w:t>
+            </w:r>
+            <w:proofErr w:type="spellEnd"/>
+            <w:r>
+              <w:t xml:space="preserve"> con placa, cliente, espacio, hora de entrada, hora de salida y monto pagado, con filtros por placa y por rango de fechas.</w:t>
+            </w:r>
+          </w:p>
+        </w:tc>
+      </w:tr>
+      <w:tr>
+        <w:trPr>
+          <w:trHeight w:val="150"/>
+        </w:trPr>
+        <w:tc>
+          <w:tcPr>
+            <w:tcW w:w="8640" w:type="dxa"/>
+            <w:gridSpan w:val="2"/>
+            <w:shd w:val="clear" w:color="auto" w:fill="FFFFFF" w:themeFill="background1"/>
+          </w:tcPr>
+          <w:p>
+            <w:pPr>
+              <w:spacing w:before="240" w:after="240" w:line="360" w:lineRule="auto"/>
+              <w:jc w:val="both"/>
+            </w:pPr>
+            <w:r>
+              <w:t>Especificación</w:t>
+            </w:r>
+            <w:r>
+              <w:t>:</w:t>
+            </w:r>
+            <w:r>
+              <w:t xml:space="preserve"> </w:t>
+            </w:r>
+            <w:r>
+              <w:t>El sistema deberá mostrar el historial de entradas y salidas.</w:t>
+            </w:r>
+          </w:p>
+        </w:tc>
+      </w:tr>
+    </w:tbl>
     <w:p/>
+    <w:p/>
+    <w:tbl>
+      <w:tblPr>
+        <w:tblW w:w="8640" w:type="dxa"/>
+        <w:tblInd w:w="70" w:type="dxa"/>
+        <w:tblBorders>
+          <w:top w:val="single" w:sz="2" w:space="0" w:color="auto"/>
+          <w:left w:val="single" w:sz="2" w:space="0" w:color="auto"/>
+          <w:bottom w:val="single" w:sz="2" w:space="0" w:color="auto"/>
+          <w:right w:val="single" w:sz="2" w:space="0" w:color="auto"/>
+          <w:insideH w:val="single" w:sz="2" w:space="0" w:color="auto"/>
+          <w:insideV w:val="single" w:sz="2" w:space="0" w:color="auto"/>
+        </w:tblBorders>
+        <w:tblLayout w:type="fixed"/>
+        <w:tblCellMar>
+          <w:left w:w="70" w:type="dxa"/>
+          <w:right w:w="70" w:type="dxa"/>
+        </w:tblCellMar>
+        <w:tblLook w:val="0000" w:firstRow="0" w:lastRow="0" w:firstColumn="0" w:lastColumn="0" w:noHBand="0" w:noVBand="0"/>
+      </w:tblPr>
+      <w:tblGrid>
+        <w:gridCol w:w="1980"/>
+        <w:gridCol w:w="6660"/>
+      </w:tblGrid>
+      <w:tr>
+        <w:trPr>
+          <w:trHeight w:val="300"/>
+        </w:trPr>
+        <w:tc>
+          <w:tcPr>
+            <w:tcW w:w="1980" w:type="dxa"/>
+            <w:tcBorders>
+              <w:bottom w:val="single" w:sz="2" w:space="0" w:color="auto"/>
+            </w:tcBorders>
+            <w:shd w:val="clear" w:color="auto" w:fill="CCCCCC"/>
+          </w:tcPr>
+          <w:p>
+            <w:pPr>
+              <w:spacing w:before="240" w:after="240" w:line="360" w:lineRule="auto"/>
+              <w:jc w:val="both"/>
+            </w:pPr>
+            <w:r>
+              <w:lastRenderedPageBreak/>
+              <w:t>ID</w:t>
+            </w:r>
+          </w:p>
+        </w:tc>
+        <w:tc>
+          <w:tcPr>
+            <w:tcW w:w="6660" w:type="dxa"/>
+            <w:vAlign w:val="center"/>
+          </w:tcPr>
+          <w:p>
+            <w:pPr>
+              <w:jc w:val="center"/>
+            </w:pPr>
+            <w:r>
+              <w:t>RF</w:t>
+            </w:r>
+            <w:r>
+              <w:t>8</w:t>
+            </w:r>
+          </w:p>
+        </w:tc>
+      </w:tr>
+      <w:tr>
+        <w:trPr>
+          <w:trHeight w:val="240"/>
+        </w:trPr>
+        <w:tc>
+          <w:tcPr>
+            <w:tcW w:w="1980" w:type="dxa"/>
+            <w:tcBorders>
+              <w:bottom w:val="single" w:sz="2" w:space="0" w:color="auto"/>
+            </w:tcBorders>
+            <w:shd w:val="clear" w:color="auto" w:fill="E6E6E6"/>
+          </w:tcPr>
+          <w:p>
+            <w:pPr>
+              <w:spacing w:before="240" w:after="240" w:line="360" w:lineRule="auto"/>
+              <w:jc w:val="both"/>
+            </w:pPr>
+            <w:r>
+              <w:t>Módulo</w:t>
+            </w:r>
+          </w:p>
+        </w:tc>
+        <w:tc>
+          <w:tcPr>
+            <w:tcW w:w="6660" w:type="dxa"/>
+            <w:tcBorders>
+              <w:bottom w:val="single" w:sz="2" w:space="0" w:color="auto"/>
+            </w:tcBorders>
+            <w:shd w:val="clear" w:color="auto" w:fill="FFFFFF"/>
+            <w:vAlign w:val="center"/>
+          </w:tcPr>
+          <w:p>
+            <w:pPr>
+              <w:jc w:val="center"/>
+            </w:pPr>
+            <w:r>
+              <w:t>Vehículos dentro del parqueo</w:t>
+            </w:r>
+          </w:p>
+        </w:tc>
+      </w:tr>
+      <w:tr>
+        <w:trPr>
+          <w:trHeight w:val="295"/>
+        </w:trPr>
+        <w:tc>
+          <w:tcPr>
+            <w:tcW w:w="8640" w:type="dxa"/>
+            <w:gridSpan w:val="2"/>
+            <w:shd w:val="clear" w:color="auto" w:fill="E6E6E6"/>
+          </w:tcPr>
+          <w:p>
+            <w:pPr>
+              <w:spacing w:before="240" w:after="240" w:line="360" w:lineRule="auto"/>
+              <w:jc w:val="both"/>
+            </w:pPr>
+            <w:r>
+              <w:t>Descripción</w:t>
+            </w:r>
+            <w:r>
+              <w:t>:</w:t>
+            </w:r>
+            <w:r>
+              <w:t xml:space="preserve"> </w:t>
+            </w:r>
+            <w:r>
+              <w:t>El sistema deberá mostrar qué vehículos se encuentran actualmente dentro del parqueo.</w:t>
+            </w:r>
+          </w:p>
+        </w:tc>
+      </w:tr>
+      <w:tr>
+        <w:trPr>
+          <w:trHeight w:val="150"/>
+        </w:trPr>
+        <w:tc>
+          <w:tcPr>
+            <w:tcW w:w="8640" w:type="dxa"/>
+            <w:gridSpan w:val="2"/>
+            <w:shd w:val="clear" w:color="auto" w:fill="FFFFFF" w:themeFill="background1"/>
+          </w:tcPr>
+          <w:p>
+            <w:pPr>
+              <w:spacing w:before="240" w:after="240" w:line="360" w:lineRule="auto"/>
+              <w:jc w:val="both"/>
+            </w:pPr>
+            <w:r>
+              <w:t>Especificación</w:t>
+            </w:r>
+            <w:r>
+              <w:t>:</w:t>
+            </w:r>
+            <w:r>
+              <w:t xml:space="preserve"> </w:t>
+            </w:r>
+            <w:r>
+              <w:t>Una lista con los registros que aún no tienen hora de salida, indicando placa, tipo, espacio y hora de entrada.</w:t>
+            </w:r>
+          </w:p>
+        </w:tc>
+      </w:tr>
+    </w:tbl>
     <w:p/>
     <w:p/>
     <w:p/>
@@ -3182,15 +3521,8 @@
             <w:pPr>
               <w:spacing w:before="240" w:after="240" w:line="360" w:lineRule="auto"/>
               <w:jc w:val="both"/>
-              <w:rPr>
-                <w:rFonts w:ascii="Times New Roman" w:hAnsi="Times New Roman"/>
-              </w:rPr>
             </w:pPr>
             <w:r>
-              <w:rPr>
-                <w:rFonts w:ascii="Times New Roman" w:hAnsi="Times New Roman"/>
-              </w:rPr>
-              <w:lastRenderedPageBreak/>
               <w:t>ID</w:t>
             </w:r>
           </w:p>
@@ -3203,21 +3535,12 @@
           <w:p>
             <w:pPr>
               <w:jc w:val="center"/>
-              <w:rPr>
-                <w:rFonts w:ascii="Times New Roman" w:hAnsi="Times New Roman"/>
-              </w:rPr>
             </w:pPr>
             <w:r>
-              <w:rPr>
-                <w:rFonts w:ascii="Times New Roman" w:hAnsi="Times New Roman"/>
-              </w:rPr>
               <w:t>RF</w:t>
             </w:r>
             <w:r>
-              <w:rPr>
-                <w:rFonts w:ascii="Times New Roman" w:hAnsi="Times New Roman"/>
-              </w:rPr>
-              <w:t>5</w:t>
+              <w:t>9</w:t>
             </w:r>
           </w:p>
         </w:tc>
@@ -3238,14 +3561,8 @@
             <w:pPr>
               <w:spacing w:before="240" w:after="240" w:line="360" w:lineRule="auto"/>
               <w:jc w:val="both"/>
-              <w:rPr>
-                <w:rFonts w:ascii="Times New Roman" w:hAnsi="Times New Roman"/>
-              </w:rPr>
             </w:pPr>
             <w:r>
-              <w:rPr>
-                <w:rFonts w:ascii="Times New Roman" w:hAnsi="Times New Roman"/>
-              </w:rPr>
               <w:t>Módulo</w:t>
             </w:r>
           </w:p>
@@ -3262,15 +3579,9 @@
           <w:p>
             <w:pPr>
               <w:jc w:val="center"/>
-              <w:rPr>
-                <w:rFonts w:ascii="Times New Roman" w:hAnsi="Times New Roman"/>
-              </w:rPr>
             </w:pPr>
             <w:r>
-              <w:rPr>
-                <w:rFonts w:ascii="Times New Roman" w:hAnsi="Times New Roman"/>
-              </w:rPr>
-              <w:t>Entrada de vehículos</w:t>
+              <w:t>Disponibilidad de espacios</w:t>
             </w:r>
           </w:p>
         </w:tc>
@@ -3289,27 +3600,15 @@
             <w:pPr>
               <w:spacing w:before="240" w:after="240" w:line="360" w:lineRule="auto"/>
               <w:jc w:val="both"/>
-              <w:rPr>
-                <w:rFonts w:ascii="Times New Roman" w:hAnsi="Times New Roman"/>
-              </w:rPr>
             </w:pPr>
             <w:r>
-              <w:rPr>
-                <w:rFonts w:ascii="Times New Roman" w:hAnsi="Times New Roman"/>
-              </w:rPr>
               <w:t>Descripción</w:t>
             </w:r>
             <w:r>
-              <w:rPr>
-                <w:rFonts w:ascii="Times New Roman" w:hAnsi="Times New Roman"/>
-              </w:rPr>
               <w:t>:</w:t>
             </w:r>
             <w:r>
-              <w:t xml:space="preserve"> </w:t>
-            </w:r>
-            <w:r>
-              <w:t>El sistema deberá permitir registrar la entrada de un vehículo al parqueo.</w:t>
+              <w:t xml:space="preserve"> El sistema deberá mostrar cuántos espacios están disponibles y cuántos ocupados.</w:t>
             </w:r>
           </w:p>
         </w:tc>
@@ -3328,27 +3627,18 @@
             <w:pPr>
               <w:spacing w:before="240" w:after="240" w:line="360" w:lineRule="auto"/>
               <w:jc w:val="both"/>
-              <w:rPr>
-                <w:rFonts w:ascii="Times New Roman" w:hAnsi="Times New Roman"/>
-              </w:rPr>
             </w:pPr>
             <w:r>
-              <w:rPr>
-                <w:rFonts w:ascii="Times New Roman" w:hAnsi="Times New Roman"/>
-              </w:rPr>
               <w:t>Especificación</w:t>
             </w:r>
             <w:r>
-              <w:rPr>
-                <w:rFonts w:ascii="Times New Roman" w:hAnsi="Times New Roman"/>
-              </w:rPr>
-              <w:t xml:space="preserve">: </w:t>
-            </w:r>
-            <w:r>
-              <w:rPr>
-                <w:rFonts w:ascii="Times New Roman" w:hAnsi="Times New Roman"/>
-              </w:rPr>
-              <w:t>El usuario elige el vehículo y un espacio disponible del mismo tipo. Al guardar, el sistema toma la fecha y hora actuales como hora de entrada y cambia el espacio a ocupado. No permite registrar la entrada de un vehículo que ya está dentro.</w:t>
+              <w:t>:</w:t>
+            </w:r>
+            <w:r>
+              <w:t xml:space="preserve"> </w:t>
+            </w:r>
+            <w:r>
+              <w:t>Un resumen con la cantidad de espacios libres y ocupados, separados por tipo de vehículo, que se actualiza después de cada entrada o salida.</w:t>
             </w:r>
           </w:p>
         </w:tc>
@@ -3395,14 +3685,9 @@
             <w:pPr>
               <w:spacing w:before="240" w:after="240" w:line="360" w:lineRule="auto"/>
               <w:jc w:val="both"/>
-              <w:rPr>
-                <w:rFonts w:ascii="Times New Roman" w:hAnsi="Times New Roman"/>
-              </w:rPr>
             </w:pPr>
             <w:r>
-              <w:rPr>
-                <w:rFonts w:ascii="Times New Roman" w:hAnsi="Times New Roman"/>
-              </w:rPr>
+              <w:lastRenderedPageBreak/>
               <w:t>ID</w:t>
             </w:r>
           </w:p>
@@ -3415,21 +3700,12 @@
           <w:p>
             <w:pPr>
               <w:jc w:val="center"/>
-              <w:rPr>
-                <w:rFonts w:ascii="Times New Roman" w:hAnsi="Times New Roman"/>
-              </w:rPr>
             </w:pPr>
             <w:r>
-              <w:rPr>
-                <w:rFonts w:ascii="Times New Roman" w:hAnsi="Times New Roman"/>
-              </w:rPr>
               <w:t>RF</w:t>
             </w:r>
             <w:r>
-              <w:rPr>
-                <w:rFonts w:ascii="Times New Roman" w:hAnsi="Times New Roman"/>
-              </w:rPr>
-              <w:t>6</w:t>
+              <w:t>10</w:t>
             </w:r>
           </w:p>
         </w:tc>
@@ -3450,14 +3726,8 @@
             <w:pPr>
               <w:spacing w:before="240" w:after="240" w:line="360" w:lineRule="auto"/>
               <w:jc w:val="both"/>
-              <w:rPr>
-                <w:rFonts w:ascii="Times New Roman" w:hAnsi="Times New Roman"/>
-              </w:rPr>
             </w:pPr>
             <w:r>
-              <w:rPr>
-                <w:rFonts w:ascii="Times New Roman" w:hAnsi="Times New Roman"/>
-              </w:rPr>
               <w:t>Módulo</w:t>
             </w:r>
           </w:p>
@@ -3474,15 +3744,9 @@
           <w:p>
             <w:pPr>
               <w:jc w:val="center"/>
-              <w:rPr>
-                <w:rFonts w:ascii="Times New Roman" w:hAnsi="Times New Roman"/>
-              </w:rPr>
             </w:pPr>
             <w:r>
-              <w:rPr>
-                <w:rFonts w:ascii="Times New Roman" w:hAnsi="Times New Roman"/>
-              </w:rPr>
-              <w:t>Salida y cobro</w:t>
+              <w:t>Validaciones</w:t>
             </w:r>
           </w:p>
         </w:tc>
@@ -3501,27 +3765,18 @@
             <w:pPr>
               <w:spacing w:before="240" w:after="240" w:line="360" w:lineRule="auto"/>
               <w:jc w:val="both"/>
-              <w:rPr>
-                <w:rFonts w:ascii="Times New Roman" w:hAnsi="Times New Roman"/>
-              </w:rPr>
             </w:pPr>
             <w:r>
-              <w:rPr>
-                <w:rFonts w:ascii="Times New Roman" w:hAnsi="Times New Roman"/>
-              </w:rPr>
               <w:t>Descripción</w:t>
             </w:r>
             <w:r>
-              <w:rPr>
-                <w:rFonts w:ascii="Times New Roman" w:hAnsi="Times New Roman"/>
-              </w:rPr>
               <w:t>:</w:t>
             </w:r>
             <w:r>
               <w:t xml:space="preserve"> </w:t>
             </w:r>
             <w:r>
-              <w:t>El sistema deberá registrar la salida de un vehículo y calcular el monto a pagar.</w:t>
+              <w:t>El sistema deberá validar los datos antes de guardarlos.</w:t>
             </w:r>
           </w:p>
         </w:tc>
@@ -3540,39 +3795,31 @@
             <w:pPr>
               <w:spacing w:before="240" w:after="240" w:line="360" w:lineRule="auto"/>
               <w:jc w:val="both"/>
-              <w:rPr>
-                <w:rFonts w:ascii="Times New Roman" w:hAnsi="Times New Roman"/>
-              </w:rPr>
             </w:pPr>
             <w:r>
-              <w:rPr>
-                <w:rFonts w:ascii="Times New Roman" w:hAnsi="Times New Roman"/>
-              </w:rPr>
               <w:t>Especificación</w:t>
             </w:r>
             <w:r>
-              <w:rPr>
-                <w:rFonts w:ascii="Times New Roman" w:hAnsi="Times New Roman"/>
-              </w:rPr>
               <w:t>:</w:t>
             </w:r>
             <w:r>
               <w:t xml:space="preserve"> </w:t>
             </w:r>
             <w:r>
-              <w:rPr>
-                <w:rFonts w:ascii="Times New Roman" w:hAnsi="Times New Roman"/>
-              </w:rPr>
-              <w:t>Se selecciona el vehículo que está dentro, el sistema toma la hora actual como hora de salida, calcula las horas de permanencia, aplica la tarifa por hora según el tipo de vehículo, muestra el total, lo guarda y libera el espacio.</w:t>
+              <w:t xml:space="preserve">Se controlan campos vacíos, formatos incorrectos (por ejemplo, un teléfono con letras), cédulas o placas duplicadas y espacios ocupados. Los errores se señalan con </w:t>
+            </w:r>
+            <w:proofErr w:type="spellStart"/>
+            <w:r>
+              <w:t>ErrorProvider</w:t>
+            </w:r>
+            <w:proofErr w:type="spellEnd"/>
+            <w:r>
+              <w:t xml:space="preserve"> junto al campo correspondiente</w:t>
             </w:r>
           </w:p>
         </w:tc>
       </w:tr>
     </w:tbl>
-    <w:p/>
-    <w:p/>
-    <w:p/>
-    <w:p/>
     <w:p/>
     <w:p/>
     <w:p/>
@@ -3615,15 +3862,8 @@
             <w:pPr>
               <w:spacing w:before="240" w:after="240" w:line="360" w:lineRule="auto"/>
               <w:jc w:val="both"/>
-              <w:rPr>
-                <w:rFonts w:ascii="Times New Roman" w:hAnsi="Times New Roman"/>
-              </w:rPr>
             </w:pPr>
             <w:r>
-              <w:rPr>
-                <w:rFonts w:ascii="Times New Roman" w:hAnsi="Times New Roman"/>
-              </w:rPr>
-              <w:lastRenderedPageBreak/>
               <w:t>ID</w:t>
             </w:r>
           </w:p>
@@ -3636,21 +3876,12 @@
           <w:p>
             <w:pPr>
               <w:jc w:val="center"/>
-              <w:rPr>
-                <w:rFonts w:ascii="Times New Roman" w:hAnsi="Times New Roman"/>
-              </w:rPr>
             </w:pPr>
             <w:r>
-              <w:rPr>
-                <w:rFonts w:ascii="Times New Roman" w:hAnsi="Times New Roman"/>
-              </w:rPr>
-              <w:t>RF</w:t>
-            </w:r>
-            <w:r>
-              <w:rPr>
-                <w:rFonts w:ascii="Times New Roman" w:hAnsi="Times New Roman"/>
-              </w:rPr>
-              <w:t>7</w:t>
+              <w:t>RF1</w:t>
+            </w:r>
+            <w:r>
+              <w:t>1</w:t>
             </w:r>
           </w:p>
         </w:tc>
@@ -3671,14 +3902,8 @@
             <w:pPr>
               <w:spacing w:before="240" w:after="240" w:line="360" w:lineRule="auto"/>
               <w:jc w:val="both"/>
-              <w:rPr>
-                <w:rFonts w:ascii="Times New Roman" w:hAnsi="Times New Roman"/>
-              </w:rPr>
             </w:pPr>
             <w:r>
-              <w:rPr>
-                <w:rFonts w:ascii="Times New Roman" w:hAnsi="Times New Roman"/>
-              </w:rPr>
               <w:t>Módulo</w:t>
             </w:r>
           </w:p>
@@ -3695,15 +3920,9 @@
           <w:p>
             <w:pPr>
               <w:jc w:val="center"/>
-              <w:rPr>
-                <w:rFonts w:ascii="Times New Roman" w:hAnsi="Times New Roman"/>
-              </w:rPr>
             </w:pPr>
             <w:r>
-              <w:rPr>
-                <w:rFonts w:ascii="Times New Roman" w:hAnsi="Times New Roman"/>
-              </w:rPr>
-              <w:t>Consulta de registros</w:t>
+              <w:t>Mensajes al usuario</w:t>
             </w:r>
           </w:p>
         </w:tc>
@@ -3722,35 +3941,18 @@
             <w:pPr>
               <w:spacing w:before="240" w:after="240" w:line="360" w:lineRule="auto"/>
               <w:jc w:val="both"/>
-              <w:rPr>
-                <w:rFonts w:ascii="Times New Roman" w:hAnsi="Times New Roman"/>
-              </w:rPr>
             </w:pPr>
             <w:r>
-              <w:rPr>
-                <w:rFonts w:ascii="Times New Roman" w:hAnsi="Times New Roman"/>
-              </w:rPr>
               <w:t>Descripción</w:t>
             </w:r>
             <w:r>
-              <w:rPr>
-                <w:rFonts w:ascii="Times New Roman" w:hAnsi="Times New Roman"/>
-              </w:rPr>
               <w:t>:</w:t>
             </w:r>
             <w:r>
               <w:t xml:space="preserve"> </w:t>
             </w:r>
             <w:r>
-              <w:t xml:space="preserve">Un </w:t>
-            </w:r>
-            <w:proofErr w:type="spellStart"/>
-            <w:r>
-              <w:t>DataGridView</w:t>
-            </w:r>
-            <w:proofErr w:type="spellEnd"/>
-            <w:r>
-              <w:t xml:space="preserve"> con placa, cliente, espacio, hora de entrada, hora de salida y monto pagado, con filtros por placa y por rango de fechas.</w:t>
+              <w:t>El sistema deberá mostrar mensajes claros sobre el resultado de las operaciones.</w:t>
             </w:r>
           </w:p>
         </w:tc>
@@ -3769,908 +3971,32 @@
             <w:pPr>
               <w:spacing w:before="240" w:after="240" w:line="360" w:lineRule="auto"/>
               <w:jc w:val="both"/>
-              <w:rPr>
-                <w:rFonts w:ascii="Times New Roman" w:hAnsi="Times New Roman"/>
-              </w:rPr>
             </w:pPr>
             <w:r>
-              <w:rPr>
-                <w:rFonts w:ascii="Times New Roman" w:hAnsi="Times New Roman"/>
-              </w:rPr>
               <w:t>Especificación</w:t>
             </w:r>
             <w:r>
-              <w:rPr>
-                <w:rFonts w:ascii="Times New Roman" w:hAnsi="Times New Roman"/>
-              </w:rPr>
               <w:t>:</w:t>
             </w:r>
             <w:r>
               <w:t xml:space="preserve"> </w:t>
             </w:r>
             <w:r>
-              <w:t>El sistema deberá mostrar el historial de entradas y salidas.</w:t>
+              <w:t xml:space="preserve">Se usa </w:t>
+            </w:r>
+            <w:proofErr w:type="spellStart"/>
+            <w:r>
+              <w:t>MessageBox</w:t>
+            </w:r>
+            <w:proofErr w:type="spellEnd"/>
+            <w:r>
+              <w:t xml:space="preserve"> para informar operaciones exitosas, errores, advertencias y confirmaciones antes de eliminar</w:t>
             </w:r>
           </w:p>
         </w:tc>
       </w:tr>
     </w:tbl>
     <w:p/>
-    <w:p/>
-    <w:tbl>
-      <w:tblPr>
-        <w:tblW w:w="8640" w:type="dxa"/>
-        <w:tblInd w:w="70" w:type="dxa"/>
-        <w:tblBorders>
-          <w:top w:val="single" w:sz="2" w:space="0" w:color="auto"/>
-          <w:left w:val="single" w:sz="2" w:space="0" w:color="auto"/>
-          <w:bottom w:val="single" w:sz="2" w:space="0" w:color="auto"/>
-          <w:right w:val="single" w:sz="2" w:space="0" w:color="auto"/>
-          <w:insideH w:val="single" w:sz="2" w:space="0" w:color="auto"/>
-          <w:insideV w:val="single" w:sz="2" w:space="0" w:color="auto"/>
-        </w:tblBorders>
-        <w:tblLayout w:type="fixed"/>
-        <w:tblCellMar>
-          <w:left w:w="70" w:type="dxa"/>
-          <w:right w:w="70" w:type="dxa"/>
-        </w:tblCellMar>
-        <w:tblLook w:val="0000" w:firstRow="0" w:lastRow="0" w:firstColumn="0" w:lastColumn="0" w:noHBand="0" w:noVBand="0"/>
-      </w:tblPr>
-      <w:tblGrid>
-        <w:gridCol w:w="1980"/>
-        <w:gridCol w:w="6660"/>
-      </w:tblGrid>
-      <w:tr>
-        <w:trPr>
-          <w:trHeight w:val="300"/>
-        </w:trPr>
-        <w:tc>
-          <w:tcPr>
-            <w:tcW w:w="1980" w:type="dxa"/>
-            <w:tcBorders>
-              <w:bottom w:val="single" w:sz="2" w:space="0" w:color="auto"/>
-            </w:tcBorders>
-            <w:shd w:val="clear" w:color="auto" w:fill="CCCCCC"/>
-          </w:tcPr>
-          <w:p>
-            <w:pPr>
-              <w:spacing w:before="240" w:after="240" w:line="360" w:lineRule="auto"/>
-              <w:jc w:val="both"/>
-              <w:rPr>
-                <w:rFonts w:ascii="Times New Roman" w:hAnsi="Times New Roman"/>
-              </w:rPr>
-            </w:pPr>
-            <w:r>
-              <w:rPr>
-                <w:rFonts w:ascii="Times New Roman" w:hAnsi="Times New Roman"/>
-              </w:rPr>
-              <w:t>ID</w:t>
-            </w:r>
-          </w:p>
-        </w:tc>
-        <w:tc>
-          <w:tcPr>
-            <w:tcW w:w="6660" w:type="dxa"/>
-            <w:vAlign w:val="center"/>
-          </w:tcPr>
-          <w:p>
-            <w:pPr>
-              <w:jc w:val="center"/>
-              <w:rPr>
-                <w:rFonts w:ascii="Times New Roman" w:hAnsi="Times New Roman"/>
-              </w:rPr>
-            </w:pPr>
-            <w:r>
-              <w:rPr>
-                <w:rFonts w:ascii="Times New Roman" w:hAnsi="Times New Roman"/>
-              </w:rPr>
-              <w:t>RF</w:t>
-            </w:r>
-            <w:r>
-              <w:rPr>
-                <w:rFonts w:ascii="Times New Roman" w:hAnsi="Times New Roman"/>
-              </w:rPr>
-              <w:t>8</w:t>
-            </w:r>
-          </w:p>
-        </w:tc>
-      </w:tr>
-      <w:tr>
-        <w:trPr>
-          <w:trHeight w:val="240"/>
-        </w:trPr>
-        <w:tc>
-          <w:tcPr>
-            <w:tcW w:w="1980" w:type="dxa"/>
-            <w:tcBorders>
-              <w:bottom w:val="single" w:sz="2" w:space="0" w:color="auto"/>
-            </w:tcBorders>
-            <w:shd w:val="clear" w:color="auto" w:fill="E6E6E6"/>
-          </w:tcPr>
-          <w:p>
-            <w:pPr>
-              <w:spacing w:before="240" w:after="240" w:line="360" w:lineRule="auto"/>
-              <w:jc w:val="both"/>
-              <w:rPr>
-                <w:rFonts w:ascii="Times New Roman" w:hAnsi="Times New Roman"/>
-              </w:rPr>
-            </w:pPr>
-            <w:r>
-              <w:rPr>
-                <w:rFonts w:ascii="Times New Roman" w:hAnsi="Times New Roman"/>
-              </w:rPr>
-              <w:t>Módulo</w:t>
-            </w:r>
-          </w:p>
-        </w:tc>
-        <w:tc>
-          <w:tcPr>
-            <w:tcW w:w="6660" w:type="dxa"/>
-            <w:tcBorders>
-              <w:bottom w:val="single" w:sz="2" w:space="0" w:color="auto"/>
-            </w:tcBorders>
-            <w:shd w:val="clear" w:color="auto" w:fill="FFFFFF"/>
-            <w:vAlign w:val="center"/>
-          </w:tcPr>
-          <w:p>
-            <w:pPr>
-              <w:jc w:val="center"/>
-              <w:rPr>
-                <w:rFonts w:ascii="Times New Roman" w:hAnsi="Times New Roman"/>
-              </w:rPr>
-            </w:pPr>
-            <w:r>
-              <w:rPr>
-                <w:rFonts w:ascii="Times New Roman" w:hAnsi="Times New Roman"/>
-              </w:rPr>
-              <w:t>Vehículos dentro del parqueo</w:t>
-            </w:r>
-          </w:p>
-        </w:tc>
-      </w:tr>
-      <w:tr>
-        <w:trPr>
-          <w:trHeight w:val="295"/>
-        </w:trPr>
-        <w:tc>
-          <w:tcPr>
-            <w:tcW w:w="8640" w:type="dxa"/>
-            <w:gridSpan w:val="2"/>
-            <w:shd w:val="clear" w:color="auto" w:fill="E6E6E6"/>
-          </w:tcPr>
-          <w:p>
-            <w:pPr>
-              <w:spacing w:before="240" w:after="240" w:line="360" w:lineRule="auto"/>
-              <w:jc w:val="both"/>
-              <w:rPr>
-                <w:rFonts w:ascii="Times New Roman" w:hAnsi="Times New Roman"/>
-              </w:rPr>
-            </w:pPr>
-            <w:r>
-              <w:rPr>
-                <w:rFonts w:ascii="Times New Roman" w:hAnsi="Times New Roman"/>
-              </w:rPr>
-              <w:t>Descripción</w:t>
-            </w:r>
-            <w:r>
-              <w:rPr>
-                <w:rFonts w:ascii="Times New Roman" w:hAnsi="Times New Roman"/>
-              </w:rPr>
-              <w:t>:</w:t>
-            </w:r>
-            <w:r>
-              <w:t xml:space="preserve"> </w:t>
-            </w:r>
-            <w:r>
-              <w:rPr>
-                <w:rFonts w:ascii="Times New Roman" w:hAnsi="Times New Roman"/>
-              </w:rPr>
-              <w:t>El sistema deberá mostrar qué vehículos se encuentran actualmente dentro del parqueo.</w:t>
-            </w:r>
-          </w:p>
-        </w:tc>
-      </w:tr>
-      <w:tr>
-        <w:trPr>
-          <w:trHeight w:val="150"/>
-        </w:trPr>
-        <w:tc>
-          <w:tcPr>
-            <w:tcW w:w="8640" w:type="dxa"/>
-            <w:gridSpan w:val="2"/>
-            <w:shd w:val="clear" w:color="auto" w:fill="FFFFFF" w:themeFill="background1"/>
-          </w:tcPr>
-          <w:p>
-            <w:pPr>
-              <w:spacing w:before="240" w:after="240" w:line="360" w:lineRule="auto"/>
-              <w:jc w:val="both"/>
-              <w:rPr>
-                <w:rFonts w:ascii="Times New Roman" w:hAnsi="Times New Roman"/>
-              </w:rPr>
-            </w:pPr>
-            <w:r>
-              <w:rPr>
-                <w:rFonts w:ascii="Times New Roman" w:hAnsi="Times New Roman"/>
-              </w:rPr>
-              <w:t>Especificación</w:t>
-            </w:r>
-            <w:r>
-              <w:rPr>
-                <w:rFonts w:ascii="Times New Roman" w:hAnsi="Times New Roman"/>
-              </w:rPr>
-              <w:t>:</w:t>
-            </w:r>
-            <w:r>
-              <w:t xml:space="preserve"> </w:t>
-            </w:r>
-            <w:r>
-              <w:t>Una lista con los registros que aún no tienen hora de salida, indicando placa, tipo, espacio y hora de entrada.</w:t>
-            </w:r>
-          </w:p>
-        </w:tc>
-      </w:tr>
-    </w:tbl>
-    <w:p/>
-    <w:p/>
-    <w:p/>
-    <w:p/>
-    <w:p/>
-    <w:p/>
-    <w:p/>
-    <w:tbl>
-      <w:tblPr>
-        <w:tblW w:w="8640" w:type="dxa"/>
-        <w:tblInd w:w="70" w:type="dxa"/>
-        <w:tblBorders>
-          <w:top w:val="single" w:sz="2" w:space="0" w:color="auto"/>
-          <w:left w:val="single" w:sz="2" w:space="0" w:color="auto"/>
-          <w:bottom w:val="single" w:sz="2" w:space="0" w:color="auto"/>
-          <w:right w:val="single" w:sz="2" w:space="0" w:color="auto"/>
-          <w:insideH w:val="single" w:sz="2" w:space="0" w:color="auto"/>
-          <w:insideV w:val="single" w:sz="2" w:space="0" w:color="auto"/>
-        </w:tblBorders>
-        <w:tblLayout w:type="fixed"/>
-        <w:tblCellMar>
-          <w:left w:w="70" w:type="dxa"/>
-          <w:right w:w="70" w:type="dxa"/>
-        </w:tblCellMar>
-        <w:tblLook w:val="0000" w:firstRow="0" w:lastRow="0" w:firstColumn="0" w:lastColumn="0" w:noHBand="0" w:noVBand="0"/>
-      </w:tblPr>
-      <w:tblGrid>
-        <w:gridCol w:w="1980"/>
-        <w:gridCol w:w="6660"/>
-      </w:tblGrid>
-      <w:tr>
-        <w:trPr>
-          <w:trHeight w:val="300"/>
-        </w:trPr>
-        <w:tc>
-          <w:tcPr>
-            <w:tcW w:w="1980" w:type="dxa"/>
-            <w:tcBorders>
-              <w:bottom w:val="single" w:sz="2" w:space="0" w:color="auto"/>
-            </w:tcBorders>
-            <w:shd w:val="clear" w:color="auto" w:fill="CCCCCC"/>
-          </w:tcPr>
-          <w:p>
-            <w:pPr>
-              <w:spacing w:before="240" w:after="240" w:line="360" w:lineRule="auto"/>
-              <w:jc w:val="both"/>
-              <w:rPr>
-                <w:rFonts w:ascii="Times New Roman" w:hAnsi="Times New Roman"/>
-              </w:rPr>
-            </w:pPr>
-            <w:r>
-              <w:rPr>
-                <w:rFonts w:ascii="Times New Roman" w:hAnsi="Times New Roman"/>
-              </w:rPr>
-              <w:lastRenderedPageBreak/>
-              <w:t>ID</w:t>
-            </w:r>
-          </w:p>
-        </w:tc>
-        <w:tc>
-          <w:tcPr>
-            <w:tcW w:w="6660" w:type="dxa"/>
-            <w:vAlign w:val="center"/>
-          </w:tcPr>
-          <w:p>
-            <w:pPr>
-              <w:jc w:val="center"/>
-              <w:rPr>
-                <w:rFonts w:ascii="Times New Roman" w:hAnsi="Times New Roman"/>
-              </w:rPr>
-            </w:pPr>
-            <w:r>
-              <w:rPr>
-                <w:rFonts w:ascii="Times New Roman" w:hAnsi="Times New Roman"/>
-              </w:rPr>
-              <w:t>RF</w:t>
-            </w:r>
-            <w:r>
-              <w:rPr>
-                <w:rFonts w:ascii="Times New Roman" w:hAnsi="Times New Roman"/>
-              </w:rPr>
-              <w:t>9</w:t>
-            </w:r>
-          </w:p>
-        </w:tc>
-      </w:tr>
-      <w:tr>
-        <w:trPr>
-          <w:trHeight w:val="240"/>
-        </w:trPr>
-        <w:tc>
-          <w:tcPr>
-            <w:tcW w:w="1980" w:type="dxa"/>
-            <w:tcBorders>
-              <w:bottom w:val="single" w:sz="2" w:space="0" w:color="auto"/>
-            </w:tcBorders>
-            <w:shd w:val="clear" w:color="auto" w:fill="E6E6E6"/>
-          </w:tcPr>
-          <w:p>
-            <w:pPr>
-              <w:spacing w:before="240" w:after="240" w:line="360" w:lineRule="auto"/>
-              <w:jc w:val="both"/>
-              <w:rPr>
-                <w:rFonts w:ascii="Times New Roman" w:hAnsi="Times New Roman"/>
-              </w:rPr>
-            </w:pPr>
-            <w:r>
-              <w:rPr>
-                <w:rFonts w:ascii="Times New Roman" w:hAnsi="Times New Roman"/>
-              </w:rPr>
-              <w:t>Módulo</w:t>
-            </w:r>
-          </w:p>
-        </w:tc>
-        <w:tc>
-          <w:tcPr>
-            <w:tcW w:w="6660" w:type="dxa"/>
-            <w:tcBorders>
-              <w:bottom w:val="single" w:sz="2" w:space="0" w:color="auto"/>
-            </w:tcBorders>
-            <w:shd w:val="clear" w:color="auto" w:fill="FFFFFF"/>
-            <w:vAlign w:val="center"/>
-          </w:tcPr>
-          <w:p>
-            <w:pPr>
-              <w:jc w:val="center"/>
-              <w:rPr>
-                <w:rFonts w:ascii="Times New Roman" w:hAnsi="Times New Roman"/>
-              </w:rPr>
-            </w:pPr>
-            <w:r>
-              <w:rPr>
-                <w:rFonts w:ascii="Times New Roman" w:hAnsi="Times New Roman"/>
-              </w:rPr>
-              <w:t>Disponibilidad de espacios</w:t>
-            </w:r>
-          </w:p>
-        </w:tc>
-      </w:tr>
-      <w:tr>
-        <w:trPr>
-          <w:trHeight w:val="295"/>
-        </w:trPr>
-        <w:tc>
-          <w:tcPr>
-            <w:tcW w:w="8640" w:type="dxa"/>
-            <w:gridSpan w:val="2"/>
-            <w:shd w:val="clear" w:color="auto" w:fill="E6E6E6"/>
-          </w:tcPr>
-          <w:p>
-            <w:pPr>
-              <w:spacing w:before="240" w:after="240" w:line="360" w:lineRule="auto"/>
-              <w:jc w:val="both"/>
-              <w:rPr>
-                <w:rFonts w:ascii="Times New Roman" w:hAnsi="Times New Roman"/>
-              </w:rPr>
-            </w:pPr>
-            <w:r>
-              <w:rPr>
-                <w:rFonts w:ascii="Times New Roman" w:hAnsi="Times New Roman"/>
-              </w:rPr>
-              <w:t>Descripción</w:t>
-            </w:r>
-            <w:r>
-              <w:rPr>
-                <w:rFonts w:ascii="Times New Roman" w:hAnsi="Times New Roman"/>
-              </w:rPr>
-              <w:t>:</w:t>
-            </w:r>
-            <w:r>
-              <w:t xml:space="preserve"> El sistema deberá mostrar cuántos espacios están disponibles y cuántos ocupados.</w:t>
-            </w:r>
-          </w:p>
-        </w:tc>
-      </w:tr>
-      <w:tr>
-        <w:trPr>
-          <w:trHeight w:val="150"/>
-        </w:trPr>
-        <w:tc>
-          <w:tcPr>
-            <w:tcW w:w="8640" w:type="dxa"/>
-            <w:gridSpan w:val="2"/>
-            <w:shd w:val="clear" w:color="auto" w:fill="FFFFFF" w:themeFill="background1"/>
-          </w:tcPr>
-          <w:p>
-            <w:pPr>
-              <w:spacing w:before="240" w:after="240" w:line="360" w:lineRule="auto"/>
-              <w:jc w:val="both"/>
-              <w:rPr>
-                <w:rFonts w:ascii="Times New Roman" w:hAnsi="Times New Roman"/>
-              </w:rPr>
-            </w:pPr>
-            <w:r>
-              <w:rPr>
-                <w:rFonts w:ascii="Times New Roman" w:hAnsi="Times New Roman"/>
-              </w:rPr>
-              <w:t>Especificación</w:t>
-            </w:r>
-            <w:r>
-              <w:rPr>
-                <w:rFonts w:ascii="Times New Roman" w:hAnsi="Times New Roman"/>
-              </w:rPr>
-              <w:t>:</w:t>
-            </w:r>
-            <w:r>
-              <w:t xml:space="preserve"> </w:t>
-            </w:r>
-            <w:r>
-              <w:t>Un resumen con la cantidad de espacios libres y ocupados, separados por tipo de vehículo, que se actualiza después de cada entrada o salida.</w:t>
-            </w:r>
-          </w:p>
-        </w:tc>
-      </w:tr>
-    </w:tbl>
-    <w:p/>
-    <w:p/>
-    <w:tbl>
-      <w:tblPr>
-        <w:tblW w:w="8640" w:type="dxa"/>
-        <w:tblInd w:w="70" w:type="dxa"/>
-        <w:tblBorders>
-          <w:top w:val="single" w:sz="2" w:space="0" w:color="auto"/>
-          <w:left w:val="single" w:sz="2" w:space="0" w:color="auto"/>
-          <w:bottom w:val="single" w:sz="2" w:space="0" w:color="auto"/>
-          <w:right w:val="single" w:sz="2" w:space="0" w:color="auto"/>
-          <w:insideH w:val="single" w:sz="2" w:space="0" w:color="auto"/>
-          <w:insideV w:val="single" w:sz="2" w:space="0" w:color="auto"/>
-        </w:tblBorders>
-        <w:tblLayout w:type="fixed"/>
-        <w:tblCellMar>
-          <w:left w:w="70" w:type="dxa"/>
-          <w:right w:w="70" w:type="dxa"/>
-        </w:tblCellMar>
-        <w:tblLook w:val="0000" w:firstRow="0" w:lastRow="0" w:firstColumn="0" w:lastColumn="0" w:noHBand="0" w:noVBand="0"/>
-      </w:tblPr>
-      <w:tblGrid>
-        <w:gridCol w:w="1980"/>
-        <w:gridCol w:w="6660"/>
-      </w:tblGrid>
-      <w:tr>
-        <w:trPr>
-          <w:trHeight w:val="300"/>
-        </w:trPr>
-        <w:tc>
-          <w:tcPr>
-            <w:tcW w:w="1980" w:type="dxa"/>
-            <w:tcBorders>
-              <w:bottom w:val="single" w:sz="2" w:space="0" w:color="auto"/>
-            </w:tcBorders>
-            <w:shd w:val="clear" w:color="auto" w:fill="CCCCCC"/>
-          </w:tcPr>
-          <w:p>
-            <w:pPr>
-              <w:spacing w:before="240" w:after="240" w:line="360" w:lineRule="auto"/>
-              <w:jc w:val="both"/>
-              <w:rPr>
-                <w:rFonts w:ascii="Times New Roman" w:hAnsi="Times New Roman"/>
-              </w:rPr>
-            </w:pPr>
-            <w:r>
-              <w:rPr>
-                <w:rFonts w:ascii="Times New Roman" w:hAnsi="Times New Roman"/>
-              </w:rPr>
-              <w:t>ID</w:t>
-            </w:r>
-          </w:p>
-        </w:tc>
-        <w:tc>
-          <w:tcPr>
-            <w:tcW w:w="6660" w:type="dxa"/>
-            <w:vAlign w:val="center"/>
-          </w:tcPr>
-          <w:p>
-            <w:pPr>
-              <w:jc w:val="center"/>
-              <w:rPr>
-                <w:rFonts w:ascii="Times New Roman" w:hAnsi="Times New Roman"/>
-              </w:rPr>
-            </w:pPr>
-            <w:r>
-              <w:rPr>
-                <w:rFonts w:ascii="Times New Roman" w:hAnsi="Times New Roman"/>
-              </w:rPr>
-              <w:t>RF</w:t>
-            </w:r>
-            <w:r>
-              <w:rPr>
-                <w:rFonts w:ascii="Times New Roman" w:hAnsi="Times New Roman"/>
-              </w:rPr>
-              <w:t>10</w:t>
-            </w:r>
-          </w:p>
-        </w:tc>
-      </w:tr>
-      <w:tr>
-        <w:trPr>
-          <w:trHeight w:val="240"/>
-        </w:trPr>
-        <w:tc>
-          <w:tcPr>
-            <w:tcW w:w="1980" w:type="dxa"/>
-            <w:tcBorders>
-              <w:bottom w:val="single" w:sz="2" w:space="0" w:color="auto"/>
-            </w:tcBorders>
-            <w:shd w:val="clear" w:color="auto" w:fill="E6E6E6"/>
-          </w:tcPr>
-          <w:p>
-            <w:pPr>
-              <w:spacing w:before="240" w:after="240" w:line="360" w:lineRule="auto"/>
-              <w:jc w:val="both"/>
-              <w:rPr>
-                <w:rFonts w:ascii="Times New Roman" w:hAnsi="Times New Roman"/>
-              </w:rPr>
-            </w:pPr>
-            <w:r>
-              <w:rPr>
-                <w:rFonts w:ascii="Times New Roman" w:hAnsi="Times New Roman"/>
-              </w:rPr>
-              <w:t>Módulo</w:t>
-            </w:r>
-          </w:p>
-        </w:tc>
-        <w:tc>
-          <w:tcPr>
-            <w:tcW w:w="6660" w:type="dxa"/>
-            <w:tcBorders>
-              <w:bottom w:val="single" w:sz="2" w:space="0" w:color="auto"/>
-            </w:tcBorders>
-            <w:shd w:val="clear" w:color="auto" w:fill="FFFFFF"/>
-            <w:vAlign w:val="center"/>
-          </w:tcPr>
-          <w:p>
-            <w:pPr>
-              <w:jc w:val="center"/>
-              <w:rPr>
-                <w:rFonts w:ascii="Times New Roman" w:hAnsi="Times New Roman"/>
-              </w:rPr>
-            </w:pPr>
-            <w:r>
-              <w:rPr>
-                <w:rFonts w:ascii="Times New Roman" w:hAnsi="Times New Roman"/>
-              </w:rPr>
-              <w:t>Validaciones</w:t>
-            </w:r>
-          </w:p>
-        </w:tc>
-      </w:tr>
-      <w:tr>
-        <w:trPr>
-          <w:trHeight w:val="295"/>
-        </w:trPr>
-        <w:tc>
-          <w:tcPr>
-            <w:tcW w:w="8640" w:type="dxa"/>
-            <w:gridSpan w:val="2"/>
-            <w:shd w:val="clear" w:color="auto" w:fill="E6E6E6"/>
-          </w:tcPr>
-          <w:p>
-            <w:pPr>
-              <w:spacing w:before="240" w:after="240" w:line="360" w:lineRule="auto"/>
-              <w:jc w:val="both"/>
-              <w:rPr>
-                <w:rFonts w:ascii="Times New Roman" w:hAnsi="Times New Roman"/>
-              </w:rPr>
-            </w:pPr>
-            <w:r>
-              <w:rPr>
-                <w:rFonts w:ascii="Times New Roman" w:hAnsi="Times New Roman"/>
-              </w:rPr>
-              <w:t>Descripción</w:t>
-            </w:r>
-            <w:r>
-              <w:rPr>
-                <w:rFonts w:ascii="Times New Roman" w:hAnsi="Times New Roman"/>
-              </w:rPr>
-              <w:t>:</w:t>
-            </w:r>
-            <w:r>
-              <w:t xml:space="preserve"> </w:t>
-            </w:r>
-            <w:r>
-              <w:t>El sistema deberá validar los datos antes de guardarlos.</w:t>
-            </w:r>
-          </w:p>
-        </w:tc>
-      </w:tr>
-      <w:tr>
-        <w:trPr>
-          <w:trHeight w:val="150"/>
-        </w:trPr>
-        <w:tc>
-          <w:tcPr>
-            <w:tcW w:w="8640" w:type="dxa"/>
-            <w:gridSpan w:val="2"/>
-            <w:shd w:val="clear" w:color="auto" w:fill="FFFFFF" w:themeFill="background1"/>
-          </w:tcPr>
-          <w:p>
-            <w:pPr>
-              <w:spacing w:before="240" w:after="240" w:line="360" w:lineRule="auto"/>
-              <w:jc w:val="both"/>
-              <w:rPr>
-                <w:rFonts w:ascii="Times New Roman" w:hAnsi="Times New Roman"/>
-              </w:rPr>
-            </w:pPr>
-            <w:r>
-              <w:rPr>
-                <w:rFonts w:ascii="Times New Roman" w:hAnsi="Times New Roman"/>
-              </w:rPr>
-              <w:t>Especificación</w:t>
-            </w:r>
-            <w:r>
-              <w:rPr>
-                <w:rFonts w:ascii="Times New Roman" w:hAnsi="Times New Roman"/>
-              </w:rPr>
-              <w:t>:</w:t>
-            </w:r>
-            <w:r>
-              <w:t xml:space="preserve"> </w:t>
-            </w:r>
-            <w:r>
-              <w:t xml:space="preserve">Se controlan campos vacíos, formatos incorrectos (por ejemplo, un teléfono con letras), cédulas o placas duplicadas y espacios ocupados. Los errores se señalan con </w:t>
-            </w:r>
-            <w:proofErr w:type="spellStart"/>
-            <w:r>
-              <w:t>ErrorProvider</w:t>
-            </w:r>
-            <w:proofErr w:type="spellEnd"/>
-            <w:r>
-              <w:t xml:space="preserve"> junto al campo correspondiente</w:t>
-            </w:r>
-          </w:p>
-        </w:tc>
-      </w:tr>
-    </w:tbl>
-    <w:p/>
-    <w:p/>
-    <w:p/>
-    <w:p/>
-    <w:p/>
-    <w:p/>
-    <w:tbl>
-      <w:tblPr>
-        <w:tblW w:w="8640" w:type="dxa"/>
-        <w:tblInd w:w="70" w:type="dxa"/>
-        <w:tblBorders>
-          <w:top w:val="single" w:sz="2" w:space="0" w:color="auto"/>
-          <w:left w:val="single" w:sz="2" w:space="0" w:color="auto"/>
-          <w:bottom w:val="single" w:sz="2" w:space="0" w:color="auto"/>
-          <w:right w:val="single" w:sz="2" w:space="0" w:color="auto"/>
-          <w:insideH w:val="single" w:sz="2" w:space="0" w:color="auto"/>
-          <w:insideV w:val="single" w:sz="2" w:space="0" w:color="auto"/>
-        </w:tblBorders>
-        <w:tblLayout w:type="fixed"/>
-        <w:tblCellMar>
-          <w:left w:w="70" w:type="dxa"/>
-          <w:right w:w="70" w:type="dxa"/>
-        </w:tblCellMar>
-        <w:tblLook w:val="0000" w:firstRow="0" w:lastRow="0" w:firstColumn="0" w:lastColumn="0" w:noHBand="0" w:noVBand="0"/>
-      </w:tblPr>
-      <w:tblGrid>
-        <w:gridCol w:w="1980"/>
-        <w:gridCol w:w="6660"/>
-      </w:tblGrid>
-      <w:tr>
-        <w:trPr>
-          <w:trHeight w:val="300"/>
-        </w:trPr>
-        <w:tc>
-          <w:tcPr>
-            <w:tcW w:w="1980" w:type="dxa"/>
-            <w:tcBorders>
-              <w:bottom w:val="single" w:sz="2" w:space="0" w:color="auto"/>
-            </w:tcBorders>
-            <w:shd w:val="clear" w:color="auto" w:fill="CCCCCC"/>
-          </w:tcPr>
-          <w:p>
-            <w:pPr>
-              <w:spacing w:before="240" w:after="240" w:line="360" w:lineRule="auto"/>
-              <w:jc w:val="both"/>
-              <w:rPr>
-                <w:rFonts w:ascii="Times New Roman" w:hAnsi="Times New Roman"/>
-              </w:rPr>
-            </w:pPr>
-            <w:r>
-              <w:rPr>
-                <w:rFonts w:ascii="Times New Roman" w:hAnsi="Times New Roman"/>
-              </w:rPr>
-              <w:lastRenderedPageBreak/>
-              <w:t>ID</w:t>
-            </w:r>
-          </w:p>
-        </w:tc>
-        <w:tc>
-          <w:tcPr>
-            <w:tcW w:w="6660" w:type="dxa"/>
-            <w:vAlign w:val="center"/>
-          </w:tcPr>
-          <w:p>
-            <w:pPr>
-              <w:jc w:val="center"/>
-              <w:rPr>
-                <w:rFonts w:ascii="Times New Roman" w:hAnsi="Times New Roman"/>
-              </w:rPr>
-            </w:pPr>
-            <w:r>
-              <w:rPr>
-                <w:rFonts w:ascii="Times New Roman" w:hAnsi="Times New Roman"/>
-              </w:rPr>
-              <w:t>RF1</w:t>
-            </w:r>
-            <w:r>
-              <w:rPr>
-                <w:rFonts w:ascii="Times New Roman" w:hAnsi="Times New Roman"/>
-              </w:rPr>
-              <w:t>1</w:t>
-            </w:r>
-          </w:p>
-        </w:tc>
-      </w:tr>
-      <w:tr>
-        <w:trPr>
-          <w:trHeight w:val="240"/>
-        </w:trPr>
-        <w:tc>
-          <w:tcPr>
-            <w:tcW w:w="1980" w:type="dxa"/>
-            <w:tcBorders>
-              <w:bottom w:val="single" w:sz="2" w:space="0" w:color="auto"/>
-            </w:tcBorders>
-            <w:shd w:val="clear" w:color="auto" w:fill="E6E6E6"/>
-          </w:tcPr>
-          <w:p>
-            <w:pPr>
-              <w:spacing w:before="240" w:after="240" w:line="360" w:lineRule="auto"/>
-              <w:jc w:val="both"/>
-              <w:rPr>
-                <w:rFonts w:ascii="Times New Roman" w:hAnsi="Times New Roman"/>
-              </w:rPr>
-            </w:pPr>
-            <w:r>
-              <w:rPr>
-                <w:rFonts w:ascii="Times New Roman" w:hAnsi="Times New Roman"/>
-              </w:rPr>
-              <w:t>Módulo</w:t>
-            </w:r>
-          </w:p>
-        </w:tc>
-        <w:tc>
-          <w:tcPr>
-            <w:tcW w:w="6660" w:type="dxa"/>
-            <w:tcBorders>
-              <w:bottom w:val="single" w:sz="2" w:space="0" w:color="auto"/>
-            </w:tcBorders>
-            <w:shd w:val="clear" w:color="auto" w:fill="FFFFFF"/>
-            <w:vAlign w:val="center"/>
-          </w:tcPr>
-          <w:p>
-            <w:pPr>
-              <w:jc w:val="center"/>
-              <w:rPr>
-                <w:rFonts w:ascii="Times New Roman" w:hAnsi="Times New Roman"/>
-              </w:rPr>
-            </w:pPr>
-            <w:r>
-              <w:rPr>
-                <w:rFonts w:ascii="Times New Roman" w:hAnsi="Times New Roman"/>
-              </w:rPr>
-              <w:t>Mensajes al usuario</w:t>
-            </w:r>
-          </w:p>
-        </w:tc>
-      </w:tr>
-      <w:tr>
-        <w:trPr>
-          <w:trHeight w:val="295"/>
-        </w:trPr>
-        <w:tc>
-          <w:tcPr>
-            <w:tcW w:w="8640" w:type="dxa"/>
-            <w:gridSpan w:val="2"/>
-            <w:shd w:val="clear" w:color="auto" w:fill="E6E6E6"/>
-          </w:tcPr>
-          <w:p>
-            <w:pPr>
-              <w:spacing w:before="240" w:after="240" w:line="360" w:lineRule="auto"/>
-              <w:jc w:val="both"/>
-              <w:rPr>
-                <w:rFonts w:ascii="Times New Roman" w:hAnsi="Times New Roman"/>
-              </w:rPr>
-            </w:pPr>
-            <w:r>
-              <w:rPr>
-                <w:rFonts w:ascii="Times New Roman" w:hAnsi="Times New Roman"/>
-              </w:rPr>
-              <w:t>Descripción</w:t>
-            </w:r>
-            <w:r>
-              <w:rPr>
-                <w:rFonts w:ascii="Times New Roman" w:hAnsi="Times New Roman"/>
-              </w:rPr>
-              <w:t>:</w:t>
-            </w:r>
-            <w:r>
-              <w:t xml:space="preserve"> </w:t>
-            </w:r>
-            <w:r>
-              <w:t>El sistema deberá mostrar mensajes claros sobre el resultado de las operaciones.</w:t>
-            </w:r>
-          </w:p>
-        </w:tc>
-      </w:tr>
-      <w:tr>
-        <w:trPr>
-          <w:trHeight w:val="150"/>
-        </w:trPr>
-        <w:tc>
-          <w:tcPr>
-            <w:tcW w:w="8640" w:type="dxa"/>
-            <w:gridSpan w:val="2"/>
-            <w:shd w:val="clear" w:color="auto" w:fill="FFFFFF" w:themeFill="background1"/>
-          </w:tcPr>
-          <w:p>
-            <w:pPr>
-              <w:spacing w:before="240" w:after="240" w:line="360" w:lineRule="auto"/>
-              <w:jc w:val="both"/>
-              <w:rPr>
-                <w:rFonts w:ascii="Times New Roman" w:hAnsi="Times New Roman"/>
-              </w:rPr>
-            </w:pPr>
-            <w:r>
-              <w:rPr>
-                <w:rFonts w:ascii="Times New Roman" w:hAnsi="Times New Roman"/>
-              </w:rPr>
-              <w:t>Especificación</w:t>
-            </w:r>
-            <w:r>
-              <w:rPr>
-                <w:rFonts w:ascii="Times New Roman" w:hAnsi="Times New Roman"/>
-              </w:rPr>
-              <w:t>:</w:t>
-            </w:r>
-            <w:r>
-              <w:t xml:space="preserve"> </w:t>
-            </w:r>
-            <w:r>
-              <w:t xml:space="preserve">Se usa </w:t>
-            </w:r>
-            <w:proofErr w:type="spellStart"/>
-            <w:r>
-              <w:t>MessageBox</w:t>
-            </w:r>
-            <w:proofErr w:type="spellEnd"/>
-            <w:r>
-              <w:t xml:space="preserve"> para informar operaciones exitosas, errores, advertencias y confirmaciones antes de eliminar</w:t>
-            </w:r>
-          </w:p>
-        </w:tc>
-      </w:tr>
-    </w:tbl>
-    <w:p/>
     <w:p>
       <w:pPr>
         <w:pStyle w:val="Ttulo2"/>
@@ -4678,6 +4004,7 @@
       </w:pPr>
       <w:bookmarkStart w:id="7" w:name="_Toc219643347"/>
       <w:r>
+        <w:lastRenderedPageBreak/>
         <w:t>Requerimientos no funcionales</w:t>
       </w:r>
       <w:bookmarkEnd w:id="7"/>
@@ -4688,6 +4015,7 @@
           <w:ilvl w:val="0"/>
           <w:numId w:val="4"/>
         </w:numPr>
+        <w:spacing w:line="259" w:lineRule="auto"/>
       </w:pPr>
       <w:r>
         <w:rPr>
@@ -4711,6 +4039,7 @@
           <w:ilvl w:val="0"/>
           <w:numId w:val="4"/>
         </w:numPr>
+        <w:spacing w:line="259" w:lineRule="auto"/>
       </w:pPr>
       <w:r>
         <w:rPr>
@@ -4734,6 +4063,7 @@
           <w:ilvl w:val="0"/>
           <w:numId w:val="4"/>
         </w:numPr>
+        <w:spacing w:line="259" w:lineRule="auto"/>
       </w:pPr>
       <w:r>
         <w:rPr>
@@ -4757,6 +4087,7 @@
           <w:ilvl w:val="0"/>
           <w:numId w:val="4"/>
         </w:numPr>
+        <w:spacing w:line="259" w:lineRule="auto"/>
       </w:pPr>
       <w:r>
         <w:rPr>
@@ -4776,6 +4107,7 @@
           <w:ilvl w:val="0"/>
           <w:numId w:val="4"/>
         </w:numPr>
+        <w:spacing w:line="259" w:lineRule="auto"/>
       </w:pPr>
       <w:r>
         <w:rPr>
@@ -4799,6 +4131,7 @@
           <w:ilvl w:val="0"/>
           <w:numId w:val="4"/>
         </w:numPr>
+        <w:spacing w:line="259" w:lineRule="auto"/>
       </w:pPr>
       <w:r>
         <w:rPr>
@@ -4824,7 +4157,6 @@
       </w:pPr>
       <w:bookmarkStart w:id="8" w:name="_Toc219643348"/>
       <w:r>
-        <w:lastRenderedPageBreak/>
         <w:t>Requerimientos tecnológicos</w:t>
       </w:r>
       <w:bookmarkEnd w:id="8"/>
@@ -4838,6 +4170,7 @@
           <w:ilvl w:val="0"/>
           <w:numId w:val="5"/>
         </w:numPr>
+        <w:spacing w:line="259" w:lineRule="auto"/>
         <w:rPr>
           <w:lang w:val="en-US"/>
         </w:rPr>
@@ -4891,6 +4224,7 @@
           <w:ilvl w:val="0"/>
           <w:numId w:val="5"/>
         </w:numPr>
+        <w:spacing w:line="259" w:lineRule="auto"/>
       </w:pPr>
       <w:r>
         <w:rPr>
@@ -4917,6 +4251,7 @@
           <w:ilvl w:val="0"/>
           <w:numId w:val="5"/>
         </w:numPr>
+        <w:spacing w:line="259" w:lineRule="auto"/>
       </w:pPr>
       <w:r>
         <w:rPr>
@@ -4935,6 +4270,7 @@
           <w:ilvl w:val="0"/>
           <w:numId w:val="5"/>
         </w:numPr>
+        <w:spacing w:line="259" w:lineRule="auto"/>
         <w:rPr>
           <w:lang w:val="en-US"/>
         </w:rPr>
@@ -4988,6 +4324,7 @@
           <w:ilvl w:val="0"/>
           <w:numId w:val="5"/>
         </w:numPr>
+        <w:spacing w:line="259" w:lineRule="auto"/>
       </w:pPr>
       <w:r>
         <w:rPr>
@@ -5006,6 +4343,7 @@
           <w:ilvl w:val="0"/>
           <w:numId w:val="5"/>
         </w:numPr>
+        <w:spacing w:line="259" w:lineRule="auto"/>
       </w:pPr>
       <w:r>
         <w:rPr>
@@ -5024,6 +4362,7 @@
           <w:ilvl w:val="0"/>
           <w:numId w:val="5"/>
         </w:numPr>
+        <w:spacing w:line="259" w:lineRule="auto"/>
         <w:rPr>
           <w:lang w:val="en-US"/>
         </w:rPr>
@@ -5159,12 +4498,12 @@
         <w:pStyle w:val="Descripcin"/>
         <w:jc w:val="both"/>
         <w:rPr>
-          <w:rFonts w:ascii="Times New Roman" w:hAnsi="Times New Roman" w:cs="Times New Roman"/>
-        </w:rPr>
-      </w:pPr>
-      <w:r>
-        <w:rPr>
-          <w:rFonts w:ascii="Times New Roman" w:hAnsi="Times New Roman" w:cs="Times New Roman"/>
+          <w:rFonts w:cs="Times New Roman"/>
+        </w:rPr>
+      </w:pPr>
+      <w:r>
+        <w:rPr>
+          <w:rFonts w:cs="Times New Roman"/>
         </w:rPr>
         <w:t>Diagrama de clases del sistema de parqueo</w:t>
       </w:r>
@@ -5272,17 +4611,20 @@
         <w:pStyle w:val="Descripcin"/>
         <w:jc w:val="both"/>
         <w:rPr>
-          <w:rFonts w:ascii="Times New Roman" w:hAnsi="Times New Roman" w:cs="Times New Roman"/>
-        </w:rPr>
-      </w:pPr>
-      <w:r>
-        <w:rPr>
-          <w:rFonts w:ascii="Times New Roman" w:hAnsi="Times New Roman" w:cs="Times New Roman"/>
+          <w:rFonts w:cs="Times New Roman"/>
+        </w:rPr>
+      </w:pPr>
+      <w:r>
+        <w:rPr>
+          <w:rFonts w:cs="Times New Roman"/>
         </w:rPr>
         <w:t>Programación por capas del sistema de parqueo</w:t>
       </w:r>
     </w:p>
     <w:p>
+      <w:pPr>
+        <w:spacing w:line="259" w:lineRule="auto"/>
+      </w:pPr>
       <w:r>
         <w:t>“Como se ve en la Figura 3, el sistema se organiza en tres capas. La capa de interfaz contiene los formularios con los que interactúa el usuario. La capa de lógica contiene las clases, las validaciones y los cálculos. La base de datos en SQL Server guarda la información. Los formularios no acceden directamente a los datos, sino que se comunican a través de la lógica, lo que ordena el código y facilita su mantenimiento.”</w:t>
       </w:r>
@@ -5325,7 +4667,6 @@
           <w:b/>
           <w:bCs/>
         </w:rPr>
-        <w:lastRenderedPageBreak/>
         <w:t>Figura 4</w:t>
       </w:r>
     </w:p>
@@ -5394,35 +4735,36 @@
         <w:pStyle w:val="Descripcin"/>
         <w:jc w:val="both"/>
         <w:rPr>
-          <w:rFonts w:ascii="Times New Roman" w:hAnsi="Times New Roman" w:cs="Times New Roman"/>
-        </w:rPr>
-      </w:pPr>
-      <w:r>
-        <w:rPr>
-          <w:rFonts w:ascii="Times New Roman" w:hAnsi="Times New Roman" w:cs="Times New Roman"/>
+          <w:rFonts w:cs="Times New Roman"/>
+        </w:rPr>
+      </w:pPr>
+      <w:r>
+        <w:rPr>
+          <w:rFonts w:cs="Times New Roman"/>
         </w:rPr>
         <w:t xml:space="preserve">Idea de diseño </w:t>
       </w:r>
       <w:r>
         <w:rPr>
-          <w:rFonts w:ascii="Times New Roman" w:hAnsi="Times New Roman" w:cs="Times New Roman"/>
+          <w:rFonts w:cs="Times New Roman"/>
         </w:rPr>
         <w:t>preliminar</w:t>
       </w:r>
     </w:p>
     <w:p>
+      <w:pPr>
+        <w:spacing w:line="259" w:lineRule="auto"/>
+      </w:pPr>
       <w:r>
         <w:t>La siguiente imagen presenta una idea inicial del diseño de la interfaz principal del Sistema de Gestión de Parqueo. Esta propuesta tiene como finalidad mostrar de manera general cómo podría organizarse el menú y distribuirse sus principales opciones. Se trata de un diseño preliminar, por lo que está sujeto a cambios, mejoras y actualizaciones durante el desarrollo del proyecto, de acuerdo con las necesidades identificadas y los ajustes que se consideren necesarios para lograr una interfaz funcional, ordenada y fácil de utilizar.</w:t>
       </w:r>
     </w:p>
     <w:p/>
     <w:p/>
-    <w:p/>
-    <w:p/>
-    <w:p>
-      <w:r>
-        <w:br w:type="textWrapping" w:clear="all"/>
-      </w:r>
+    <w:p>
+      <w:pPr>
+        <w:ind w:firstLine="0"/>
+      </w:pPr>
     </w:p>
     <w:p>
       <w:pPr>
@@ -5487,6 +4829,9 @@
       </w:r>
     </w:p>
     <w:p>
+      <w:pPr>
+        <w:spacing w:line="259" w:lineRule="auto"/>
+      </w:pPr>
       <w:r>
         <w:br/>
       </w:r>
@@ -5499,6 +4844,9 @@
       </w:r>
     </w:p>
     <w:p>
+      <w:pPr>
+        <w:spacing w:line="259" w:lineRule="auto"/>
+      </w:pPr>
       <w:r>
         <w:t>Cada tabla tiene una llave primaria generada automáticamente (</w:t>
       </w:r>
@@ -5536,6 +4884,9 @@
       </w:r>
     </w:p>
     <w:p>
+      <w:pPr>
+        <w:spacing w:line="259" w:lineRule="auto"/>
+      </w:pPr>
       <w:r>
         <w:lastRenderedPageBreak/>
         <w:t>El modelo también incluye restricciones para cuidar los datos: el tipo de vehículo y el tipo de espacio solo pueden ser Carro o Moto, y el estado de un espacio solo puede ser Disponible u Ocupado.</w:t>
@@ -5543,6 +4894,7 @@
     </w:p>
     <w:p>
       <w:pPr>
+        <w:spacing w:line="259" w:lineRule="auto"/>
         <w:rPr>
           <w:b/>
           <w:bCs/>
@@ -5557,6 +4909,9 @@
       </w:r>
     </w:p>
     <w:p>
+      <w:pPr>
+        <w:spacing w:line="259" w:lineRule="auto"/>
+      </w:pPr>
       <w:r>
         <w:t xml:space="preserve">La base de datos del Sistema de Gestión de Parqueo está compuesta por cuatro tablas principales: Cliente, </w:t>
       </w:r>
@@ -5570,6 +4925,9 @@
       </w:r>
     </w:p>
     <w:p>
+      <w:pPr>
+        <w:spacing w:line="259" w:lineRule="auto"/>
+      </w:pPr>
       <w:r>
         <w:rPr>
           <w:b/>
@@ -5582,6 +4940,9 @@
       </w:r>
     </w:p>
     <w:p>
+      <w:pPr>
+        <w:spacing w:line="259" w:lineRule="auto"/>
+      </w:pPr>
       <w:r>
         <w:rPr>
           <w:b/>
@@ -5618,6 +4979,9 @@
       </w:r>
     </w:p>
     <w:p>
+      <w:pPr>
+        <w:spacing w:line="259" w:lineRule="auto"/>
+      </w:pPr>
       <w:r>
         <w:rPr>
           <w:b/>
@@ -5630,6 +4994,9 @@
       </w:r>
     </w:p>
     <w:p>
+      <w:pPr>
+        <w:spacing w:line="259" w:lineRule="auto"/>
+      </w:pPr>
       <w:r>
         <w:rPr>
           <w:b/>
@@ -5667,6 +5034,7 @@
     </w:p>
     <w:p>
       <w:pPr>
+        <w:spacing w:line="259" w:lineRule="auto"/>
         <w:rPr>
           <w:b/>
           <w:bCs/>
@@ -5681,16 +5049,25 @@
       </w:r>
     </w:p>
     <w:p>
+      <w:pPr>
+        <w:spacing w:line="259" w:lineRule="auto"/>
+      </w:pPr>
       <w:r>
         <w:t>Un cliente puede tener varios vehículos, pero cada vehículo está asociado a un solo cliente. Asimismo, un vehículo puede tener varios registros de entrada y salida a lo largo del tiempo, y un espacio puede aparecer en diferentes registros correspondientes a distintas estancias.</w:t>
       </w:r>
     </w:p>
     <w:p>
+      <w:pPr>
+        <w:spacing w:line="259" w:lineRule="auto"/>
+      </w:pPr>
       <w:r>
         <w:t>Las llaves primarias permiten identificar cada registro de las tablas, mientras que las llaves foráneas mantienen las relaciones entre ellas. Además, se utilizan restricciones para evitar datos duplicados y limitar los valores permitidos en campos como el tipo de vehículo y el estado del espacio.</w:t>
       </w:r>
     </w:p>
     <w:p>
+      <w:pPr>
+        <w:spacing w:line="259" w:lineRule="auto"/>
+      </w:pPr>
       <w:r>
         <w:t xml:space="preserve">Cuando un vehículo todavía se encuentra dentro del parqueo, los campos </w:t>
       </w:r>
@@ -5713,10 +5090,15 @@
     </w:p>
     <w:p/>
     <w:p/>
-    <w:p/>
-    <w:p/>
-    <w:p/>
-    <w:p>
+    <w:p>
+      <w:pPr>
+        <w:ind w:firstLine="0"/>
+      </w:pPr>
+    </w:p>
+    <w:p>
+      <w:pPr>
+        <w:spacing w:line="259" w:lineRule="auto"/>
+      </w:pPr>
       <w:r>
         <w:rPr>
           <w:b/>
@@ -5727,6 +5109,9 @@
       </w:r>
     </w:p>
     <w:p>
+      <w:pPr>
+        <w:spacing w:line="259" w:lineRule="auto"/>
+      </w:pPr>
       <w:r>
         <w:rPr>
           <w:b/>
@@ -5752,11 +5137,11 @@
         <w:tblLook w:val="04A0" w:firstRow="1" w:lastRow="0" w:firstColumn="1" w:lastColumn="0" w:noHBand="0" w:noVBand="1"/>
       </w:tblPr>
       <w:tblGrid>
-        <w:gridCol w:w="1846"/>
-        <w:gridCol w:w="1854"/>
-        <w:gridCol w:w="1841"/>
-        <w:gridCol w:w="1842"/>
-        <w:gridCol w:w="2110"/>
+        <w:gridCol w:w="1832"/>
+        <w:gridCol w:w="2479"/>
+        <w:gridCol w:w="1461"/>
+        <w:gridCol w:w="1545"/>
+        <w:gridCol w:w="2176"/>
       </w:tblGrid>
       <w:tr>
         <w:trPr>
@@ -5939,8 +5324,13 @@
             <w:tcW w:w="1854" w:type="dxa"/>
           </w:tcPr>
           <w:p>
-            <w:r>
-              <w:t>VARCHAR(15)</w:t>
+            <w:proofErr w:type="gramStart"/>
+            <w:r>
+              <w:t>VARCHAR(</w:t>
+            </w:r>
+            <w:proofErr w:type="gramEnd"/>
+            <w:r>
+              <w:t>15)</w:t>
             </w:r>
           </w:p>
         </w:tc>
@@ -5996,8 +5386,13 @@
             <w:tcW w:w="1854" w:type="dxa"/>
           </w:tcPr>
           <w:p>
-            <w:r>
-              <w:t>VARCHAR(80)</w:t>
+            <w:proofErr w:type="gramStart"/>
+            <w:r>
+              <w:t>VARCHAR(</w:t>
+            </w:r>
+            <w:proofErr w:type="gramEnd"/>
+            <w:r>
+              <w:t>80)</w:t>
             </w:r>
           </w:p>
         </w:tc>
@@ -6049,8 +5444,13 @@
             <w:tcW w:w="1854" w:type="dxa"/>
           </w:tcPr>
           <w:p>
-            <w:r>
-              <w:t>VARCHAR(15)</w:t>
+            <w:proofErr w:type="gramStart"/>
+            <w:r>
+              <w:t>VARCHAR(</w:t>
+            </w:r>
+            <w:proofErr w:type="gramEnd"/>
+            <w:r>
+              <w:t>15)</w:t>
             </w:r>
           </w:p>
         </w:tc>
@@ -6077,507 +5477,6 @@
           <w:p>
             <w:r>
               <w:t>Teléfono de contacto</w:t>
-            </w:r>
-          </w:p>
-        </w:tc>
-      </w:tr>
-    </w:tbl>
-    <w:p/>
-    <w:p/>
-    <w:p>
-      <w:r>
-        <w:rPr>
-          <w:b/>
-          <w:bCs/>
-        </w:rPr>
-        <w:t xml:space="preserve">Tabla </w:t>
-      </w:r>
-      <w:r>
-        <w:rPr>
-          <w:b/>
-          <w:bCs/>
-        </w:rPr>
-        <w:t>2</w:t>
-      </w:r>
-      <w:r>
-        <w:br/>
-      </w:r>
-      <w:r>
-        <w:rPr>
-          <w:i/>
-          <w:iCs/>
-        </w:rPr>
-        <w:t xml:space="preserve">Diccionario de datos de la tabla </w:t>
-      </w:r>
-      <w:proofErr w:type="spellStart"/>
-      <w:r>
-        <w:rPr>
-          <w:i/>
-          <w:iCs/>
-        </w:rPr>
-        <w:t>Vehiculo</w:t>
-      </w:r>
-      <w:proofErr w:type="spellEnd"/>
-    </w:p>
-    <w:tbl>
-      <w:tblPr>
-        <w:tblStyle w:val="Tablaconcuadrcula"/>
-        <w:tblW w:w="9493" w:type="dxa"/>
-        <w:tblLook w:val="04A0" w:firstRow="1" w:lastRow="0" w:firstColumn="1" w:lastColumn="0" w:noHBand="0" w:noVBand="1"/>
-      </w:tblPr>
-      <w:tblGrid>
-        <w:gridCol w:w="1848"/>
-        <w:gridCol w:w="1853"/>
-        <w:gridCol w:w="1840"/>
-        <w:gridCol w:w="1842"/>
-        <w:gridCol w:w="2110"/>
-      </w:tblGrid>
-      <w:tr>
-        <w:trPr>
-          <w:trHeight w:val="656"/>
-        </w:trPr>
-        <w:tc>
-          <w:tcPr>
-            <w:tcW w:w="1848" w:type="dxa"/>
-            <w:tcBorders>
-              <w:top w:val="single" w:sz="4" w:space="0" w:color="auto"/>
-              <w:left w:val="single" w:sz="4" w:space="0" w:color="auto"/>
-              <w:bottom w:val="single" w:sz="4" w:space="0" w:color="auto"/>
-              <w:right w:val="single" w:sz="4" w:space="0" w:color="auto"/>
-            </w:tcBorders>
-            <w:shd w:val="clear" w:color="auto" w:fill="BFBFBF" w:themeFill="background1" w:themeFillShade="BF"/>
-          </w:tcPr>
-          <w:p>
-            <w:r>
-              <w:t>Campo</w:t>
-            </w:r>
-          </w:p>
-        </w:tc>
-        <w:tc>
-          <w:tcPr>
-            <w:tcW w:w="1853" w:type="dxa"/>
-            <w:tcBorders>
-              <w:top w:val="single" w:sz="4" w:space="0" w:color="auto"/>
-              <w:left w:val="single" w:sz="4" w:space="0" w:color="auto"/>
-              <w:bottom w:val="single" w:sz="4" w:space="0" w:color="auto"/>
-              <w:right w:val="single" w:sz="4" w:space="0" w:color="auto"/>
-            </w:tcBorders>
-            <w:shd w:val="clear" w:color="auto" w:fill="BFBFBF" w:themeFill="background1" w:themeFillShade="BF"/>
-          </w:tcPr>
-          <w:p>
-            <w:r>
-              <w:t xml:space="preserve">Tipo de Dato </w:t>
-            </w:r>
-          </w:p>
-        </w:tc>
-        <w:tc>
-          <w:tcPr>
-            <w:tcW w:w="1840" w:type="dxa"/>
-            <w:tcBorders>
-              <w:top w:val="single" w:sz="4" w:space="0" w:color="auto"/>
-              <w:left w:val="single" w:sz="4" w:space="0" w:color="auto"/>
-              <w:bottom w:val="single" w:sz="4" w:space="0" w:color="auto"/>
-              <w:right w:val="single" w:sz="4" w:space="0" w:color="auto"/>
-            </w:tcBorders>
-            <w:shd w:val="clear" w:color="auto" w:fill="BFBFBF" w:themeFill="background1" w:themeFillShade="BF"/>
-          </w:tcPr>
-          <w:p>
-            <w:r>
-              <w:t>Nulo</w:t>
-            </w:r>
-          </w:p>
-        </w:tc>
-        <w:tc>
-          <w:tcPr>
-            <w:tcW w:w="1842" w:type="dxa"/>
-            <w:tcBorders>
-              <w:top w:val="single" w:sz="4" w:space="0" w:color="auto"/>
-              <w:left w:val="single" w:sz="4" w:space="0" w:color="auto"/>
-              <w:bottom w:val="single" w:sz="4" w:space="0" w:color="auto"/>
-              <w:right w:val="single" w:sz="4" w:space="0" w:color="auto"/>
-            </w:tcBorders>
-            <w:shd w:val="clear" w:color="auto" w:fill="BFBFBF" w:themeFill="background1" w:themeFillShade="BF"/>
-          </w:tcPr>
-          <w:p>
-            <w:r>
-              <w:t>Clave</w:t>
-            </w:r>
-          </w:p>
-        </w:tc>
-        <w:tc>
-          <w:tcPr>
-            <w:tcW w:w="2110" w:type="dxa"/>
-            <w:tcBorders>
-              <w:top w:val="single" w:sz="4" w:space="0" w:color="auto"/>
-              <w:left w:val="single" w:sz="4" w:space="0" w:color="auto"/>
-              <w:bottom w:val="single" w:sz="4" w:space="0" w:color="auto"/>
-              <w:right w:val="single" w:sz="4" w:space="0" w:color="auto"/>
-            </w:tcBorders>
-            <w:shd w:val="clear" w:color="auto" w:fill="BFBFBF" w:themeFill="background1" w:themeFillShade="BF"/>
-          </w:tcPr>
-          <w:p>
-            <w:r>
-              <w:t>Descripción</w:t>
-            </w:r>
-          </w:p>
-        </w:tc>
-      </w:tr>
-      <w:tr>
-        <w:trPr>
-          <w:trHeight w:val="417"/>
-        </w:trPr>
-        <w:tc>
-          <w:tcPr>
-            <w:tcW w:w="1848" w:type="dxa"/>
-            <w:tcBorders>
-              <w:top w:val="single" w:sz="4" w:space="0" w:color="auto"/>
-            </w:tcBorders>
-          </w:tcPr>
-          <w:p>
-            <w:proofErr w:type="spellStart"/>
-            <w:r>
-              <w:t>Id</w:t>
-            </w:r>
-            <w:r>
-              <w:t>Vehiculo</w:t>
-            </w:r>
-            <w:proofErr w:type="spellEnd"/>
-          </w:p>
-        </w:tc>
-        <w:tc>
-          <w:tcPr>
-            <w:tcW w:w="1853" w:type="dxa"/>
-            <w:tcBorders>
-              <w:top w:val="single" w:sz="4" w:space="0" w:color="auto"/>
-            </w:tcBorders>
-          </w:tcPr>
-          <w:p>
-            <w:r>
-              <w:t>INT IDENTITY</w:t>
-            </w:r>
-          </w:p>
-        </w:tc>
-        <w:tc>
-          <w:tcPr>
-            <w:tcW w:w="1840" w:type="dxa"/>
-            <w:tcBorders>
-              <w:top w:val="single" w:sz="4" w:space="0" w:color="auto"/>
-            </w:tcBorders>
-          </w:tcPr>
-          <w:p>
-            <w:r>
-              <w:t>No</w:t>
-            </w:r>
-          </w:p>
-        </w:tc>
-        <w:tc>
-          <w:tcPr>
-            <w:tcW w:w="1842" w:type="dxa"/>
-            <w:tcBorders>
-              <w:top w:val="single" w:sz="4" w:space="0" w:color="auto"/>
-            </w:tcBorders>
-          </w:tcPr>
-          <w:p>
-            <w:r>
-              <w:t>PK</w:t>
-            </w:r>
-          </w:p>
-        </w:tc>
-        <w:tc>
-          <w:tcPr>
-            <w:tcW w:w="2110" w:type="dxa"/>
-            <w:tcBorders>
-              <w:top w:val="single" w:sz="4" w:space="0" w:color="auto"/>
-            </w:tcBorders>
-          </w:tcPr>
-          <w:p>
-            <w:r>
-              <w:t>Identificador del vehículo, se genera automáticamente</w:t>
-            </w:r>
-          </w:p>
-        </w:tc>
-      </w:tr>
-      <w:tr>
-        <w:trPr>
-          <w:trHeight w:val="393"/>
-        </w:trPr>
-        <w:tc>
-          <w:tcPr>
-            <w:tcW w:w="1848" w:type="dxa"/>
-          </w:tcPr>
-          <w:p>
-            <w:r>
-              <w:t>Placa</w:t>
-            </w:r>
-          </w:p>
-        </w:tc>
-        <w:tc>
-          <w:tcPr>
-            <w:tcW w:w="1853" w:type="dxa"/>
-          </w:tcPr>
-          <w:p>
-            <w:r>
-              <w:t>VARCHAR(1</w:t>
-            </w:r>
-            <w:r>
-              <w:t>0</w:t>
-            </w:r>
-            <w:r>
-              <w:t>)</w:t>
-            </w:r>
-          </w:p>
-        </w:tc>
-        <w:tc>
-          <w:tcPr>
-            <w:tcW w:w="1840" w:type="dxa"/>
-          </w:tcPr>
-          <w:p>
-            <w:r>
-              <w:t>No</w:t>
-            </w:r>
-          </w:p>
-        </w:tc>
-        <w:tc>
-          <w:tcPr>
-            <w:tcW w:w="1842" w:type="dxa"/>
-          </w:tcPr>
-          <w:p>
-            <w:proofErr w:type="spellStart"/>
-            <w:r>
-              <w:t>Unica</w:t>
-            </w:r>
-            <w:proofErr w:type="spellEnd"/>
-          </w:p>
-        </w:tc>
-        <w:tc>
-          <w:tcPr>
-            <w:tcW w:w="2110" w:type="dxa"/>
-          </w:tcPr>
-          <w:p>
-            <w:r>
-              <w:t>Placa del vehículo</w:t>
-            </w:r>
-          </w:p>
-        </w:tc>
-      </w:tr>
-      <w:tr>
-        <w:trPr>
-          <w:trHeight w:val="417"/>
-        </w:trPr>
-        <w:tc>
-          <w:tcPr>
-            <w:tcW w:w="1848" w:type="dxa"/>
-          </w:tcPr>
-          <w:p>
-            <w:r>
-              <w:t>Tipo</w:t>
-            </w:r>
-          </w:p>
-        </w:tc>
-        <w:tc>
-          <w:tcPr>
-            <w:tcW w:w="1853" w:type="dxa"/>
-          </w:tcPr>
-          <w:p>
-            <w:r>
-              <w:t>VARCHAR(</w:t>
-            </w:r>
-            <w:r>
-              <w:t>10</w:t>
-            </w:r>
-            <w:r>
-              <w:t>)</w:t>
-            </w:r>
-          </w:p>
-        </w:tc>
-        <w:tc>
-          <w:tcPr>
-            <w:tcW w:w="1840" w:type="dxa"/>
-          </w:tcPr>
-          <w:p>
-            <w:r>
-              <w:t>No</w:t>
-            </w:r>
-          </w:p>
-        </w:tc>
-        <w:tc>
-          <w:tcPr>
-            <w:tcW w:w="1842" w:type="dxa"/>
-          </w:tcPr>
-          <w:p/>
-        </w:tc>
-        <w:tc>
-          <w:tcPr>
-            <w:tcW w:w="2110" w:type="dxa"/>
-          </w:tcPr>
-          <w:p>
-            <w:r>
-              <w:t>Tipo de vehículo; solo acepta Carro o Moto</w:t>
-            </w:r>
-          </w:p>
-        </w:tc>
-      </w:tr>
-      <w:tr>
-        <w:trPr>
-          <w:trHeight w:val="393"/>
-        </w:trPr>
-        <w:tc>
-          <w:tcPr>
-            <w:tcW w:w="1848" w:type="dxa"/>
-          </w:tcPr>
-          <w:p>
-            <w:r>
-              <w:t>Marca</w:t>
-            </w:r>
-          </w:p>
-        </w:tc>
-        <w:tc>
-          <w:tcPr>
-            <w:tcW w:w="1853" w:type="dxa"/>
-          </w:tcPr>
-          <w:p>
-            <w:r>
-              <w:t>VARCHAR(</w:t>
-            </w:r>
-            <w:r>
-              <w:t>40</w:t>
-            </w:r>
-            <w:r>
-              <w:t>)</w:t>
-            </w:r>
-          </w:p>
-        </w:tc>
-        <w:tc>
-          <w:tcPr>
-            <w:tcW w:w="1840" w:type="dxa"/>
-          </w:tcPr>
-          <w:p>
-            <w:r>
-              <w:t>No</w:t>
-            </w:r>
-          </w:p>
-        </w:tc>
-        <w:tc>
-          <w:tcPr>
-            <w:tcW w:w="1842" w:type="dxa"/>
-          </w:tcPr>
-          <w:p/>
-        </w:tc>
-        <w:tc>
-          <w:tcPr>
-            <w:tcW w:w="2110" w:type="dxa"/>
-          </w:tcPr>
-          <w:p>
-            <w:r>
-              <w:t>Marca del vehículo</w:t>
-            </w:r>
-          </w:p>
-        </w:tc>
-      </w:tr>
-      <w:tr>
-        <w:trPr>
-          <w:trHeight w:val="393"/>
-        </w:trPr>
-        <w:tc>
-          <w:tcPr>
-            <w:tcW w:w="1848" w:type="dxa"/>
-          </w:tcPr>
-          <w:p>
-            <w:r>
-              <w:t>Color</w:t>
-            </w:r>
-          </w:p>
-        </w:tc>
-        <w:tc>
-          <w:tcPr>
-            <w:tcW w:w="1853" w:type="dxa"/>
-          </w:tcPr>
-          <w:p>
-            <w:r>
-              <w:t>VARCHAR(30)</w:t>
-            </w:r>
-          </w:p>
-        </w:tc>
-        <w:tc>
-          <w:tcPr>
-            <w:tcW w:w="1840" w:type="dxa"/>
-          </w:tcPr>
-          <w:p>
-            <w:r>
-              <w:t>No</w:t>
-            </w:r>
-          </w:p>
-        </w:tc>
-        <w:tc>
-          <w:tcPr>
-            <w:tcW w:w="1842" w:type="dxa"/>
-          </w:tcPr>
-          <w:p/>
-        </w:tc>
-        <w:tc>
-          <w:tcPr>
-            <w:tcW w:w="2110" w:type="dxa"/>
-          </w:tcPr>
-          <w:p>
-            <w:r>
-              <w:t>Color del vehículo</w:t>
-            </w:r>
-          </w:p>
-        </w:tc>
-      </w:tr>
-      <w:tr>
-        <w:trPr>
-          <w:trHeight w:val="707"/>
-        </w:trPr>
-        <w:tc>
-          <w:tcPr>
-            <w:tcW w:w="1848" w:type="dxa"/>
-          </w:tcPr>
-          <w:p>
-            <w:proofErr w:type="spellStart"/>
-            <w:r>
-              <w:t>IdCliente</w:t>
-            </w:r>
-            <w:proofErr w:type="spellEnd"/>
-          </w:p>
-        </w:tc>
-        <w:tc>
-          <w:tcPr>
-            <w:tcW w:w="1853" w:type="dxa"/>
-          </w:tcPr>
-          <w:p>
-            <w:r>
-              <w:t>INT</w:t>
-            </w:r>
-          </w:p>
-        </w:tc>
-        <w:tc>
-          <w:tcPr>
-            <w:tcW w:w="1840" w:type="dxa"/>
-          </w:tcPr>
-          <w:p>
-            <w:r>
-              <w:t>No</w:t>
-            </w:r>
-          </w:p>
-        </w:tc>
-        <w:tc>
-          <w:tcPr>
-            <w:tcW w:w="1842" w:type="dxa"/>
-          </w:tcPr>
-          <w:p>
-            <w:r>
-              <w:t>FK</w:t>
-            </w:r>
-          </w:p>
-        </w:tc>
-        <w:tc>
-          <w:tcPr>
-            <w:tcW w:w="2110" w:type="dxa"/>
-          </w:tcPr>
-          <w:p>
-            <w:r>
-              <w:t>Cliente dueño del vehículo; referencia a Cliente</w:t>
             </w:r>
           </w:p>
         </w:tc>
@@ -6591,11 +5490,15 @@
     <w:p/>
     <w:p/>
     <w:p>
+      <w:pPr>
+        <w:spacing w:line="259" w:lineRule="auto"/>
+      </w:pPr>
       <w:r>
         <w:rPr>
           <w:b/>
           <w:bCs/>
         </w:rPr>
+        <w:lastRenderedPageBreak/>
         <w:t xml:space="preserve">Tabla </w:t>
       </w:r>
       <w:r>
@@ -6603,7 +5506,7 @@
           <w:b/>
           <w:bCs/>
         </w:rPr>
-        <w:t>3</w:t>
+        <w:t>2</w:t>
       </w:r>
       <w:r>
         <w:br/>
@@ -6615,13 +5518,15 @@
         </w:rPr>
         <w:t xml:space="preserve">Diccionario de datos de la tabla </w:t>
       </w:r>
+      <w:proofErr w:type="spellStart"/>
       <w:r>
         <w:rPr>
           <w:i/>
           <w:iCs/>
         </w:rPr>
-        <w:t>Espacio</w:t>
-      </w:r>
+        <w:t>Vehiculo</w:t>
+      </w:r>
+      <w:proofErr w:type="spellEnd"/>
     </w:p>
     <w:tbl>
       <w:tblPr>
@@ -6630,11 +5535,530 @@
         <w:tblLook w:val="04A0" w:firstRow="1" w:lastRow="0" w:firstColumn="1" w:lastColumn="0" w:noHBand="0" w:noVBand="1"/>
       </w:tblPr>
       <w:tblGrid>
-        <w:gridCol w:w="1848"/>
-        <w:gridCol w:w="1853"/>
-        <w:gridCol w:w="1840"/>
-        <w:gridCol w:w="1842"/>
-        <w:gridCol w:w="2110"/>
+        <w:gridCol w:w="1990"/>
+        <w:gridCol w:w="2479"/>
+        <w:gridCol w:w="1416"/>
+        <w:gridCol w:w="1510"/>
+        <w:gridCol w:w="2176"/>
+      </w:tblGrid>
+      <w:tr>
+        <w:trPr>
+          <w:trHeight w:val="656"/>
+        </w:trPr>
+        <w:tc>
+          <w:tcPr>
+            <w:tcW w:w="1848" w:type="dxa"/>
+            <w:tcBorders>
+              <w:top w:val="single" w:sz="4" w:space="0" w:color="auto"/>
+              <w:left w:val="single" w:sz="4" w:space="0" w:color="auto"/>
+              <w:bottom w:val="single" w:sz="4" w:space="0" w:color="auto"/>
+              <w:right w:val="single" w:sz="4" w:space="0" w:color="auto"/>
+            </w:tcBorders>
+            <w:shd w:val="clear" w:color="auto" w:fill="BFBFBF" w:themeFill="background1" w:themeFillShade="BF"/>
+          </w:tcPr>
+          <w:p>
+            <w:r>
+              <w:t>Campo</w:t>
+            </w:r>
+          </w:p>
+        </w:tc>
+        <w:tc>
+          <w:tcPr>
+            <w:tcW w:w="1853" w:type="dxa"/>
+            <w:tcBorders>
+              <w:top w:val="single" w:sz="4" w:space="0" w:color="auto"/>
+              <w:left w:val="single" w:sz="4" w:space="0" w:color="auto"/>
+              <w:bottom w:val="single" w:sz="4" w:space="0" w:color="auto"/>
+              <w:right w:val="single" w:sz="4" w:space="0" w:color="auto"/>
+            </w:tcBorders>
+            <w:shd w:val="clear" w:color="auto" w:fill="BFBFBF" w:themeFill="background1" w:themeFillShade="BF"/>
+          </w:tcPr>
+          <w:p>
+            <w:r>
+              <w:t xml:space="preserve">Tipo de Dato </w:t>
+            </w:r>
+          </w:p>
+        </w:tc>
+        <w:tc>
+          <w:tcPr>
+            <w:tcW w:w="1840" w:type="dxa"/>
+            <w:tcBorders>
+              <w:top w:val="single" w:sz="4" w:space="0" w:color="auto"/>
+              <w:left w:val="single" w:sz="4" w:space="0" w:color="auto"/>
+              <w:bottom w:val="single" w:sz="4" w:space="0" w:color="auto"/>
+              <w:right w:val="single" w:sz="4" w:space="0" w:color="auto"/>
+            </w:tcBorders>
+            <w:shd w:val="clear" w:color="auto" w:fill="BFBFBF" w:themeFill="background1" w:themeFillShade="BF"/>
+          </w:tcPr>
+          <w:p>
+            <w:r>
+              <w:t>Nulo</w:t>
+            </w:r>
+          </w:p>
+        </w:tc>
+        <w:tc>
+          <w:tcPr>
+            <w:tcW w:w="1842" w:type="dxa"/>
+            <w:tcBorders>
+              <w:top w:val="single" w:sz="4" w:space="0" w:color="auto"/>
+              <w:left w:val="single" w:sz="4" w:space="0" w:color="auto"/>
+              <w:bottom w:val="single" w:sz="4" w:space="0" w:color="auto"/>
+              <w:right w:val="single" w:sz="4" w:space="0" w:color="auto"/>
+            </w:tcBorders>
+            <w:shd w:val="clear" w:color="auto" w:fill="BFBFBF" w:themeFill="background1" w:themeFillShade="BF"/>
+          </w:tcPr>
+          <w:p>
+            <w:r>
+              <w:t>Clave</w:t>
+            </w:r>
+          </w:p>
+        </w:tc>
+        <w:tc>
+          <w:tcPr>
+            <w:tcW w:w="2110" w:type="dxa"/>
+            <w:tcBorders>
+              <w:top w:val="single" w:sz="4" w:space="0" w:color="auto"/>
+              <w:left w:val="single" w:sz="4" w:space="0" w:color="auto"/>
+              <w:bottom w:val="single" w:sz="4" w:space="0" w:color="auto"/>
+              <w:right w:val="single" w:sz="4" w:space="0" w:color="auto"/>
+            </w:tcBorders>
+            <w:shd w:val="clear" w:color="auto" w:fill="BFBFBF" w:themeFill="background1" w:themeFillShade="BF"/>
+          </w:tcPr>
+          <w:p>
+            <w:r>
+              <w:t>Descripción</w:t>
+            </w:r>
+          </w:p>
+        </w:tc>
+      </w:tr>
+      <w:tr>
+        <w:trPr>
+          <w:trHeight w:val="417"/>
+        </w:trPr>
+        <w:tc>
+          <w:tcPr>
+            <w:tcW w:w="1848" w:type="dxa"/>
+            <w:tcBorders>
+              <w:top w:val="single" w:sz="4" w:space="0" w:color="auto"/>
+            </w:tcBorders>
+          </w:tcPr>
+          <w:p>
+            <w:proofErr w:type="spellStart"/>
+            <w:r>
+              <w:t>Id</w:t>
+            </w:r>
+            <w:r>
+              <w:t>Vehiculo</w:t>
+            </w:r>
+            <w:proofErr w:type="spellEnd"/>
+          </w:p>
+        </w:tc>
+        <w:tc>
+          <w:tcPr>
+            <w:tcW w:w="1853" w:type="dxa"/>
+            <w:tcBorders>
+              <w:top w:val="single" w:sz="4" w:space="0" w:color="auto"/>
+            </w:tcBorders>
+          </w:tcPr>
+          <w:p>
+            <w:r>
+              <w:t>INT IDENTITY</w:t>
+            </w:r>
+          </w:p>
+        </w:tc>
+        <w:tc>
+          <w:tcPr>
+            <w:tcW w:w="1840" w:type="dxa"/>
+            <w:tcBorders>
+              <w:top w:val="single" w:sz="4" w:space="0" w:color="auto"/>
+            </w:tcBorders>
+          </w:tcPr>
+          <w:p>
+            <w:r>
+              <w:t>No</w:t>
+            </w:r>
+          </w:p>
+        </w:tc>
+        <w:tc>
+          <w:tcPr>
+            <w:tcW w:w="1842" w:type="dxa"/>
+            <w:tcBorders>
+              <w:top w:val="single" w:sz="4" w:space="0" w:color="auto"/>
+            </w:tcBorders>
+          </w:tcPr>
+          <w:p>
+            <w:r>
+              <w:t>PK</w:t>
+            </w:r>
+          </w:p>
+        </w:tc>
+        <w:tc>
+          <w:tcPr>
+            <w:tcW w:w="2110" w:type="dxa"/>
+            <w:tcBorders>
+              <w:top w:val="single" w:sz="4" w:space="0" w:color="auto"/>
+            </w:tcBorders>
+          </w:tcPr>
+          <w:p>
+            <w:r>
+              <w:t>Identificador del vehículo, se genera automáticamente</w:t>
+            </w:r>
+          </w:p>
+        </w:tc>
+      </w:tr>
+      <w:tr>
+        <w:trPr>
+          <w:trHeight w:val="393"/>
+        </w:trPr>
+        <w:tc>
+          <w:tcPr>
+            <w:tcW w:w="1848" w:type="dxa"/>
+          </w:tcPr>
+          <w:p>
+            <w:r>
+              <w:t>Placa</w:t>
+            </w:r>
+          </w:p>
+        </w:tc>
+        <w:tc>
+          <w:tcPr>
+            <w:tcW w:w="1853" w:type="dxa"/>
+          </w:tcPr>
+          <w:p>
+            <w:proofErr w:type="gramStart"/>
+            <w:r>
+              <w:t>VARCHAR(</w:t>
+            </w:r>
+            <w:proofErr w:type="gramEnd"/>
+            <w:r>
+              <w:t>1</w:t>
+            </w:r>
+            <w:r>
+              <w:t>0</w:t>
+            </w:r>
+            <w:r>
+              <w:t>)</w:t>
+            </w:r>
+          </w:p>
+        </w:tc>
+        <w:tc>
+          <w:tcPr>
+            <w:tcW w:w="1840" w:type="dxa"/>
+          </w:tcPr>
+          <w:p>
+            <w:r>
+              <w:t>No</w:t>
+            </w:r>
+          </w:p>
+        </w:tc>
+        <w:tc>
+          <w:tcPr>
+            <w:tcW w:w="1842" w:type="dxa"/>
+          </w:tcPr>
+          <w:p>
+            <w:proofErr w:type="spellStart"/>
+            <w:r>
+              <w:t>Unica</w:t>
+            </w:r>
+            <w:proofErr w:type="spellEnd"/>
+          </w:p>
+        </w:tc>
+        <w:tc>
+          <w:tcPr>
+            <w:tcW w:w="2110" w:type="dxa"/>
+          </w:tcPr>
+          <w:p>
+            <w:r>
+              <w:t>Placa del vehículo</w:t>
+            </w:r>
+          </w:p>
+        </w:tc>
+      </w:tr>
+      <w:tr>
+        <w:trPr>
+          <w:trHeight w:val="417"/>
+        </w:trPr>
+        <w:tc>
+          <w:tcPr>
+            <w:tcW w:w="1848" w:type="dxa"/>
+          </w:tcPr>
+          <w:p>
+            <w:r>
+              <w:t>Tipo</w:t>
+            </w:r>
+          </w:p>
+        </w:tc>
+        <w:tc>
+          <w:tcPr>
+            <w:tcW w:w="1853" w:type="dxa"/>
+          </w:tcPr>
+          <w:p>
+            <w:proofErr w:type="gramStart"/>
+            <w:r>
+              <w:t>VARCHAR(</w:t>
+            </w:r>
+            <w:proofErr w:type="gramEnd"/>
+            <w:r>
+              <w:t>10</w:t>
+            </w:r>
+            <w:r>
+              <w:t>)</w:t>
+            </w:r>
+          </w:p>
+        </w:tc>
+        <w:tc>
+          <w:tcPr>
+            <w:tcW w:w="1840" w:type="dxa"/>
+          </w:tcPr>
+          <w:p>
+            <w:r>
+              <w:t>No</w:t>
+            </w:r>
+          </w:p>
+        </w:tc>
+        <w:tc>
+          <w:tcPr>
+            <w:tcW w:w="1842" w:type="dxa"/>
+          </w:tcPr>
+          <w:p/>
+        </w:tc>
+        <w:tc>
+          <w:tcPr>
+            <w:tcW w:w="2110" w:type="dxa"/>
+          </w:tcPr>
+          <w:p>
+            <w:r>
+              <w:t>Tipo de vehículo; solo acepta Carro o Moto</w:t>
+            </w:r>
+          </w:p>
+        </w:tc>
+      </w:tr>
+      <w:tr>
+        <w:trPr>
+          <w:trHeight w:val="393"/>
+        </w:trPr>
+        <w:tc>
+          <w:tcPr>
+            <w:tcW w:w="1848" w:type="dxa"/>
+          </w:tcPr>
+          <w:p>
+            <w:r>
+              <w:t>Marca</w:t>
+            </w:r>
+          </w:p>
+        </w:tc>
+        <w:tc>
+          <w:tcPr>
+            <w:tcW w:w="1853" w:type="dxa"/>
+          </w:tcPr>
+          <w:p>
+            <w:proofErr w:type="gramStart"/>
+            <w:r>
+              <w:t>VARCHAR(</w:t>
+            </w:r>
+            <w:proofErr w:type="gramEnd"/>
+            <w:r>
+              <w:t>40</w:t>
+            </w:r>
+            <w:r>
+              <w:t>)</w:t>
+            </w:r>
+          </w:p>
+        </w:tc>
+        <w:tc>
+          <w:tcPr>
+            <w:tcW w:w="1840" w:type="dxa"/>
+          </w:tcPr>
+          <w:p>
+            <w:r>
+              <w:t>No</w:t>
+            </w:r>
+          </w:p>
+        </w:tc>
+        <w:tc>
+          <w:tcPr>
+            <w:tcW w:w="1842" w:type="dxa"/>
+          </w:tcPr>
+          <w:p/>
+        </w:tc>
+        <w:tc>
+          <w:tcPr>
+            <w:tcW w:w="2110" w:type="dxa"/>
+          </w:tcPr>
+          <w:p>
+            <w:r>
+              <w:t>Marca del vehículo</w:t>
+            </w:r>
+          </w:p>
+        </w:tc>
+      </w:tr>
+      <w:tr>
+        <w:trPr>
+          <w:trHeight w:val="393"/>
+        </w:trPr>
+        <w:tc>
+          <w:tcPr>
+            <w:tcW w:w="1848" w:type="dxa"/>
+          </w:tcPr>
+          <w:p>
+            <w:r>
+              <w:t>Color</w:t>
+            </w:r>
+          </w:p>
+        </w:tc>
+        <w:tc>
+          <w:tcPr>
+            <w:tcW w:w="1853" w:type="dxa"/>
+          </w:tcPr>
+          <w:p>
+            <w:proofErr w:type="gramStart"/>
+            <w:r>
+              <w:t>VARCHAR(</w:t>
+            </w:r>
+            <w:proofErr w:type="gramEnd"/>
+            <w:r>
+              <w:t>30)</w:t>
+            </w:r>
+          </w:p>
+        </w:tc>
+        <w:tc>
+          <w:tcPr>
+            <w:tcW w:w="1840" w:type="dxa"/>
+          </w:tcPr>
+          <w:p>
+            <w:r>
+              <w:t>No</w:t>
+            </w:r>
+          </w:p>
+        </w:tc>
+        <w:tc>
+          <w:tcPr>
+            <w:tcW w:w="1842" w:type="dxa"/>
+          </w:tcPr>
+          <w:p/>
+        </w:tc>
+        <w:tc>
+          <w:tcPr>
+            <w:tcW w:w="2110" w:type="dxa"/>
+          </w:tcPr>
+          <w:p>
+            <w:r>
+              <w:t>Color del vehículo</w:t>
+            </w:r>
+          </w:p>
+        </w:tc>
+      </w:tr>
+      <w:tr>
+        <w:trPr>
+          <w:trHeight w:val="707"/>
+        </w:trPr>
+        <w:tc>
+          <w:tcPr>
+            <w:tcW w:w="1848" w:type="dxa"/>
+          </w:tcPr>
+          <w:p>
+            <w:proofErr w:type="spellStart"/>
+            <w:r>
+              <w:t>IdCliente</w:t>
+            </w:r>
+            <w:proofErr w:type="spellEnd"/>
+          </w:p>
+        </w:tc>
+        <w:tc>
+          <w:tcPr>
+            <w:tcW w:w="1853" w:type="dxa"/>
+          </w:tcPr>
+          <w:p>
+            <w:r>
+              <w:t>INT</w:t>
+            </w:r>
+          </w:p>
+        </w:tc>
+        <w:tc>
+          <w:tcPr>
+            <w:tcW w:w="1840" w:type="dxa"/>
+          </w:tcPr>
+          <w:p>
+            <w:r>
+              <w:t>No</w:t>
+            </w:r>
+          </w:p>
+        </w:tc>
+        <w:tc>
+          <w:tcPr>
+            <w:tcW w:w="1842" w:type="dxa"/>
+          </w:tcPr>
+          <w:p>
+            <w:r>
+              <w:t>FK</w:t>
+            </w:r>
+          </w:p>
+        </w:tc>
+        <w:tc>
+          <w:tcPr>
+            <w:tcW w:w="2110" w:type="dxa"/>
+          </w:tcPr>
+          <w:p>
+            <w:r>
+              <w:t>Cliente dueño del vehículo; referencia a Cliente</w:t>
+            </w:r>
+          </w:p>
+        </w:tc>
+      </w:tr>
+    </w:tbl>
+    <w:p/>
+    <w:p/>
+    <w:p/>
+    <w:p/>
+    <w:p/>
+    <w:p>
+      <w:pPr>
+        <w:spacing w:line="259" w:lineRule="auto"/>
+      </w:pPr>
+      <w:r>
+        <w:rPr>
+          <w:b/>
+          <w:bCs/>
+        </w:rPr>
+        <w:t xml:space="preserve">Tabla </w:t>
+      </w:r>
+      <w:r>
+        <w:rPr>
+          <w:b/>
+          <w:bCs/>
+        </w:rPr>
+        <w:t>3</w:t>
+      </w:r>
+      <w:r>
+        <w:br/>
+      </w:r>
+      <w:r>
+        <w:rPr>
+          <w:i/>
+          <w:iCs/>
+        </w:rPr>
+        <w:t xml:space="preserve">Diccionario de datos de la tabla </w:t>
+      </w:r>
+      <w:r>
+        <w:rPr>
+          <w:i/>
+          <w:iCs/>
+        </w:rPr>
+        <w:t>Espacio</w:t>
+      </w:r>
+    </w:p>
+    <w:tbl>
+      <w:tblPr>
+        <w:tblStyle w:val="Tablaconcuadrcula"/>
+        <w:tblW w:w="9493" w:type="dxa"/>
+        <w:tblLook w:val="04A0" w:firstRow="1" w:lastRow="0" w:firstColumn="1" w:lastColumn="0" w:noHBand="0" w:noVBand="1"/>
+      </w:tblPr>
+      <w:tblGrid>
+        <w:gridCol w:w="2234"/>
+        <w:gridCol w:w="2479"/>
+        <w:gridCol w:w="1416"/>
+        <w:gridCol w:w="1510"/>
+        <w:gridCol w:w="2176"/>
       </w:tblGrid>
       <w:tr>
         <w:trPr>
@@ -6887,9 +6311,11 @@
             <w:tcW w:w="1853" w:type="dxa"/>
           </w:tcPr>
           <w:p>
+            <w:proofErr w:type="gramStart"/>
             <w:r>
               <w:t>VARCHAR(</w:t>
             </w:r>
+            <w:proofErr w:type="gramEnd"/>
             <w:r>
               <w:t>10</w:t>
             </w:r>
@@ -6944,9 +6370,11 @@
             <w:tcW w:w="1853" w:type="dxa"/>
           </w:tcPr>
           <w:p>
+            <w:proofErr w:type="gramStart"/>
             <w:r>
               <w:t>VARCHAR(</w:t>
             </w:r>
+            <w:proofErr w:type="gramEnd"/>
             <w:r>
               <w:t>12</w:t>
             </w:r>
@@ -6996,11 +6424,15 @@
     </w:tbl>
     <w:p/>
     <w:p>
+      <w:pPr>
+        <w:spacing w:line="259" w:lineRule="auto"/>
+      </w:pPr>
       <w:r>
         <w:rPr>
           <w:b/>
           <w:bCs/>
         </w:rPr>
+        <w:lastRenderedPageBreak/>
         <w:t xml:space="preserve">Tabla </w:t>
       </w:r>
       <w:r>
@@ -7031,15 +6463,16 @@
     <w:tbl>
       <w:tblPr>
         <w:tblStyle w:val="Tablaconcuadrcula"/>
-        <w:tblW w:w="9776" w:type="dxa"/>
+        <w:tblW w:w="10632" w:type="dxa"/>
+        <w:tblInd w:w="-431" w:type="dxa"/>
         <w:tblLook w:val="04A0" w:firstRow="1" w:lastRow="0" w:firstColumn="1" w:lastColumn="0" w:noHBand="0" w:noVBand="1"/>
       </w:tblPr>
       <w:tblGrid>
-        <w:gridCol w:w="1848"/>
-        <w:gridCol w:w="1853"/>
-        <w:gridCol w:w="1840"/>
-        <w:gridCol w:w="1842"/>
-        <w:gridCol w:w="2393"/>
+        <w:gridCol w:w="2714"/>
+        <w:gridCol w:w="2610"/>
+        <w:gridCol w:w="1416"/>
+        <w:gridCol w:w="1496"/>
+        <w:gridCol w:w="2396"/>
       </w:tblGrid>
       <w:tr>
         <w:trPr>
@@ -7047,7 +6480,7 @@
         </w:trPr>
         <w:tc>
           <w:tcPr>
-            <w:tcW w:w="1848" w:type="dxa"/>
+            <w:tcW w:w="2714" w:type="dxa"/>
             <w:tcBorders>
               <w:top w:val="single" w:sz="4" w:space="0" w:color="auto"/>
               <w:left w:val="single" w:sz="4" w:space="0" w:color="auto"/>
@@ -7064,7 +6497,7 @@
         </w:tc>
         <w:tc>
           <w:tcPr>
-            <w:tcW w:w="1853" w:type="dxa"/>
+            <w:tcW w:w="2610" w:type="dxa"/>
             <w:tcBorders>
               <w:top w:val="single" w:sz="4" w:space="0" w:color="auto"/>
               <w:left w:val="single" w:sz="4" w:space="0" w:color="auto"/>
@@ -7081,7 +6514,7 @@
         </w:tc>
         <w:tc>
           <w:tcPr>
-            <w:tcW w:w="1840" w:type="dxa"/>
+            <w:tcW w:w="1416" w:type="dxa"/>
             <w:tcBorders>
               <w:top w:val="single" w:sz="4" w:space="0" w:color="auto"/>
               <w:left w:val="single" w:sz="4" w:space="0" w:color="auto"/>
@@ -7098,7 +6531,7 @@
         </w:tc>
         <w:tc>
           <w:tcPr>
-            <w:tcW w:w="1842" w:type="dxa"/>
+            <w:tcW w:w="1496" w:type="dxa"/>
             <w:tcBorders>
               <w:top w:val="single" w:sz="4" w:space="0" w:color="auto"/>
               <w:left w:val="single" w:sz="4" w:space="0" w:color="auto"/>
@@ -7115,7 +6548,7 @@
         </w:tc>
         <w:tc>
           <w:tcPr>
-            <w:tcW w:w="2393" w:type="dxa"/>
+            <w:tcW w:w="2396" w:type="dxa"/>
             <w:tcBorders>
               <w:top w:val="single" w:sz="4" w:space="0" w:color="auto"/>
               <w:left w:val="single" w:sz="4" w:space="0" w:color="auto"/>
@@ -7137,7 +6570,7 @@
         </w:trPr>
         <w:tc>
           <w:tcPr>
-            <w:tcW w:w="1848" w:type="dxa"/>
+            <w:tcW w:w="2714" w:type="dxa"/>
             <w:tcBorders>
               <w:top w:val="single" w:sz="4" w:space="0" w:color="auto"/>
             </w:tcBorders>
@@ -7155,7 +6588,7 @@
         </w:tc>
         <w:tc>
           <w:tcPr>
-            <w:tcW w:w="1853" w:type="dxa"/>
+            <w:tcW w:w="2610" w:type="dxa"/>
             <w:tcBorders>
               <w:top w:val="single" w:sz="4" w:space="0" w:color="auto"/>
             </w:tcBorders>
@@ -7168,7 +6601,7 @@
         </w:tc>
         <w:tc>
           <w:tcPr>
-            <w:tcW w:w="1840" w:type="dxa"/>
+            <w:tcW w:w="1416" w:type="dxa"/>
             <w:tcBorders>
               <w:top w:val="single" w:sz="4" w:space="0" w:color="auto"/>
             </w:tcBorders>
@@ -7181,7 +6614,7 @@
         </w:tc>
         <w:tc>
           <w:tcPr>
-            <w:tcW w:w="1842" w:type="dxa"/>
+            <w:tcW w:w="1496" w:type="dxa"/>
             <w:tcBorders>
               <w:top w:val="single" w:sz="4" w:space="0" w:color="auto"/>
             </w:tcBorders>
@@ -7194,7 +6627,7 @@
         </w:tc>
         <w:tc>
           <w:tcPr>
-            <w:tcW w:w="2393" w:type="dxa"/>
+            <w:tcW w:w="2396" w:type="dxa"/>
             <w:tcBorders>
               <w:top w:val="single" w:sz="4" w:space="0" w:color="auto"/>
             </w:tcBorders>
@@ -7212,7 +6645,7 @@
         </w:trPr>
         <w:tc>
           <w:tcPr>
-            <w:tcW w:w="1848" w:type="dxa"/>
+            <w:tcW w:w="2714" w:type="dxa"/>
           </w:tcPr>
           <w:p>
             <w:pPr>
@@ -7229,7 +6662,7 @@
         </w:tc>
         <w:tc>
           <w:tcPr>
-            <w:tcW w:w="1853" w:type="dxa"/>
+            <w:tcW w:w="2610" w:type="dxa"/>
           </w:tcPr>
           <w:p>
             <w:r>
@@ -7239,7 +6672,7 @@
         </w:tc>
         <w:tc>
           <w:tcPr>
-            <w:tcW w:w="1840" w:type="dxa"/>
+            <w:tcW w:w="1416" w:type="dxa"/>
           </w:tcPr>
           <w:p>
             <w:r>
@@ -7249,7 +6682,7 @@
         </w:tc>
         <w:tc>
           <w:tcPr>
-            <w:tcW w:w="1842" w:type="dxa"/>
+            <w:tcW w:w="1496" w:type="dxa"/>
           </w:tcPr>
           <w:p>
             <w:r>
@@ -7259,7 +6692,7 @@
         </w:tc>
         <w:tc>
           <w:tcPr>
-            <w:tcW w:w="2393" w:type="dxa"/>
+            <w:tcW w:w="2396" w:type="dxa"/>
           </w:tcPr>
           <w:p>
             <w:r>
@@ -7279,7 +6712,7 @@
         </w:trPr>
         <w:tc>
           <w:tcPr>
-            <w:tcW w:w="1848" w:type="dxa"/>
+            <w:tcW w:w="2714" w:type="dxa"/>
           </w:tcPr>
           <w:p>
             <w:proofErr w:type="spellStart"/>
@@ -7291,7 +6724,7 @@
         </w:tc>
         <w:tc>
           <w:tcPr>
-            <w:tcW w:w="1853" w:type="dxa"/>
+            <w:tcW w:w="2610" w:type="dxa"/>
           </w:tcPr>
           <w:p>
             <w:r>
@@ -7301,7 +6734,7 @@
         </w:tc>
         <w:tc>
           <w:tcPr>
-            <w:tcW w:w="1840" w:type="dxa"/>
+            <w:tcW w:w="1416" w:type="dxa"/>
           </w:tcPr>
           <w:p>
             <w:r>
@@ -7311,7 +6744,7 @@
         </w:tc>
         <w:tc>
           <w:tcPr>
-            <w:tcW w:w="1842" w:type="dxa"/>
+            <w:tcW w:w="1496" w:type="dxa"/>
           </w:tcPr>
           <w:p>
             <w:r>
@@ -7321,7 +6754,7 @@
         </w:tc>
         <w:tc>
           <w:tcPr>
-            <w:tcW w:w="2393" w:type="dxa"/>
+            <w:tcW w:w="2396" w:type="dxa"/>
           </w:tcPr>
           <w:p>
             <w:r>
@@ -7336,7 +6769,7 @@
         </w:trPr>
         <w:tc>
           <w:tcPr>
-            <w:tcW w:w="1848" w:type="dxa"/>
+            <w:tcW w:w="2714" w:type="dxa"/>
           </w:tcPr>
           <w:p>
             <w:proofErr w:type="spellStart"/>
@@ -7348,7 +6781,7 @@
         </w:tc>
         <w:tc>
           <w:tcPr>
-            <w:tcW w:w="1853" w:type="dxa"/>
+            <w:tcW w:w="2610" w:type="dxa"/>
           </w:tcPr>
           <w:p>
             <w:r>
@@ -7358,7 +6791,7 @@
         </w:tc>
         <w:tc>
           <w:tcPr>
-            <w:tcW w:w="1840" w:type="dxa"/>
+            <w:tcW w:w="1416" w:type="dxa"/>
           </w:tcPr>
           <w:p>
             <w:r>
@@ -7368,13 +6801,13 @@
         </w:tc>
         <w:tc>
           <w:tcPr>
-            <w:tcW w:w="1842" w:type="dxa"/>
+            <w:tcW w:w="1496" w:type="dxa"/>
           </w:tcPr>
           <w:p/>
         </w:tc>
         <w:tc>
           <w:tcPr>
-            <w:tcW w:w="2393" w:type="dxa"/>
+            <w:tcW w:w="2396" w:type="dxa"/>
           </w:tcPr>
           <w:p>
             <w:r>
@@ -7389,7 +6822,7 @@
         </w:trPr>
         <w:tc>
           <w:tcPr>
-            <w:tcW w:w="1848" w:type="dxa"/>
+            <w:tcW w:w="2714" w:type="dxa"/>
           </w:tcPr>
           <w:p>
             <w:proofErr w:type="spellStart"/>
@@ -7401,7 +6834,7 @@
         </w:tc>
         <w:tc>
           <w:tcPr>
-            <w:tcW w:w="1853" w:type="dxa"/>
+            <w:tcW w:w="2610" w:type="dxa"/>
           </w:tcPr>
           <w:p>
             <w:r>
@@ -7411,7 +6844,7 @@
         </w:tc>
         <w:tc>
           <w:tcPr>
-            <w:tcW w:w="1840" w:type="dxa"/>
+            <w:tcW w:w="1416" w:type="dxa"/>
           </w:tcPr>
           <w:p>
             <w:r>
@@ -7421,13 +6854,13 @@
         </w:tc>
         <w:tc>
           <w:tcPr>
-            <w:tcW w:w="1842" w:type="dxa"/>
+            <w:tcW w:w="1496" w:type="dxa"/>
           </w:tcPr>
           <w:p/>
         </w:tc>
         <w:tc>
           <w:tcPr>
-            <w:tcW w:w="2393" w:type="dxa"/>
+            <w:tcW w:w="2396" w:type="dxa"/>
           </w:tcPr>
           <w:p>
             <w:r>
@@ -7442,7 +6875,7 @@
         </w:trPr>
         <w:tc>
           <w:tcPr>
-            <w:tcW w:w="1848" w:type="dxa"/>
+            <w:tcW w:w="2714" w:type="dxa"/>
           </w:tcPr>
           <w:p>
             <w:proofErr w:type="spellStart"/>
@@ -7454,17 +6887,22 @@
         </w:tc>
         <w:tc>
           <w:tcPr>
-            <w:tcW w:w="1853" w:type="dxa"/>
-          </w:tcPr>
-          <w:p>
-            <w:r>
-              <w:t>DECIMAL(10,2)</w:t>
-            </w:r>
-          </w:p>
-        </w:tc>
-        <w:tc>
-          <w:tcPr>
-            <w:tcW w:w="1840" w:type="dxa"/>
+            <w:tcW w:w="2610" w:type="dxa"/>
+          </w:tcPr>
+          <w:p>
+            <w:proofErr w:type="gramStart"/>
+            <w:r>
+              <w:t>DECIMAL(</w:t>
+            </w:r>
+            <w:proofErr w:type="gramEnd"/>
+            <w:r>
+              <w:t>10,2)</w:t>
+            </w:r>
+          </w:p>
+        </w:tc>
+        <w:tc>
+          <w:tcPr>
+            <w:tcW w:w="1416" w:type="dxa"/>
           </w:tcPr>
           <w:p>
             <w:r>
@@ -7474,13 +6912,13 @@
         </w:tc>
         <w:tc>
           <w:tcPr>
-            <w:tcW w:w="1842" w:type="dxa"/>
+            <w:tcW w:w="1496" w:type="dxa"/>
           </w:tcPr>
           <w:p/>
         </w:tc>
         <w:tc>
           <w:tcPr>
-            <w:tcW w:w="2393" w:type="dxa"/>
+            <w:tcW w:w="2396" w:type="dxa"/>
           </w:tcPr>
           <w:p>
             <w:r>
@@ -7497,6 +6935,7 @@
       </w:pPr>
       <w:bookmarkStart w:id="11" w:name="_Toc219643351"/>
       <w:r>
+        <w:lastRenderedPageBreak/>
         <w:t>Repositorio de GitHub</w:t>
       </w:r>
       <w:bookmarkEnd w:id="11"/>
@@ -7512,8 +6951,8 @@
     <w:p/>
     <w:sectPr>
       <w:footerReference w:type="default" r:id="rId13"/>
-      <w:pgSz w:w="12240" w:h="15840"/>
-      <w:pgMar w:top="1417" w:right="1701" w:bottom="1417" w:left="1701" w:header="708" w:footer="708" w:gutter="0"/>
+      <w:pgSz w:w="12240" w:h="15840" w:code="1"/>
+      <w:pgMar w:top="1440" w:right="1440" w:bottom="1440" w:left="1440" w:header="709" w:footer="709" w:gutter="0"/>
       <w:cols w:space="708"/>
       <w:titlePg/>
       <w:docGrid w:linePitch="360"/>
@@ -8591,6 +8030,15 @@
   <w:style w:type="paragraph" w:default="1" w:styleId="Normal">
     <w:name w:val="Normal"/>
     <w:qFormat/>
+    <w:rsid w:val="00817586"/>
+    <w:pPr>
+      <w:spacing w:line="480" w:lineRule="auto"/>
+      <w:ind w:firstLine="720"/>
+    </w:pPr>
+    <w:rPr>
+      <w:rFonts w:ascii="Times New Roman" w:hAnsi="Times New Roman"/>
+      <w:sz w:val="24"/>
+    </w:rPr>
   </w:style>
   <w:style w:type="paragraph" w:styleId="Ttulo1">
     <w:name w:val="heading 1"/>
@@ -8607,10 +8055,9 @@
       <w:outlineLvl w:val="0"/>
     </w:pPr>
     <w:rPr>
-      <w:rFonts w:ascii="Times New Roman" w:eastAsiaTheme="majorEastAsia" w:hAnsi="Times New Roman" w:cstheme="majorBidi"/>
+      <w:rFonts w:eastAsiaTheme="majorEastAsia" w:cstheme="majorBidi"/>
       <w:b/>
       <w:color w:val="000000" w:themeColor="text1"/>
-      <w:sz w:val="24"/>
       <w:szCs w:val="40"/>
     </w:rPr>
   </w:style>
@@ -8630,10 +8077,9 @@
       <w:outlineLvl w:val="1"/>
     </w:pPr>
     <w:rPr>
-      <w:rFonts w:ascii="Times New Roman" w:eastAsiaTheme="majorEastAsia" w:hAnsi="Times New Roman" w:cstheme="majorBidi"/>
+      <w:rFonts w:eastAsiaTheme="majorEastAsia" w:cstheme="majorBidi"/>
       <w:b/>
       <w:color w:val="000000" w:themeColor="text1"/>
-      <w:sz w:val="24"/>
       <w:szCs w:val="32"/>
     </w:rPr>
   </w:style>
@@ -8984,6 +8430,7 @@
       <w:numPr>
         <w:ilvl w:val="1"/>
       </w:numPr>
+      <w:ind w:firstLine="720"/>
     </w:pPr>
     <w:rPr>
       <w:rFonts w:eastAsiaTheme="majorEastAsia" w:cstheme="majorBidi"/>
